--- a/documentos/informe de pryecto de software.docx
+++ b/documentos/informe de pryecto de software.docx
@@ -29,12 +29,12 @@
           <wp:inline distB="114300" distT="114300" distL="114300" distR="114300">
             <wp:extent cx="1427861" cy="1509713"/>
             <wp:effectExtent b="0" l="0" r="0" t="0"/>
-            <wp:docPr id="13" name="image3.png"/>
+            <wp:docPr id="15" name="image9.png"/>
             <a:graphic>
               <a:graphicData uri="http://schemas.openxmlformats.org/drawingml/2006/picture">
                 <pic:pic>
                   <pic:nvPicPr>
-                    <pic:cNvPr id="0" name="image3.png"/>
+                    <pic:cNvPr id="0" name="image9.png"/>
                     <pic:cNvPicPr preferRelativeResize="0"/>
                   </pic:nvPicPr>
                   <pic:blipFill>
@@ -378,7 +378,7 @@
     </w:p>
     <w:sdt>
       <w:sdtPr>
-        <w:id w:val="-1742008736"/>
+        <w:id w:val="-331503442"/>
         <w:docPartObj>
           <w:docPartGallery w:val="Table of Contents"/>
           <w:docPartUnique w:val="1"/>
@@ -1922,7 +1922,7 @@
         <w:pStyle w:val="Heading2"/>
         <w:numPr>
           <w:ilvl w:val="0"/>
-          <w:numId w:val="8"/>
+          <w:numId w:val="12"/>
         </w:numPr>
         <w:ind w:left="720" w:hanging="360"/>
         <w:jc w:val="both"/>
@@ -2008,7 +2008,7 @@
       <w:pPr>
         <w:numPr>
           <w:ilvl w:val="0"/>
-          <w:numId w:val="4"/>
+          <w:numId w:val="5"/>
         </w:numPr>
         <w:ind w:left="720" w:hanging="360"/>
         <w:jc w:val="both"/>
@@ -2090,7 +2090,7 @@
       <w:pPr>
         <w:numPr>
           <w:ilvl w:val="0"/>
-          <w:numId w:val="1"/>
+          <w:numId w:val="2"/>
         </w:numPr>
         <w:ind w:left="720" w:hanging="360"/>
         <w:jc w:val="both"/>
@@ -2180,7 +2180,7 @@
       <w:pPr>
         <w:numPr>
           <w:ilvl w:val="0"/>
-          <w:numId w:val="16"/>
+          <w:numId w:val="22"/>
         </w:numPr>
         <w:ind w:left="720" w:hanging="360"/>
         <w:jc w:val="both"/>
@@ -2541,7 +2541,7 @@
       </w:r>
       <w:sdt>
         <w:sdtPr>
-          <w:id w:val="1637094404"/>
+          <w:id w:val="1188360347"/>
           <w:tag w:val="goog_rdk_0"/>
         </w:sdtPr>
         <w:sdtContent>
@@ -2550,7 +2550,7 @@
       </w:sdt>
       <w:sdt>
         <w:sdtPr>
-          <w:id w:val="355791345"/>
+          <w:id w:val="-600943841"/>
           <w:tag w:val="goog_rdk_1"/>
         </w:sdtPr>
         <w:sdtContent>
@@ -4251,12 +4251,12 @@
           <wp:inline distB="114300" distT="114300" distL="114300" distR="114300">
             <wp:extent cx="6038850" cy="5743724"/>
             <wp:effectExtent b="0" l="0" r="0" t="0"/>
-            <wp:docPr id="4" name="image12.png"/>
+            <wp:docPr id="4" name="image15.png"/>
             <a:graphic>
               <a:graphicData uri="http://schemas.openxmlformats.org/drawingml/2006/picture">
                 <pic:pic>
                   <pic:nvPicPr>
-                    <pic:cNvPr id="0" name="image12.png"/>
+                    <pic:cNvPr id="0" name="image15.png"/>
                     <pic:cNvPicPr preferRelativeResize="0"/>
                   </pic:nvPicPr>
                   <pic:blipFill>
@@ -6810,7 +6810,7 @@
       <w:pPr>
         <w:numPr>
           <w:ilvl w:val="0"/>
-          <w:numId w:val="14"/>
+          <w:numId w:val="20"/>
         </w:numPr>
         <w:ind w:left="720" w:hanging="360"/>
         <w:rPr>
@@ -6849,7 +6849,7 @@
       <w:pPr>
         <w:numPr>
           <w:ilvl w:val="0"/>
-          <w:numId w:val="14"/>
+          <w:numId w:val="20"/>
         </w:numPr>
         <w:ind w:left="720" w:hanging="360"/>
         <w:rPr>
@@ -6888,7 +6888,7 @@
       <w:pPr>
         <w:numPr>
           <w:ilvl w:val="0"/>
-          <w:numId w:val="14"/>
+          <w:numId w:val="20"/>
         </w:numPr>
         <w:ind w:left="720" w:hanging="360"/>
         <w:rPr>
@@ -6954,12 +6954,12 @@
           <wp:inline distB="114300" distT="114300" distL="114300" distR="114300">
             <wp:extent cx="6100763" cy="5638800"/>
             <wp:effectExtent b="0" l="0" r="0" t="0"/>
-            <wp:docPr id="5" name="image5.png"/>
+            <wp:docPr id="6" name="image2.png"/>
             <a:graphic>
               <a:graphicData uri="http://schemas.openxmlformats.org/drawingml/2006/picture">
                 <pic:pic>
                   <pic:nvPicPr>
-                    <pic:cNvPr id="0" name="image5.png"/>
+                    <pic:cNvPr id="0" name="image2.png"/>
                     <pic:cNvPicPr preferRelativeResize="0"/>
                   </pic:nvPicPr>
                   <pic:blipFill>
@@ -7480,12 +7480,12 @@
           <wp:inline distB="114300" distT="114300" distL="114300" distR="114300">
             <wp:extent cx="6029325" cy="4279057"/>
             <wp:effectExtent b="0" l="0" r="0" t="0"/>
-            <wp:docPr id="14" name="image4.png"/>
+            <wp:docPr id="17" name="image8.png"/>
             <a:graphic>
               <a:graphicData uri="http://schemas.openxmlformats.org/drawingml/2006/picture">
                 <pic:pic>
                   <pic:nvPicPr>
-                    <pic:cNvPr id="0" name="image4.png"/>
+                    <pic:cNvPr id="0" name="image8.png"/>
                     <pic:cNvPicPr preferRelativeResize="0"/>
                   </pic:nvPicPr>
                   <pic:blipFill>
@@ -8117,7 +8117,7 @@
       <w:pPr>
         <w:numPr>
           <w:ilvl w:val="0"/>
-          <w:numId w:val="9"/>
+          <w:numId w:val="13"/>
         </w:numPr>
         <w:ind w:left="720" w:hanging="360"/>
         <w:rPr>
@@ -8171,286 +8171,6 @@
         <w:rPr>
           <w:rtl w:val="0"/>
         </w:rPr>
-      </w:r>
-    </w:p>
-    <w:p>
-      <w:pPr>
-        <w:numPr>
-          <w:ilvl w:val="0"/>
-          <w:numId w:val="9"/>
-        </w:numPr>
-        <w:ind w:left="720" w:hanging="360"/>
-        <w:rPr>
-          <w:rFonts w:ascii="Arial" w:cs="Arial" w:eastAsia="Arial" w:hAnsi="Arial"/>
-          <w:sz w:val="24"/>
-          <w:szCs w:val="24"/>
-        </w:rPr>
-      </w:pPr>
-      <w:r>
-        <w:rPr>
-          <w:rFonts w:ascii="Arial" w:cs="Arial" w:eastAsia="Arial" w:hAnsi="Arial"/>
-          <w:b w:val="1"/>
-          <w:bCs w:val="1"/>
-          <w:sz w:val="24"/>
-          <w:szCs w:val="24"/>
-          <w:rtl w:val="0"/>
-        </w:rPr>
-        <w:t xml:space="preserve">Aplicación:</w:t>
-      </w:r>
-      <w:r>
-        <w:rPr>
-          <w:rFonts w:ascii="Arial" w:cs="Arial" w:eastAsia="Arial" w:hAnsi="Arial"/>
-          <w:sz w:val="24"/>
-          <w:szCs w:val="24"/>
-          <w:rtl w:val="0"/>
-        </w:rPr>
-        <w:t xml:space="preserve"> controladores, servicios de subasta, billetera y auditoría. . En nuestro tp se llama </w:t>
-      </w:r>
-      <w:r>
-        <w:rPr>
-          <w:rFonts w:ascii="Arial" w:cs="Arial" w:eastAsia="Arial" w:hAnsi="Arial"/>
-          <w:b w:val="1"/>
-          <w:bCs w:val="1"/>
-          <w:sz w:val="24"/>
-          <w:szCs w:val="24"/>
-          <w:rtl w:val="0"/>
-        </w:rPr>
-        <w:t xml:space="preserve">Aplicacion </w:t>
-      </w:r>
-    </w:p>
-    <w:p>
-      <w:pPr>
-        <w:ind w:left="720" w:firstLine="0"/>
-        <w:rPr>
-          <w:rFonts w:ascii="Arial" w:cs="Arial" w:eastAsia="Arial" w:hAnsi="Arial"/>
-          <w:sz w:val="24"/>
-          <w:szCs w:val="24"/>
-        </w:rPr>
-      </w:pPr>
-      <w:r>
-        <w:rPr>
-          <w:rtl w:val="0"/>
-        </w:rPr>
-      </w:r>
-    </w:p>
-    <w:p>
-      <w:pPr>
-        <w:numPr>
-          <w:ilvl w:val="0"/>
-          <w:numId w:val="9"/>
-        </w:numPr>
-        <w:ind w:left="720" w:hanging="360"/>
-        <w:rPr>
-          <w:sz w:val="24"/>
-          <w:szCs w:val="24"/>
-        </w:rPr>
-      </w:pPr>
-      <w:r>
-        <w:rPr>
-          <w:rFonts w:ascii="Arial" w:cs="Arial" w:eastAsia="Arial" w:hAnsi="Arial"/>
-          <w:b w:val="1"/>
-          <w:bCs w:val="1"/>
-          <w:sz w:val="24"/>
-          <w:szCs w:val="24"/>
-          <w:rtl w:val="0"/>
-        </w:rPr>
-        <w:t xml:space="preserve">Dominio:</w:t>
-      </w:r>
-      <w:r>
-        <w:rPr>
-          <w:rFonts w:ascii="Arial" w:cs="Arial" w:eastAsia="Arial" w:hAnsi="Arial"/>
-          <w:sz w:val="24"/>
-          <w:szCs w:val="24"/>
-          <w:rtl w:val="0"/>
-        </w:rPr>
-        <w:t xml:space="preserve"> clases Usuario, Subasta, Puja, Billetera, Transacción Ledger, AuditoriaLog. En nuestro TP se llama </w:t>
-      </w:r>
-      <w:r>
-        <w:rPr>
-          <w:rFonts w:ascii="Arial" w:cs="Arial" w:eastAsia="Arial" w:hAnsi="Arial"/>
-          <w:b w:val="1"/>
-          <w:bCs w:val="1"/>
-          <w:sz w:val="24"/>
-          <w:szCs w:val="24"/>
-          <w:rtl w:val="0"/>
-        </w:rPr>
-        <w:t xml:space="preserve">Domain</w:t>
-      </w:r>
-      <w:r>
-        <w:rPr>
-          <w:rFonts w:ascii="Arial" w:cs="Arial" w:eastAsia="Arial" w:hAnsi="Arial"/>
-          <w:sz w:val="24"/>
-          <w:szCs w:val="24"/>
-          <w:rtl w:val="0"/>
-        </w:rPr>
-        <w:t xml:space="preserve">. </w:t>
-      </w:r>
-    </w:p>
-    <w:p>
-      <w:pPr>
-        <w:ind w:left="720" w:firstLine="0"/>
-        <w:rPr>
-          <w:rFonts w:ascii="Arial" w:cs="Arial" w:eastAsia="Arial" w:hAnsi="Arial"/>
-          <w:sz w:val="24"/>
-          <w:szCs w:val="24"/>
-        </w:rPr>
-      </w:pPr>
-      <w:r>
-        <w:rPr>
-          <w:rtl w:val="0"/>
-        </w:rPr>
-      </w:r>
-    </w:p>
-    <w:p>
-      <w:pPr>
-        <w:numPr>
-          <w:ilvl w:val="0"/>
-          <w:numId w:val="9"/>
-        </w:numPr>
-        <w:ind w:left="720" w:hanging="360"/>
-        <w:rPr>
-          <w:sz w:val="24"/>
-          <w:szCs w:val="24"/>
-        </w:rPr>
-      </w:pPr>
-      <w:r>
-        <w:rPr>
-          <w:rFonts w:ascii="Arial" w:cs="Arial" w:eastAsia="Arial" w:hAnsi="Arial"/>
-          <w:b w:val="1"/>
-          <w:bCs w:val="1"/>
-          <w:sz w:val="24"/>
-          <w:szCs w:val="24"/>
-          <w:rtl w:val="0"/>
-        </w:rPr>
-        <w:t xml:space="preserve">Persistencia o infraestructura :</w:t>
-      </w:r>
-      <w:r>
-        <w:rPr>
-          <w:rFonts w:ascii="Arial" w:cs="Arial" w:eastAsia="Arial" w:hAnsi="Arial"/>
-          <w:sz w:val="24"/>
-          <w:szCs w:val="24"/>
-          <w:rtl w:val="0"/>
-        </w:rPr>
-        <w:t xml:space="preserve"> DbContext, migraciones, repositorios y configuración del ORM. En nuestro TP se llama </w:t>
-      </w:r>
-      <w:r>
-        <w:rPr>
-          <w:rFonts w:ascii="Arial" w:cs="Arial" w:eastAsia="Arial" w:hAnsi="Arial"/>
-          <w:b w:val="1"/>
-          <w:bCs w:val="1"/>
-          <w:sz w:val="24"/>
-          <w:szCs w:val="24"/>
-          <w:rtl w:val="0"/>
-        </w:rPr>
-        <w:t xml:space="preserve">Infraestructura. </w:t>
-      </w:r>
-    </w:p>
-    <w:p>
-      <w:pPr>
-        <w:rPr>
-          <w:rFonts w:ascii="Arial" w:cs="Arial" w:eastAsia="Arial" w:hAnsi="Arial"/>
-          <w:sz w:val="24"/>
-          <w:szCs w:val="24"/>
-        </w:rPr>
-      </w:pPr>
-      <w:r>
-        <w:rPr>
-          <w:rtl w:val="0"/>
-        </w:rPr>
-      </w:r>
-    </w:p>
-    <w:p>
-      <w:pPr>
-        <w:rPr>
-          <w:rFonts w:ascii="Arial" w:cs="Arial" w:eastAsia="Arial" w:hAnsi="Arial"/>
-          <w:sz w:val="24"/>
-          <w:szCs w:val="24"/>
-        </w:rPr>
-      </w:pPr>
-      <w:r>
-        <w:rPr>
-          <w:rtl w:val="0"/>
-        </w:rPr>
-      </w:r>
-    </w:p>
-    <w:p>
-      <w:pPr>
-        <w:rPr>
-          <w:rFonts w:ascii="Arial" w:cs="Arial" w:eastAsia="Arial" w:hAnsi="Arial"/>
-          <w:sz w:val="24"/>
-          <w:szCs w:val="24"/>
-        </w:rPr>
-      </w:pPr>
-      <w:r>
-        <w:rPr>
-          <w:rFonts w:ascii="Arial" w:cs="Arial" w:eastAsia="Arial" w:hAnsi="Arial"/>
-          <w:sz w:val="24"/>
-          <w:szCs w:val="24"/>
-          <w:rtl w:val="0"/>
-        </w:rPr>
-        <w:t xml:space="preserve">Esta arquitectura permite una comunicación clara entre componentes y facilita la evolución del sistema sin afectar su núcleo funcional.</w:t>
-      </w:r>
-    </w:p>
-    <w:p>
-      <w:pPr>
-        <w:rPr>
-          <w:rFonts w:ascii="Arial" w:cs="Arial" w:eastAsia="Arial" w:hAnsi="Arial"/>
-          <w:sz w:val="24"/>
-          <w:szCs w:val="24"/>
-        </w:rPr>
-      </w:pPr>
-      <w:r>
-        <w:rPr>
-          <w:rtl w:val="0"/>
-        </w:rPr>
-      </w:r>
-    </w:p>
-    <w:p>
-      <w:pPr>
-        <w:rPr>
-          <w:rFonts w:ascii="Arial" w:cs="Arial" w:eastAsia="Arial" w:hAnsi="Arial"/>
-          <w:sz w:val="24"/>
-          <w:szCs w:val="24"/>
-        </w:rPr>
-      </w:pPr>
-      <w:r>
-        <w:rPr>
-          <w:rFonts w:ascii="Arial" w:cs="Arial" w:eastAsia="Arial" w:hAnsi="Arial"/>
-          <w:b w:val="1"/>
-          <w:bCs w:val="1"/>
-          <w:sz w:val="24"/>
-          <w:szCs w:val="24"/>
-          <w:rtl w:val="0"/>
-        </w:rPr>
-        <w:t xml:space="preserve">Flujo de comunicación entre capas</w:t>
-      </w:r>
-      <w:r>
-        <w:rPr>
-          <w:rFonts w:ascii="Arial" w:cs="Arial" w:eastAsia="Arial" w:hAnsi="Arial"/>
-          <w:sz w:val="24"/>
-          <w:szCs w:val="24"/>
-          <w:rtl w:val="0"/>
-        </w:rPr>
-        <w:t xml:space="preserve">  </w:t>
-      </w:r>
-    </w:p>
-    <w:p>
-      <w:pPr>
-        <w:spacing w:after="240" w:before="240" w:lineRule="auto"/>
-        <w:rPr>
-          <w:rFonts w:ascii="Arial" w:cs="Arial" w:eastAsia="Arial" w:hAnsi="Arial"/>
-          <w:sz w:val="24"/>
-          <w:szCs w:val="24"/>
-        </w:rPr>
-      </w:pPr>
-      <w:r>
-        <w:rPr>
-          <w:rFonts w:ascii="Arial" w:cs="Arial" w:eastAsia="Arial" w:hAnsi="Arial"/>
-          <w:sz w:val="24"/>
-          <w:szCs w:val="24"/>
-          <w:rtl w:val="0"/>
-        </w:rPr>
-        <w:t xml:space="preserve">Una breve descripción de cómo se comunican las capas.  </w:t>
       </w:r>
     </w:p>
     <w:p>
@@ -8459,7 +8179,6 @@
           <w:ilvl w:val="0"/>
           <w:numId w:val="13"/>
         </w:numPr>
-        <w:spacing w:after="0" w:afterAutospacing="0" w:before="240" w:lineRule="auto"/>
         <w:ind w:left="720" w:hanging="360"/>
         <w:rPr>
           <w:rFonts w:ascii="Arial" w:cs="Arial" w:eastAsia="Arial" w:hAnsi="Arial"/>
@@ -8467,15 +8186,6 @@
           <w:szCs w:val="24"/>
         </w:rPr>
       </w:pPr>
-      <w:r>
-        <w:rPr>
-          <w:rFonts w:ascii="Arial" w:cs="Arial" w:eastAsia="Arial" w:hAnsi="Arial"/>
-          <w:sz w:val="24"/>
-          <w:szCs w:val="24"/>
-          <w:rtl w:val="0"/>
-        </w:rPr>
-        <w:t xml:space="preserve">La capa de presentación </w:t>
-      </w:r>
       <w:r>
         <w:rPr>
           <w:rFonts w:ascii="Arial" w:cs="Arial" w:eastAsia="Arial" w:hAnsi="Arial"/>
@@ -8485,16 +8195,42 @@
           <w:szCs w:val="24"/>
           <w:rtl w:val="0"/>
         </w:rPr>
-        <w:t xml:space="preserve">envía solicitudes</w:t>
-      </w:r>
-      <w:r>
-        <w:rPr>
-          <w:rFonts w:ascii="Arial" w:cs="Arial" w:eastAsia="Arial" w:hAnsi="Arial"/>
-          <w:sz w:val="24"/>
-          <w:szCs w:val="24"/>
-          <w:rtl w:val="0"/>
-        </w:rPr>
-        <w:t xml:space="preserve"> a la capa de aplicación.</w:t>
+        <w:t xml:space="preserve">Aplicación:</w:t>
+      </w:r>
+      <w:r>
+        <w:rPr>
+          <w:rFonts w:ascii="Arial" w:cs="Arial" w:eastAsia="Arial" w:hAnsi="Arial"/>
+          <w:sz w:val="24"/>
+          <w:szCs w:val="24"/>
+          <w:rtl w:val="0"/>
+        </w:rPr>
+        <w:t xml:space="preserve"> controladores, servicios de subasta, billetera y auditoría. . En nuestro tp se llama </w:t>
+      </w:r>
+      <w:r>
+        <w:rPr>
+          <w:rFonts w:ascii="Arial" w:cs="Arial" w:eastAsia="Arial" w:hAnsi="Arial"/>
+          <w:b w:val="1"/>
+          <w:bCs w:val="1"/>
+          <w:sz w:val="24"/>
+          <w:szCs w:val="24"/>
+          <w:rtl w:val="0"/>
+        </w:rPr>
+        <w:t xml:space="preserve">Aplicacion </w:t>
+      </w:r>
+    </w:p>
+    <w:p>
+      <w:pPr>
+        <w:ind w:left="720" w:firstLine="0"/>
+        <w:rPr>
+          <w:rFonts w:ascii="Arial" w:cs="Arial" w:eastAsia="Arial" w:hAnsi="Arial"/>
+          <w:sz w:val="24"/>
+          <w:szCs w:val="24"/>
+        </w:rPr>
+      </w:pPr>
+      <w:r>
+        <w:rPr>
+          <w:rtl w:val="0"/>
+        </w:rPr>
       </w:r>
     </w:p>
     <w:p>
@@ -8503,23 +8239,12 @@
           <w:ilvl w:val="0"/>
           <w:numId w:val="13"/>
         </w:numPr>
-        <w:spacing w:after="0" w:afterAutospacing="0" w:before="0" w:beforeAutospacing="0" w:lineRule="auto"/>
         <w:ind w:left="720" w:hanging="360"/>
         <w:rPr>
-          <w:rFonts w:ascii="Arial" w:cs="Arial" w:eastAsia="Arial" w:hAnsi="Arial"/>
-          <w:sz w:val="24"/>
-          <w:szCs w:val="24"/>
-        </w:rPr>
-      </w:pPr>
-      <w:r>
-        <w:rPr>
-          <w:rFonts w:ascii="Arial" w:cs="Arial" w:eastAsia="Arial" w:hAnsi="Arial"/>
-          <w:sz w:val="24"/>
-          <w:szCs w:val="24"/>
-          <w:rtl w:val="0"/>
-        </w:rPr>
-        <w:t xml:space="preserve">La capa de aplicación </w:t>
-      </w:r>
+          <w:sz w:val="24"/>
+          <w:szCs w:val="24"/>
+        </w:rPr>
+      </w:pPr>
       <w:r>
         <w:rPr>
           <w:rFonts w:ascii="Arial" w:cs="Arial" w:eastAsia="Arial" w:hAnsi="Arial"/>
@@ -8529,16 +8254,51 @@
           <w:szCs w:val="24"/>
           <w:rtl w:val="0"/>
         </w:rPr>
-        <w:t xml:space="preserve">usa las entidades del dominio</w:t>
-      </w:r>
-      <w:r>
-        <w:rPr>
-          <w:rFonts w:ascii="Arial" w:cs="Arial" w:eastAsia="Arial" w:hAnsi="Arial"/>
-          <w:sz w:val="24"/>
-          <w:szCs w:val="24"/>
-          <w:rtl w:val="0"/>
-        </w:rPr>
-        <w:t xml:space="preserve"> para procesar la lógica.</w:t>
+        <w:t xml:space="preserve">Dominio:</w:t>
+      </w:r>
+      <w:r>
+        <w:rPr>
+          <w:rFonts w:ascii="Arial" w:cs="Arial" w:eastAsia="Arial" w:hAnsi="Arial"/>
+          <w:sz w:val="24"/>
+          <w:szCs w:val="24"/>
+          <w:rtl w:val="0"/>
+        </w:rPr>
+        <w:t xml:space="preserve"> clases Usuario, Subasta, Puja, Billetera, Transacción Ledger, AuditoriaLog. En nuestro TP se llama </w:t>
+      </w:r>
+      <w:r>
+        <w:rPr>
+          <w:rFonts w:ascii="Arial" w:cs="Arial" w:eastAsia="Arial" w:hAnsi="Arial"/>
+          <w:b w:val="1"/>
+          <w:bCs w:val="1"/>
+          <w:sz w:val="24"/>
+          <w:szCs w:val="24"/>
+          <w:rtl w:val="0"/>
+        </w:rPr>
+        <w:t xml:space="preserve">Domain</w:t>
+      </w:r>
+      <w:r>
+        <w:rPr>
+          <w:rFonts w:ascii="Arial" w:cs="Arial" w:eastAsia="Arial" w:hAnsi="Arial"/>
+          <w:sz w:val="24"/>
+          <w:szCs w:val="24"/>
+          <w:rtl w:val="0"/>
+        </w:rPr>
+        <w:t xml:space="preserve">. </w:t>
+      </w:r>
+    </w:p>
+    <w:p>
+      <w:pPr>
+        <w:ind w:left="720" w:firstLine="0"/>
+        <w:rPr>
+          <w:rFonts w:ascii="Arial" w:cs="Arial" w:eastAsia="Arial" w:hAnsi="Arial"/>
+          <w:sz w:val="24"/>
+          <w:szCs w:val="24"/>
+        </w:rPr>
+      </w:pPr>
+      <w:r>
+        <w:rPr>
+          <w:rtl w:val="0"/>
+        </w:rPr>
       </w:r>
     </w:p>
     <w:p>
@@ -8547,6 +8307,246 @@
           <w:ilvl w:val="0"/>
           <w:numId w:val="13"/>
         </w:numPr>
+        <w:ind w:left="720" w:hanging="360"/>
+        <w:rPr>
+          <w:sz w:val="24"/>
+          <w:szCs w:val="24"/>
+        </w:rPr>
+      </w:pPr>
+      <w:r>
+        <w:rPr>
+          <w:rFonts w:ascii="Arial" w:cs="Arial" w:eastAsia="Arial" w:hAnsi="Arial"/>
+          <w:b w:val="1"/>
+          <w:bCs w:val="1"/>
+          <w:sz w:val="24"/>
+          <w:szCs w:val="24"/>
+          <w:rtl w:val="0"/>
+        </w:rPr>
+        <w:t xml:space="preserve">Persistencia o infraestructura :</w:t>
+      </w:r>
+      <w:r>
+        <w:rPr>
+          <w:rFonts w:ascii="Arial" w:cs="Arial" w:eastAsia="Arial" w:hAnsi="Arial"/>
+          <w:sz w:val="24"/>
+          <w:szCs w:val="24"/>
+          <w:rtl w:val="0"/>
+        </w:rPr>
+        <w:t xml:space="preserve"> DbContext, migraciones, repositorios y configuración del ORM. En nuestro TP se llama </w:t>
+      </w:r>
+      <w:r>
+        <w:rPr>
+          <w:rFonts w:ascii="Arial" w:cs="Arial" w:eastAsia="Arial" w:hAnsi="Arial"/>
+          <w:b w:val="1"/>
+          <w:bCs w:val="1"/>
+          <w:sz w:val="24"/>
+          <w:szCs w:val="24"/>
+          <w:rtl w:val="0"/>
+        </w:rPr>
+        <w:t xml:space="preserve">Infraestructura. </w:t>
+      </w:r>
+    </w:p>
+    <w:p>
+      <w:pPr>
+        <w:rPr>
+          <w:rFonts w:ascii="Arial" w:cs="Arial" w:eastAsia="Arial" w:hAnsi="Arial"/>
+          <w:sz w:val="24"/>
+          <w:szCs w:val="24"/>
+        </w:rPr>
+      </w:pPr>
+      <w:r>
+        <w:rPr>
+          <w:rtl w:val="0"/>
+        </w:rPr>
+      </w:r>
+    </w:p>
+    <w:p>
+      <w:pPr>
+        <w:rPr>
+          <w:rFonts w:ascii="Arial" w:cs="Arial" w:eastAsia="Arial" w:hAnsi="Arial"/>
+          <w:sz w:val="24"/>
+          <w:szCs w:val="24"/>
+        </w:rPr>
+      </w:pPr>
+      <w:r>
+        <w:rPr>
+          <w:rtl w:val="0"/>
+        </w:rPr>
+      </w:r>
+    </w:p>
+    <w:p>
+      <w:pPr>
+        <w:rPr>
+          <w:rFonts w:ascii="Arial" w:cs="Arial" w:eastAsia="Arial" w:hAnsi="Arial"/>
+          <w:sz w:val="24"/>
+          <w:szCs w:val="24"/>
+        </w:rPr>
+      </w:pPr>
+      <w:r>
+        <w:rPr>
+          <w:rFonts w:ascii="Arial" w:cs="Arial" w:eastAsia="Arial" w:hAnsi="Arial"/>
+          <w:sz w:val="24"/>
+          <w:szCs w:val="24"/>
+          <w:rtl w:val="0"/>
+        </w:rPr>
+        <w:t xml:space="preserve">Esta arquitectura permite una comunicación clara entre componentes y facilita la evolución del sistema sin afectar su núcleo funcional.</w:t>
+      </w:r>
+    </w:p>
+    <w:p>
+      <w:pPr>
+        <w:rPr>
+          <w:rFonts w:ascii="Arial" w:cs="Arial" w:eastAsia="Arial" w:hAnsi="Arial"/>
+          <w:sz w:val="24"/>
+          <w:szCs w:val="24"/>
+        </w:rPr>
+      </w:pPr>
+      <w:r>
+        <w:rPr>
+          <w:rtl w:val="0"/>
+        </w:rPr>
+      </w:r>
+    </w:p>
+    <w:p>
+      <w:pPr>
+        <w:rPr>
+          <w:rFonts w:ascii="Arial" w:cs="Arial" w:eastAsia="Arial" w:hAnsi="Arial"/>
+          <w:sz w:val="24"/>
+          <w:szCs w:val="24"/>
+        </w:rPr>
+      </w:pPr>
+      <w:r>
+        <w:rPr>
+          <w:rFonts w:ascii="Arial" w:cs="Arial" w:eastAsia="Arial" w:hAnsi="Arial"/>
+          <w:b w:val="1"/>
+          <w:bCs w:val="1"/>
+          <w:sz w:val="24"/>
+          <w:szCs w:val="24"/>
+          <w:rtl w:val="0"/>
+        </w:rPr>
+        <w:t xml:space="preserve">Flujo de comunicación entre capas</w:t>
+      </w:r>
+      <w:r>
+        <w:rPr>
+          <w:rFonts w:ascii="Arial" w:cs="Arial" w:eastAsia="Arial" w:hAnsi="Arial"/>
+          <w:sz w:val="24"/>
+          <w:szCs w:val="24"/>
+          <w:rtl w:val="0"/>
+        </w:rPr>
+        <w:t xml:space="preserve">  </w:t>
+      </w:r>
+    </w:p>
+    <w:p>
+      <w:pPr>
+        <w:spacing w:after="240" w:before="240" w:lineRule="auto"/>
+        <w:rPr>
+          <w:rFonts w:ascii="Arial" w:cs="Arial" w:eastAsia="Arial" w:hAnsi="Arial"/>
+          <w:sz w:val="24"/>
+          <w:szCs w:val="24"/>
+        </w:rPr>
+      </w:pPr>
+      <w:r>
+        <w:rPr>
+          <w:rFonts w:ascii="Arial" w:cs="Arial" w:eastAsia="Arial" w:hAnsi="Arial"/>
+          <w:sz w:val="24"/>
+          <w:szCs w:val="24"/>
+          <w:rtl w:val="0"/>
+        </w:rPr>
+        <w:t xml:space="preserve">Una breve descripción de cómo se comunican las capas.  </w:t>
+      </w:r>
+    </w:p>
+    <w:p>
+      <w:pPr>
+        <w:numPr>
+          <w:ilvl w:val="0"/>
+          <w:numId w:val="19"/>
+        </w:numPr>
+        <w:spacing w:after="0" w:afterAutospacing="0" w:before="240" w:lineRule="auto"/>
+        <w:ind w:left="720" w:hanging="360"/>
+        <w:rPr>
+          <w:rFonts w:ascii="Arial" w:cs="Arial" w:eastAsia="Arial" w:hAnsi="Arial"/>
+          <w:sz w:val="24"/>
+          <w:szCs w:val="24"/>
+        </w:rPr>
+      </w:pPr>
+      <w:r>
+        <w:rPr>
+          <w:rFonts w:ascii="Arial" w:cs="Arial" w:eastAsia="Arial" w:hAnsi="Arial"/>
+          <w:sz w:val="24"/>
+          <w:szCs w:val="24"/>
+          <w:rtl w:val="0"/>
+        </w:rPr>
+        <w:t xml:space="preserve">La capa de presentación </w:t>
+      </w:r>
+      <w:r>
+        <w:rPr>
+          <w:rFonts w:ascii="Arial" w:cs="Arial" w:eastAsia="Arial" w:hAnsi="Arial"/>
+          <w:b w:val="1"/>
+          <w:bCs w:val="1"/>
+          <w:sz w:val="24"/>
+          <w:szCs w:val="24"/>
+          <w:rtl w:val="0"/>
+        </w:rPr>
+        <w:t xml:space="preserve">envía solicitudes</w:t>
+      </w:r>
+      <w:r>
+        <w:rPr>
+          <w:rFonts w:ascii="Arial" w:cs="Arial" w:eastAsia="Arial" w:hAnsi="Arial"/>
+          <w:sz w:val="24"/>
+          <w:szCs w:val="24"/>
+          <w:rtl w:val="0"/>
+        </w:rPr>
+        <w:t xml:space="preserve"> a la capa de aplicación.</w:t>
+      </w:r>
+    </w:p>
+    <w:p>
+      <w:pPr>
+        <w:numPr>
+          <w:ilvl w:val="0"/>
+          <w:numId w:val="19"/>
+        </w:numPr>
+        <w:spacing w:after="0" w:afterAutospacing="0" w:before="0" w:beforeAutospacing="0" w:lineRule="auto"/>
+        <w:ind w:left="720" w:hanging="360"/>
+        <w:rPr>
+          <w:rFonts w:ascii="Arial" w:cs="Arial" w:eastAsia="Arial" w:hAnsi="Arial"/>
+          <w:sz w:val="24"/>
+          <w:szCs w:val="24"/>
+        </w:rPr>
+      </w:pPr>
+      <w:r>
+        <w:rPr>
+          <w:rFonts w:ascii="Arial" w:cs="Arial" w:eastAsia="Arial" w:hAnsi="Arial"/>
+          <w:sz w:val="24"/>
+          <w:szCs w:val="24"/>
+          <w:rtl w:val="0"/>
+        </w:rPr>
+        <w:t xml:space="preserve">La capa de aplicación </w:t>
+      </w:r>
+      <w:r>
+        <w:rPr>
+          <w:rFonts w:ascii="Arial" w:cs="Arial" w:eastAsia="Arial" w:hAnsi="Arial"/>
+          <w:b w:val="1"/>
+          <w:bCs w:val="1"/>
+          <w:sz w:val="24"/>
+          <w:szCs w:val="24"/>
+          <w:rtl w:val="0"/>
+        </w:rPr>
+        <w:t xml:space="preserve">usa las entidades del dominio</w:t>
+      </w:r>
+      <w:r>
+        <w:rPr>
+          <w:rFonts w:ascii="Arial" w:cs="Arial" w:eastAsia="Arial" w:hAnsi="Arial"/>
+          <w:sz w:val="24"/>
+          <w:szCs w:val="24"/>
+          <w:rtl w:val="0"/>
+        </w:rPr>
+        <w:t xml:space="preserve"> para procesar la lógica.</w:t>
+      </w:r>
+    </w:p>
+    <w:p>
+      <w:pPr>
+        <w:numPr>
+          <w:ilvl w:val="0"/>
+          <w:numId w:val="19"/>
+        </w:numPr>
         <w:spacing w:after="240" w:before="0" w:beforeAutospacing="0" w:lineRule="auto"/>
         <w:ind w:left="720" w:hanging="360"/>
         <w:rPr>
@@ -8631,12 +8631,12 @@
           <wp:inline distB="114300" distT="114300" distL="114300" distR="114300">
             <wp:extent cx="3976688" cy="2886075"/>
             <wp:effectExtent b="0" l="0" r="0" t="0"/>
-            <wp:docPr id="9" name="image8.png"/>
+            <wp:docPr id="11" name="image14.png"/>
             <a:graphic>
               <a:graphicData uri="http://schemas.openxmlformats.org/drawingml/2006/picture">
                 <pic:pic>
                   <pic:nvPicPr>
-                    <pic:cNvPr id="0" name="image8.png"/>
+                    <pic:cNvPr id="0" name="image14.png"/>
                     <pic:cNvPicPr preferRelativeResize="0"/>
                   </pic:nvPicPr>
                   <pic:blipFill>
@@ -8848,7 +8848,7 @@
       <w:pPr>
         <w:numPr>
           <w:ilvl w:val="0"/>
-          <w:numId w:val="12"/>
+          <w:numId w:val="18"/>
         </w:numPr>
         <w:spacing w:after="0" w:afterAutospacing="0" w:before="240" w:lineRule="auto"/>
         <w:ind w:left="720" w:hanging="360"/>
@@ -8872,7 +8872,7 @@
       <w:pPr>
         <w:numPr>
           <w:ilvl w:val="0"/>
-          <w:numId w:val="12"/>
+          <w:numId w:val="18"/>
         </w:numPr>
         <w:spacing w:after="0" w:afterAutospacing="0" w:before="0" w:beforeAutospacing="0" w:lineRule="auto"/>
         <w:ind w:left="720" w:hanging="360"/>
@@ -8896,7 +8896,7 @@
       <w:pPr>
         <w:numPr>
           <w:ilvl w:val="0"/>
-          <w:numId w:val="12"/>
+          <w:numId w:val="18"/>
         </w:numPr>
         <w:spacing w:after="240" w:before="0" w:beforeAutospacing="0" w:lineRule="auto"/>
         <w:ind w:left="720" w:hanging="360"/>
@@ -8936,12 +8936,12 @@
           <wp:inline distB="114300" distT="114300" distL="114300" distR="114300">
             <wp:extent cx="3257550" cy="695325"/>
             <wp:effectExtent b="0" l="0" r="0" t="0"/>
-            <wp:docPr id="10" name="image6.png"/>
+            <wp:docPr id="12" name="image3.png"/>
             <a:graphic>
               <a:graphicData uri="http://schemas.openxmlformats.org/drawingml/2006/picture">
                 <pic:pic>
                   <pic:nvPicPr>
-                    <pic:cNvPr id="0" name="image6.png"/>
+                    <pic:cNvPr id="0" name="image3.png"/>
                     <pic:cNvPicPr preferRelativeResize="0"/>
                   </pic:nvPicPr>
                   <pic:blipFill>
@@ -8975,7 +8975,7 @@
       <w:pPr>
         <w:numPr>
           <w:ilvl w:val="0"/>
-          <w:numId w:val="12"/>
+          <w:numId w:val="18"/>
         </w:numPr>
         <w:spacing w:after="240" w:before="240" w:lineRule="auto"/>
         <w:ind w:left="720" w:hanging="360"/>
@@ -9015,7 +9015,7 @@
       <w:pPr>
         <w:numPr>
           <w:ilvl w:val="0"/>
-          <w:numId w:val="12"/>
+          <w:numId w:val="18"/>
         </w:numPr>
         <w:spacing w:after="240" w:before="240" w:lineRule="auto"/>
         <w:ind w:left="720" w:hanging="360"/>
@@ -9062,7 +9062,7 @@
       <w:pPr>
         <w:numPr>
           <w:ilvl w:val="0"/>
-          <w:numId w:val="10"/>
+          <w:numId w:val="16"/>
         </w:numPr>
         <w:spacing w:after="240" w:before="240" w:lineRule="auto"/>
         <w:ind w:left="720" w:hanging="360"/>
@@ -9210,7 +9210,7 @@
       <w:pPr>
         <w:numPr>
           <w:ilvl w:val="0"/>
-          <w:numId w:val="10"/>
+          <w:numId w:val="16"/>
         </w:numPr>
         <w:spacing w:after="240" w:before="240" w:lineRule="auto"/>
         <w:ind w:left="720" w:hanging="360"/>
@@ -9304,7 +9304,7 @@
       <w:pPr>
         <w:numPr>
           <w:ilvl w:val="0"/>
-          <w:numId w:val="10"/>
+          <w:numId w:val="16"/>
         </w:numPr>
         <w:spacing w:after="240" w:before="240" w:lineRule="auto"/>
         <w:ind w:left="720" w:hanging="360"/>
@@ -9362,7 +9362,7 @@
       <w:pPr>
         <w:numPr>
           <w:ilvl w:val="0"/>
-          <w:numId w:val="10"/>
+          <w:numId w:val="16"/>
         </w:numPr>
         <w:spacing w:after="240" w:before="240" w:lineRule="auto"/>
         <w:ind w:left="720" w:hanging="360"/>
@@ -9418,12 +9418,12 @@
           <wp:inline distB="114300" distT="114300" distL="114300" distR="114300">
             <wp:extent cx="2286000" cy="1095375"/>
             <wp:effectExtent b="0" l="0" r="0" t="0"/>
-            <wp:docPr id="3" name="image11.png"/>
+            <wp:docPr id="3" name="image7.png"/>
             <a:graphic>
               <a:graphicData uri="http://schemas.openxmlformats.org/drawingml/2006/picture">
                 <pic:pic>
                   <pic:nvPicPr>
-                    <pic:cNvPr id="0" name="image11.png"/>
+                    <pic:cNvPr id="0" name="image7.png"/>
                     <pic:cNvPicPr preferRelativeResize="0"/>
                   </pic:nvPicPr>
                   <pic:blipFill>
@@ -10143,7 +10143,7 @@
       </w:pPr>
       <w:sdt>
         <w:sdtPr>
-          <w:id w:val="-981431451"/>
+          <w:id w:val="2108609886"/>
           <w:tag w:val="goog_rdk_2"/>
         </w:sdtPr>
         <w:sdtContent>
@@ -10348,12 +10348,12 @@
           <wp:inline distB="114300" distT="114300" distL="114300" distR="114300">
             <wp:extent cx="2500313" cy="2057400"/>
             <wp:effectExtent b="0" l="0" r="0" t="0"/>
-            <wp:docPr id="7" name="image1.png"/>
+            <wp:docPr id="9" name="image11.png"/>
             <a:graphic>
               <a:graphicData uri="http://schemas.openxmlformats.org/drawingml/2006/picture">
                 <pic:pic>
                   <pic:nvPicPr>
-                    <pic:cNvPr id="0" name="image1.png"/>
+                    <pic:cNvPr id="0" name="image11.png"/>
                     <pic:cNvPicPr preferRelativeResize="0"/>
                   </pic:nvPicPr>
                   <pic:blipFill>
@@ -10474,7 +10474,7 @@
       <w:pPr>
         <w:numPr>
           <w:ilvl w:val="0"/>
-          <w:numId w:val="15"/>
+          <w:numId w:val="21"/>
         </w:numPr>
         <w:spacing w:after="0" w:afterAutospacing="0" w:before="240" w:lineRule="auto"/>
         <w:ind w:left="720" w:hanging="360"/>
@@ -10498,7 +10498,7 @@
       <w:pPr>
         <w:numPr>
           <w:ilvl w:val="0"/>
-          <w:numId w:val="15"/>
+          <w:numId w:val="21"/>
         </w:numPr>
         <w:spacing w:after="0" w:afterAutospacing="0" w:before="0" w:beforeAutospacing="0" w:lineRule="auto"/>
         <w:ind w:left="720" w:hanging="360"/>
@@ -10522,7 +10522,7 @@
       <w:pPr>
         <w:numPr>
           <w:ilvl w:val="0"/>
-          <w:numId w:val="15"/>
+          <w:numId w:val="21"/>
         </w:numPr>
         <w:spacing w:after="0" w:afterAutospacing="0" w:before="0" w:beforeAutospacing="0" w:lineRule="auto"/>
         <w:ind w:left="720" w:hanging="360"/>
@@ -10546,7 +10546,7 @@
       <w:pPr>
         <w:numPr>
           <w:ilvl w:val="0"/>
-          <w:numId w:val="15"/>
+          <w:numId w:val="21"/>
         </w:numPr>
         <w:spacing w:after="0" w:afterAutospacing="0" w:before="0" w:beforeAutospacing="0" w:lineRule="auto"/>
         <w:ind w:left="720" w:hanging="360"/>
@@ -10570,7 +10570,7 @@
       <w:pPr>
         <w:numPr>
           <w:ilvl w:val="0"/>
-          <w:numId w:val="15"/>
+          <w:numId w:val="21"/>
         </w:numPr>
         <w:spacing w:after="0" w:afterAutospacing="0" w:before="0" w:beforeAutospacing="0" w:lineRule="auto"/>
         <w:ind w:left="720" w:hanging="360"/>
@@ -10594,7 +10594,7 @@
       <w:pPr>
         <w:numPr>
           <w:ilvl w:val="0"/>
-          <w:numId w:val="15"/>
+          <w:numId w:val="21"/>
         </w:numPr>
         <w:spacing w:after="240" w:before="0" w:beforeAutospacing="0" w:lineRule="auto"/>
         <w:ind w:left="720" w:hanging="360"/>
@@ -10659,7 +10659,7 @@
       <w:pPr>
         <w:numPr>
           <w:ilvl w:val="0"/>
-          <w:numId w:val="11"/>
+          <w:numId w:val="17"/>
         </w:numPr>
         <w:spacing w:after="0" w:afterAutospacing="0" w:before="240" w:lineRule="auto"/>
         <w:ind w:left="720" w:hanging="360"/>
@@ -10683,7 +10683,7 @@
       <w:pPr>
         <w:numPr>
           <w:ilvl w:val="0"/>
-          <w:numId w:val="11"/>
+          <w:numId w:val="17"/>
         </w:numPr>
         <w:spacing w:after="0" w:afterAutospacing="0" w:before="0" w:beforeAutospacing="0" w:lineRule="auto"/>
         <w:ind w:left="720" w:hanging="360"/>
@@ -10707,7 +10707,7 @@
       <w:pPr>
         <w:numPr>
           <w:ilvl w:val="0"/>
-          <w:numId w:val="11"/>
+          <w:numId w:val="17"/>
         </w:numPr>
         <w:spacing w:after="0" w:afterAutospacing="0" w:before="0" w:beforeAutospacing="0" w:lineRule="auto"/>
         <w:ind w:left="720" w:hanging="360"/>
@@ -10731,7 +10731,7 @@
       <w:pPr>
         <w:numPr>
           <w:ilvl w:val="0"/>
-          <w:numId w:val="11"/>
+          <w:numId w:val="17"/>
         </w:numPr>
         <w:spacing w:after="240" w:before="0" w:beforeAutospacing="0" w:lineRule="auto"/>
         <w:ind w:left="720" w:hanging="360"/>
@@ -10988,7 +10988,7 @@
       <w:pPr>
         <w:numPr>
           <w:ilvl w:val="0"/>
-          <w:numId w:val="3"/>
+          <w:numId w:val="4"/>
         </w:numPr>
         <w:spacing w:after="0" w:afterAutospacing="0" w:before="240" w:lineRule="auto"/>
         <w:ind w:left="720" w:hanging="360"/>
@@ -11023,7 +11023,7 @@
       <w:pPr>
         <w:numPr>
           <w:ilvl w:val="0"/>
-          <w:numId w:val="3"/>
+          <w:numId w:val="4"/>
         </w:numPr>
         <w:spacing w:after="0" w:afterAutospacing="0" w:before="0" w:beforeAutospacing="0" w:lineRule="auto"/>
         <w:ind w:left="720" w:hanging="360"/>
@@ -11058,7 +11058,7 @@
       <w:pPr>
         <w:numPr>
           <w:ilvl w:val="0"/>
-          <w:numId w:val="3"/>
+          <w:numId w:val="4"/>
         </w:numPr>
         <w:spacing w:after="0" w:afterAutospacing="0" w:before="0" w:beforeAutospacing="0" w:lineRule="auto"/>
         <w:ind w:left="720" w:hanging="360"/>
@@ -11093,7 +11093,7 @@
       <w:pPr>
         <w:numPr>
           <w:ilvl w:val="0"/>
-          <w:numId w:val="3"/>
+          <w:numId w:val="4"/>
         </w:numPr>
         <w:spacing w:after="240" w:before="0" w:beforeAutospacing="0" w:lineRule="auto"/>
         <w:ind w:left="720" w:hanging="360"/>
@@ -13174,7 +13174,7 @@
         <w:pStyle w:val="Heading3"/>
         <w:numPr>
           <w:ilvl w:val="0"/>
-          <w:numId w:val="2"/>
+          <w:numId w:val="3"/>
         </w:numPr>
         <w:spacing w:after="0" w:afterAutospacing="0"/>
         <w:ind w:left="720" w:hanging="360"/>
@@ -13200,7 +13200,7 @@
       <w:pPr>
         <w:numPr>
           <w:ilvl w:val="0"/>
-          <w:numId w:val="2"/>
+          <w:numId w:val="3"/>
         </w:numPr>
         <w:ind w:left="720" w:hanging="360"/>
         <w:rPr>
@@ -13227,7 +13227,7 @@
       <w:pPr>
         <w:numPr>
           <w:ilvl w:val="0"/>
-          <w:numId w:val="2"/>
+          <w:numId w:val="3"/>
         </w:numPr>
         <w:ind w:left="720" w:hanging="360"/>
         <w:rPr>
@@ -13254,7 +13254,7 @@
       <w:pPr>
         <w:numPr>
           <w:ilvl w:val="0"/>
-          <w:numId w:val="2"/>
+          <w:numId w:val="3"/>
         </w:numPr>
         <w:ind w:left="720" w:hanging="360"/>
         <w:rPr>
@@ -14871,12 +14871,12 @@
           <wp:inline distB="114300" distT="114300" distL="114300" distR="114300">
             <wp:extent cx="5274000" cy="5029200"/>
             <wp:effectExtent b="0" l="0" r="0" t="0"/>
-            <wp:docPr id="8" name="image7.png"/>
+            <wp:docPr id="10" name="image6.png"/>
             <a:graphic>
               <a:graphicData uri="http://schemas.openxmlformats.org/drawingml/2006/picture">
                 <pic:pic>
                   <pic:nvPicPr>
-                    <pic:cNvPr id="0" name="image7.png"/>
+                    <pic:cNvPr id="0" name="image6.png"/>
                     <pic:cNvPicPr preferRelativeResize="0"/>
                   </pic:nvPicPr>
                   <pic:blipFill>
@@ -14941,6 +14941,113 @@
           <w:rtl w:val="0"/>
         </w:rPr>
         <w:t xml:space="preserve">Con esas correcciones de james el backente listo y funcional </w:t>
+      </w:r>
+    </w:p>
+    <w:p>
+      <w:pPr>
+        <w:ind w:left="0" w:firstLine="0"/>
+        <w:rPr>
+          <w:rFonts w:ascii="Arial" w:cs="Arial" w:eastAsia="Arial" w:hAnsi="Arial"/>
+          <w:sz w:val="24"/>
+          <w:szCs w:val="24"/>
+        </w:rPr>
+      </w:pPr>
+      <w:r>
+        <w:rPr>
+          <w:rtl w:val="0"/>
+        </w:rPr>
+      </w:r>
+    </w:p>
+    <w:p>
+      <w:pPr>
+        <w:ind w:left="0" w:firstLine="0"/>
+        <w:rPr>
+          <w:rFonts w:ascii="Arial" w:cs="Arial" w:eastAsia="Arial" w:hAnsi="Arial"/>
+          <w:sz w:val="24"/>
+          <w:szCs w:val="24"/>
+        </w:rPr>
+      </w:pPr>
+      <w:r>
+        <w:rPr>
+          <w:rtl w:val="0"/>
+        </w:rPr>
+      </w:r>
+    </w:p>
+    <w:p>
+      <w:pPr>
+        <w:ind w:left="0" w:firstLine="0"/>
+        <w:rPr>
+          <w:rFonts w:ascii="Arial" w:cs="Arial" w:eastAsia="Arial" w:hAnsi="Arial"/>
+          <w:sz w:val="24"/>
+          <w:szCs w:val="24"/>
+        </w:rPr>
+      </w:pPr>
+      <w:r>
+        <w:rPr>
+          <w:rFonts w:ascii="Arial" w:cs="Arial" w:eastAsia="Arial" w:hAnsi="Arial"/>
+          <w:sz w:val="24"/>
+          <w:szCs w:val="24"/>
+          <w:rtl w:val="0"/>
+        </w:rPr>
+        <w:t xml:space="preserve">Además le pedí ayuda para implementar  hash en las contraseñas: </w:t>
+      </w:r>
+    </w:p>
+    <w:p>
+      <w:pPr>
+        <w:ind w:left="0" w:firstLine="0"/>
+        <w:rPr>
+          <w:rFonts w:ascii="Arial" w:cs="Arial" w:eastAsia="Arial" w:hAnsi="Arial"/>
+          <w:sz w:val="24"/>
+          <w:szCs w:val="24"/>
+        </w:rPr>
+      </w:pPr>
+      <w:r>
+        <w:rPr>
+          <w:rFonts w:ascii="Arial" w:cs="Arial" w:eastAsia="Arial" w:hAnsi="Arial"/>
+          <w:sz w:val="24"/>
+          <w:szCs w:val="24"/>
+          <w:rtl w:val="0"/>
+        </w:rPr>
+        <w:br w:type="textWrapping"/>
+      </w:r>
+      <w:r>
+        <w:rPr>
+          <w:rFonts w:ascii="Arial" w:cs="Arial" w:eastAsia="Arial" w:hAnsi="Arial"/>
+          <w:sz w:val="24"/>
+          <w:szCs w:val="24"/>
+        </w:rPr>
+        <w:drawing>
+          <wp:inline distB="114300" distT="114300" distL="114300" distR="114300">
+            <wp:extent cx="4724400" cy="4724400"/>
+            <wp:effectExtent b="0" l="0" r="0" t="0"/>
+            <wp:docPr id="5" name="image5.png"/>
+            <a:graphic>
+              <a:graphicData uri="http://schemas.openxmlformats.org/drawingml/2006/picture">
+                <pic:pic>
+                  <pic:nvPicPr>
+                    <pic:cNvPr id="0" name="image5.png"/>
+                    <pic:cNvPicPr preferRelativeResize="0"/>
+                  </pic:nvPicPr>
+                  <pic:blipFill>
+                    <a:blip r:embed="rId18"/>
+                    <a:srcRect b="0" l="0" r="0" t="0"/>
+                    <a:stretch>
+                      <a:fillRect/>
+                    </a:stretch>
+                  </pic:blipFill>
+                  <pic:spPr>
+                    <a:xfrm>
+                      <a:off x="0" y="0"/>
+                      <a:ext cx="4724400" cy="4724400"/>
+                    </a:xfrm>
+                    <a:prstGeom prst="rect"/>
+                    <a:ln/>
+                  </pic:spPr>
+                </pic:pic>
+              </a:graphicData>
+            </a:graphic>
+          </wp:inline>
+        </w:drawing>
       </w:r>
       <w:r>
         <w:rPr>
@@ -17100,7 +17207,7 @@
       <w:pPr>
         <w:numPr>
           <w:ilvl w:val="0"/>
-          <w:numId w:val="6"/>
+          <w:numId w:val="7"/>
         </w:numPr>
         <w:ind w:left="720" w:hanging="360"/>
         <w:rPr>
@@ -17119,7 +17226,7 @@
         </w:rPr>
         <w:t xml:space="preserve">Descargamos </w:t>
       </w:r>
-      <w:hyperlink r:id="rId18">
+      <w:hyperlink r:id="rId19">
         <w:r>
           <w:rPr>
             <w:rFonts w:ascii="Arial" w:cs="Arial" w:eastAsia="Arial" w:hAnsi="Arial"/>
@@ -17148,7 +17255,7 @@
       <w:pPr>
         <w:numPr>
           <w:ilvl w:val="0"/>
-          <w:numId w:val="7"/>
+          <w:numId w:val="9"/>
         </w:numPr>
         <w:ind w:left="1440" w:hanging="360"/>
         <w:rPr>
@@ -17172,7 +17279,7 @@
       <w:pPr>
         <w:numPr>
           <w:ilvl w:val="0"/>
-          <w:numId w:val="7"/>
+          <w:numId w:val="9"/>
         </w:numPr>
         <w:ind w:left="1440" w:hanging="360"/>
         <w:rPr>
@@ -17221,7 +17328,7 @@
           <wp:inline distB="114300" distT="114300" distL="114300" distR="114300">
             <wp:extent cx="2714625" cy="2029792"/>
             <wp:effectExtent b="0" l="0" r="0" t="0"/>
-            <wp:docPr id="11" name="image10.png"/>
+            <wp:docPr id="13" name="image10.png"/>
             <a:graphic>
               <a:graphicData uri="http://schemas.openxmlformats.org/drawingml/2006/picture">
                 <pic:pic>
@@ -17230,7 +17337,7 @@
                     <pic:cNvPicPr preferRelativeResize="0"/>
                   </pic:nvPicPr>
                   <pic:blipFill>
-                    <a:blip r:embed="rId19"/>
+                    <a:blip r:embed="rId20"/>
                     <a:srcRect b="0" l="0" r="0" t="0"/>
                     <a:stretch>
                       <a:fillRect/>
@@ -17690,16 +17797,16 @@
           <wp:inline distB="114300" distT="114300" distL="114300" distR="114300">
             <wp:extent cx="4014788" cy="2743200"/>
             <wp:effectExtent b="0" l="0" r="0" t="0"/>
-            <wp:docPr id="12" name="image2.png"/>
+            <wp:docPr id="14" name="image13.png"/>
             <a:graphic>
               <a:graphicData uri="http://schemas.openxmlformats.org/drawingml/2006/picture">
                 <pic:pic>
                   <pic:nvPicPr>
-                    <pic:cNvPr id="0" name="image2.png"/>
+                    <pic:cNvPr id="0" name="image13.png"/>
                     <pic:cNvPicPr preferRelativeResize="0"/>
                   </pic:nvPicPr>
                   <pic:blipFill>
-                    <a:blip r:embed="rId20"/>
+                    <a:blip r:embed="rId21"/>
                     <a:srcRect b="0" l="0" r="0" t="0"/>
                     <a:stretch>
                       <a:fillRect/>
@@ -17845,7 +17952,7 @@
       <w:pPr>
         <w:numPr>
           <w:ilvl w:val="0"/>
-          <w:numId w:val="5"/>
+          <w:numId w:val="6"/>
         </w:numPr>
         <w:ind w:left="720" w:hanging="360"/>
         <w:rPr>
@@ -17869,7 +17976,7 @@
       <w:pPr>
         <w:numPr>
           <w:ilvl w:val="0"/>
-          <w:numId w:val="5"/>
+          <w:numId w:val="6"/>
         </w:numPr>
         <w:ind w:left="720" w:hanging="360"/>
         <w:rPr>
@@ -17888,7 +17995,7 @@
         </w:rPr>
         <w:t xml:space="preserve">Creamos una carpeta en services con el nombre de </w:t>
       </w:r>
-      <w:hyperlink r:id="rId21">
+      <w:hyperlink r:id="rId22">
         <w:r>
           <w:rPr>
             <w:rFonts w:ascii="Arial" w:cs="Arial" w:eastAsia="Arial" w:hAnsi="Arial"/>
@@ -17915,7 +18022,7 @@
       <w:pPr>
         <w:numPr>
           <w:ilvl w:val="0"/>
-          <w:numId w:val="5"/>
+          <w:numId w:val="6"/>
         </w:numPr>
         <w:ind w:left="720" w:hanging="360"/>
         <w:rPr>
@@ -17959,7 +18066,7 @@
       <w:pPr>
         <w:numPr>
           <w:ilvl w:val="0"/>
-          <w:numId w:val="5"/>
+          <w:numId w:val="6"/>
         </w:numPr>
         <w:ind w:left="720" w:hanging="360"/>
         <w:rPr>
@@ -17989,16 +18096,16 @@
           <wp:inline distB="114300" distT="114300" distL="114300" distR="114300">
             <wp:extent cx="5274000" cy="1524000"/>
             <wp:effectExtent b="0" l="0" r="0" t="0"/>
-            <wp:docPr id="6" name="image9.png"/>
+            <wp:docPr id="7" name="image4.png"/>
             <a:graphic>
               <a:graphicData uri="http://schemas.openxmlformats.org/drawingml/2006/picture">
                 <pic:pic>
                   <pic:nvPicPr>
-                    <pic:cNvPr id="0" name="image9.png"/>
+                    <pic:cNvPr id="0" name="image4.png"/>
                     <pic:cNvPicPr preferRelativeResize="0"/>
                   </pic:nvPicPr>
                   <pic:blipFill>
-                    <a:blip r:embed="rId22"/>
+                    <a:blip r:embed="rId23"/>
                     <a:srcRect b="0" l="0" r="0" t="0"/>
                     <a:stretch>
                       <a:fillRect/>
@@ -18026,44 +18133,2852 @@
     </w:p>
     <w:p>
       <w:pPr>
-        <w:ind w:left="0" w:firstLine="0"/>
-        <w:rPr>
-          <w:rFonts w:ascii="Arial" w:cs="Arial" w:eastAsia="Arial" w:hAnsi="Arial"/>
-          <w:sz w:val="24"/>
-          <w:szCs w:val="24"/>
-        </w:rPr>
-      </w:pPr>
-      <w:r>
-        <w:rPr>
-          <w:rtl w:val="0"/>
-        </w:rPr>
-      </w:r>
-    </w:p>
-    <w:p>
-      <w:pPr>
-        <w:ind w:left="0" w:firstLine="0"/>
-        <w:rPr>
-          <w:rFonts w:ascii="Arial" w:cs="Arial" w:eastAsia="Arial" w:hAnsi="Arial"/>
-          <w:sz w:val="24"/>
-          <w:szCs w:val="24"/>
-        </w:rPr>
-      </w:pPr>
-      <w:r>
-        <w:rPr>
-          <w:rFonts w:ascii="Arial" w:cs="Arial" w:eastAsia="Arial" w:hAnsi="Arial"/>
-          <w:sz w:val="24"/>
-          <w:szCs w:val="24"/>
-          <w:rtl w:val="0"/>
-        </w:rPr>
-        <w:t xml:space="preserve">Con esto el el backend y el frontend quedan conectadas correctamente</w:t>
+        <w:rPr>
+          <w:rFonts w:ascii="Arial" w:cs="Arial" w:eastAsia="Arial" w:hAnsi="Arial"/>
+          <w:sz w:val="24"/>
+          <w:szCs w:val="24"/>
+        </w:rPr>
+      </w:pPr>
+      <w:r>
+        <w:rPr>
+          <w:rtl w:val="0"/>
+        </w:rPr>
+      </w:r>
+    </w:p>
+    <w:p>
+      <w:pPr>
+        <w:pStyle w:val="Heading2"/>
+        <w:rPr/>
+      </w:pPr>
+      <w:bookmarkStart w:colFirst="0" w:colLast="0" w:name="_heading=h.2vlvmy62psid" w:id="79"/>
+      <w:bookmarkEnd w:id="79"/>
+      <w:r>
+        <w:rPr>
+          <w:rtl w:val="0"/>
+        </w:rPr>
+        <w:t xml:space="preserve">Definición de pantallas: </w:t>
+      </w:r>
+      <w:r>
+        <w:rPr>
+          <w:rtl w:val="0"/>
+        </w:rPr>
+      </w:r>
+    </w:p>
+    <w:p>
+      <w:pPr>
+        <w:rPr>
+          <w:rFonts w:ascii="Roboto" w:cs="Roboto" w:eastAsia="Roboto" w:hAnsi="Roboto"/>
+          <w:b w:val="1"/>
+          <w:bCs w:val="1"/>
+          <w:color w:val="1f1f1f"/>
+          <w:sz w:val="26"/>
+          <w:szCs w:val="26"/>
+        </w:rPr>
+      </w:pPr>
+      <w:r>
+        <w:rPr>
+          <w:rFonts w:ascii="Arial" w:cs="Arial" w:eastAsia="Arial" w:hAnsi="Arial"/>
+          <w:sz w:val="24"/>
+          <w:szCs w:val="24"/>
+          <w:rtl w:val="0"/>
+        </w:rPr>
+        <w:t xml:space="preserve">Ahora que conectamos el frontend al  backend se define las pantallas y su correspondiente edpoins a esar: </w:t>
         <w:br w:type="textWrapping"/>
         <w:br w:type="textWrapping"/>
       </w:r>
+      <w:r>
+        <w:rPr>
+          <w:rFonts w:ascii="Roboto" w:cs="Roboto" w:eastAsia="Roboto" w:hAnsi="Roboto"/>
+          <w:b w:val="1"/>
+          <w:bCs w:val="1"/>
+          <w:color w:val="1f1f1f"/>
+          <w:sz w:val="26"/>
+          <w:szCs w:val="26"/>
+          <w:rtl w:val="0"/>
+        </w:rPr>
+        <w:t xml:space="preserve">1. Pantallas necesarias para el Frontend (Total: 7 pantallas principales)</w:t>
+      </w:r>
+    </w:p>
+    <w:p>
+      <w:pPr>
+        <w:numPr>
+          <w:ilvl w:val="0"/>
+          <w:numId w:val="8"/>
+        </w:numPr>
+        <w:shd w:fill="ffffff" w:val="clear"/>
+        <w:spacing w:after="0" w:afterAutospacing="0" w:before="240" w:lineRule="auto"/>
+        <w:ind w:left="720" w:hanging="360"/>
+      </w:pPr>
+      <w:r>
+        <w:rPr>
+          <w:rFonts w:ascii="Roboto" w:cs="Roboto" w:eastAsia="Roboto" w:hAnsi="Roboto"/>
+          <w:b w:val="1"/>
+          <w:bCs w:val="1"/>
+          <w:color w:val="1f1f1f"/>
+          <w:sz w:val="21"/>
+          <w:szCs w:val="21"/>
+          <w:rtl w:val="0"/>
+        </w:rPr>
+        <w:t xml:space="preserve">Pantalla de Inicio de Sesión y Registro (Auth)</w:t>
+      </w:r>
+    </w:p>
+    <w:p>
+      <w:pPr>
+        <w:numPr>
+          <w:ilvl w:val="1"/>
+          <w:numId w:val="8"/>
+        </w:numPr>
+        <w:spacing w:after="0" w:afterAutospacing="0" w:before="0" w:beforeAutospacing="0" w:lineRule="auto"/>
+        <w:ind w:left="1440" w:hanging="360"/>
+      </w:pPr>
+      <w:r>
+        <w:rPr>
+          <w:rFonts w:ascii="Roboto" w:cs="Roboto" w:eastAsia="Roboto" w:hAnsi="Roboto"/>
+          <w:b w:val="1"/>
+          <w:bCs w:val="1"/>
+          <w:color w:val="1f1f1f"/>
+          <w:sz w:val="21"/>
+          <w:szCs w:val="21"/>
+          <w:rtl w:val="0"/>
+        </w:rPr>
+        <w:t xml:space="preserve">Propósito:</w:t>
+      </w:r>
+      <w:r>
+        <w:rPr>
+          <w:rFonts w:ascii="Roboto" w:cs="Roboto" w:eastAsia="Roboto" w:hAnsi="Roboto"/>
+          <w:color w:val="1f1f1f"/>
+          <w:sz w:val="21"/>
+          <w:szCs w:val="21"/>
+          <w:rtl w:val="0"/>
+        </w:rPr>
+        <w:t xml:space="preserve"> Inicio de sesión y alta de nuevos usuarios.</w:t>
+      </w:r>
+      <w:hyperlink r:id="rId24">
+        <w:r>
+          <w:rPr>
+            <w:rFonts w:ascii="Roboto" w:cs="Roboto" w:eastAsia="Roboto" w:hAnsi="Roboto"/>
+            <w:color w:val="1f1f1f"/>
+            <w:sz w:val="14"/>
+            <w:szCs w:val="14"/>
+            <w:shd w:fill="f0f4f9" w:val="clear"/>
+            <w:rtl w:val="0"/>
+          </w:rPr>
+          <w:t xml:space="preserve">1</w:t>
+        </w:r>
+      </w:hyperlink>
+      <w:r>
+        <w:rPr>
+          <w:rtl w:val="0"/>
+        </w:rPr>
+      </w:r>
+    </w:p>
+    <w:p>
+      <w:pPr>
+        <w:numPr>
+          <w:ilvl w:val="1"/>
+          <w:numId w:val="8"/>
+        </w:numPr>
+        <w:spacing w:after="0" w:afterAutospacing="0" w:before="0" w:beforeAutospacing="0" w:lineRule="auto"/>
+        <w:ind w:left="1440" w:hanging="360"/>
+      </w:pPr>
+      <w:r>
+        <w:rPr>
+          <w:rFonts w:ascii="Roboto" w:cs="Roboto" w:eastAsia="Roboto" w:hAnsi="Roboto"/>
+          <w:b w:val="1"/>
+          <w:bCs w:val="1"/>
+          <w:color w:val="1f1f1f"/>
+          <w:sz w:val="21"/>
+          <w:szCs w:val="21"/>
+          <w:rtl w:val="0"/>
+        </w:rPr>
+        <w:t xml:space="preserve">Requerimientos asociados:</w:t>
+      </w:r>
+      <w:r>
+        <w:rPr>
+          <w:rFonts w:ascii="Roboto" w:cs="Roboto" w:eastAsia="Roboto" w:hAnsi="Roboto"/>
+          <w:color w:val="1f1f1f"/>
+          <w:sz w:val="21"/>
+          <w:szCs w:val="21"/>
+          <w:rtl w:val="0"/>
+        </w:rPr>
+        <w:t xml:space="preserve"> RF-01, RF-02.</w:t>
+      </w:r>
+      <w:hyperlink r:id="rId25">
+        <w:r>
+          <w:rPr>
+            <w:rFonts w:ascii="Roboto" w:cs="Roboto" w:eastAsia="Roboto" w:hAnsi="Roboto"/>
+            <w:color w:val="1f1f1f"/>
+            <w:sz w:val="14"/>
+            <w:szCs w:val="14"/>
+            <w:shd w:fill="f0f4f9" w:val="clear"/>
+            <w:rtl w:val="0"/>
+          </w:rPr>
+          <w:t xml:space="preserve">1</w:t>
+        </w:r>
+      </w:hyperlink>
+      <w:r>
+        <w:rPr>
+          <w:rtl w:val="0"/>
+        </w:rPr>
+      </w:r>
+    </w:p>
+    <w:p>
+      <w:pPr>
+        <w:numPr>
+          <w:ilvl w:val="0"/>
+          <w:numId w:val="8"/>
+        </w:numPr>
+        <w:shd w:fill="ffffff" w:val="clear"/>
+        <w:spacing w:after="0" w:afterAutospacing="0" w:before="0" w:beforeAutospacing="0" w:lineRule="auto"/>
+        <w:ind w:left="720" w:hanging="360"/>
+      </w:pPr>
+      <w:r>
+        <w:rPr>
+          <w:rFonts w:ascii="Roboto" w:cs="Roboto" w:eastAsia="Roboto" w:hAnsi="Roboto"/>
+          <w:b w:val="1"/>
+          <w:bCs w:val="1"/>
+          <w:color w:val="1f1f1f"/>
+          <w:sz w:val="21"/>
+          <w:szCs w:val="21"/>
+          <w:rtl w:val="0"/>
+        </w:rPr>
+        <w:t xml:space="preserve">Catálogo / Exploración de Subastas (Home)</w:t>
+      </w:r>
+    </w:p>
+    <w:p>
+      <w:pPr>
+        <w:numPr>
+          <w:ilvl w:val="1"/>
+          <w:numId w:val="8"/>
+        </w:numPr>
+        <w:spacing w:after="0" w:afterAutospacing="0" w:before="0" w:beforeAutospacing="0" w:lineRule="auto"/>
+        <w:ind w:left="1440" w:hanging="360"/>
+      </w:pPr>
+      <w:r>
+        <w:rPr>
+          <w:rFonts w:ascii="Roboto" w:cs="Roboto" w:eastAsia="Roboto" w:hAnsi="Roboto"/>
+          <w:b w:val="1"/>
+          <w:bCs w:val="1"/>
+          <w:color w:val="1f1f1f"/>
+          <w:sz w:val="21"/>
+          <w:szCs w:val="21"/>
+          <w:rtl w:val="0"/>
+        </w:rPr>
+        <w:t xml:space="preserve">Propósito:</w:t>
+      </w:r>
+      <w:r>
+        <w:rPr>
+          <w:rFonts w:ascii="Roboto" w:cs="Roboto" w:eastAsia="Roboto" w:hAnsi="Roboto"/>
+          <w:color w:val="1f1f1f"/>
+          <w:sz w:val="21"/>
+          <w:szCs w:val="21"/>
+          <w:rtl w:val="0"/>
+        </w:rPr>
+        <w:t xml:space="preserve"> Mostrar las subastas activas, próximas y finalizadas con tarjetas explicativas (imagen, precio actual, contador regresivo).</w:t>
+      </w:r>
+      <w:hyperlink r:id="rId26">
+        <w:r>
+          <w:rPr>
+            <w:rFonts w:ascii="Roboto" w:cs="Roboto" w:eastAsia="Roboto" w:hAnsi="Roboto"/>
+            <w:color w:val="1f1f1f"/>
+            <w:sz w:val="14"/>
+            <w:szCs w:val="14"/>
+            <w:shd w:fill="f0f4f9" w:val="clear"/>
+            <w:rtl w:val="0"/>
+          </w:rPr>
+          <w:t xml:space="preserve">1</w:t>
+        </w:r>
+      </w:hyperlink>
+      <w:r>
+        <w:rPr>
+          <w:rtl w:val="0"/>
+        </w:rPr>
+      </w:r>
+    </w:p>
+    <w:p>
+      <w:pPr>
+        <w:numPr>
+          <w:ilvl w:val="1"/>
+          <w:numId w:val="8"/>
+        </w:numPr>
+        <w:spacing w:after="0" w:afterAutospacing="0" w:before="0" w:beforeAutospacing="0" w:lineRule="auto"/>
+        <w:ind w:left="1440" w:hanging="360"/>
+      </w:pPr>
+      <w:r>
+        <w:rPr>
+          <w:rFonts w:ascii="Roboto" w:cs="Roboto" w:eastAsia="Roboto" w:hAnsi="Roboto"/>
+          <w:b w:val="1"/>
+          <w:bCs w:val="1"/>
+          <w:color w:val="1f1f1f"/>
+          <w:sz w:val="21"/>
+          <w:szCs w:val="21"/>
+          <w:rtl w:val="0"/>
+        </w:rPr>
+        <w:t xml:space="preserve">Requerimientos asociados:</w:t>
+      </w:r>
+      <w:r>
+        <w:rPr>
+          <w:rFonts w:ascii="Roboto" w:cs="Roboto" w:eastAsia="Roboto" w:hAnsi="Roboto"/>
+          <w:color w:val="1f1f1f"/>
+          <w:sz w:val="21"/>
+          <w:szCs w:val="21"/>
+          <w:rtl w:val="0"/>
+        </w:rPr>
+        <w:t xml:space="preserve"> RF-05 al RF-10.</w:t>
+      </w:r>
+      <w:hyperlink r:id="rId27">
+        <w:r>
+          <w:rPr>
+            <w:rFonts w:ascii="Roboto" w:cs="Roboto" w:eastAsia="Roboto" w:hAnsi="Roboto"/>
+            <w:color w:val="1f1f1f"/>
+            <w:sz w:val="14"/>
+            <w:szCs w:val="14"/>
+            <w:shd w:fill="f0f4f9" w:val="clear"/>
+            <w:rtl w:val="0"/>
+          </w:rPr>
+          <w:t xml:space="preserve">1</w:t>
+        </w:r>
+      </w:hyperlink>
+      <w:r>
+        <w:rPr>
+          <w:rtl w:val="0"/>
+        </w:rPr>
+      </w:r>
+    </w:p>
+    <w:p>
+      <w:pPr>
+        <w:numPr>
+          <w:ilvl w:val="0"/>
+          <w:numId w:val="8"/>
+        </w:numPr>
+        <w:shd w:fill="ffffff" w:val="clear"/>
+        <w:spacing w:after="0" w:afterAutospacing="0" w:before="0" w:beforeAutospacing="0" w:lineRule="auto"/>
+        <w:ind w:left="720" w:hanging="360"/>
+      </w:pPr>
+      <w:r>
+        <w:rPr>
+          <w:rFonts w:ascii="Roboto" w:cs="Roboto" w:eastAsia="Roboto" w:hAnsi="Roboto"/>
+          <w:b w:val="1"/>
+          <w:bCs w:val="1"/>
+          <w:color w:val="1f1f1f"/>
+          <w:sz w:val="21"/>
+          <w:szCs w:val="21"/>
+          <w:rtl w:val="0"/>
+        </w:rPr>
+        <w:t xml:space="preserve">Sala de Subasta en Vivo (Detalle de Subasta)</w:t>
+      </w:r>
+    </w:p>
+    <w:p>
+      <w:pPr>
+        <w:numPr>
+          <w:ilvl w:val="1"/>
+          <w:numId w:val="8"/>
+        </w:numPr>
+        <w:spacing w:after="0" w:afterAutospacing="0" w:before="0" w:beforeAutospacing="0" w:lineRule="auto"/>
+        <w:ind w:left="1440" w:hanging="360"/>
+      </w:pPr>
+      <w:r>
+        <w:rPr>
+          <w:rFonts w:ascii="Roboto" w:cs="Roboto" w:eastAsia="Roboto" w:hAnsi="Roboto"/>
+          <w:b w:val="1"/>
+          <w:bCs w:val="1"/>
+          <w:color w:val="1f1f1f"/>
+          <w:sz w:val="21"/>
+          <w:szCs w:val="21"/>
+          <w:rtl w:val="0"/>
+        </w:rPr>
+        <w:t xml:space="preserve">Propósito:</w:t>
+      </w:r>
+      <w:r>
+        <w:rPr>
+          <w:rFonts w:ascii="Roboto" w:cs="Roboto" w:eastAsia="Roboto" w:hAnsi="Roboto"/>
+          <w:color w:val="1f1f1f"/>
+          <w:sz w:val="21"/>
+          <w:szCs w:val="21"/>
+          <w:rtl w:val="0"/>
+        </w:rPr>
+        <w:t xml:space="preserve"> Interfaz interactiva y en tiempo real para realizar pujas, ver el historial cronológico, el temporizador dinámico (</w:t>
+      </w:r>
+      <w:r>
+        <w:rPr>
+          <w:rFonts w:ascii="Roboto" w:cs="Roboto" w:eastAsia="Roboto" w:hAnsi="Roboto"/>
+          <w:i w:val="1"/>
+          <w:iCs w:val="1"/>
+          <w:color w:val="1f1f1f"/>
+          <w:sz w:val="21"/>
+          <w:szCs w:val="21"/>
+          <w:rtl w:val="0"/>
+        </w:rPr>
+        <w:t xml:space="preserve">anti-sniping</w:t>
+      </w:r>
+      <w:r>
+        <w:rPr>
+          <w:rFonts w:ascii="Roboto" w:cs="Roboto" w:eastAsia="Roboto" w:hAnsi="Roboto"/>
+          <w:color w:val="1f1f1f"/>
+          <w:sz w:val="21"/>
+          <w:szCs w:val="21"/>
+          <w:rtl w:val="0"/>
+        </w:rPr>
+        <w:t xml:space="preserve">) y el indicador de puja líder.</w:t>
+      </w:r>
+      <w:hyperlink r:id="rId28">
+        <w:r>
+          <w:rPr>
+            <w:rFonts w:ascii="Roboto" w:cs="Roboto" w:eastAsia="Roboto" w:hAnsi="Roboto"/>
+            <w:color w:val="1f1f1f"/>
+            <w:sz w:val="14"/>
+            <w:szCs w:val="14"/>
+            <w:shd w:fill="f0f4f9" w:val="clear"/>
+            <w:rtl w:val="0"/>
+          </w:rPr>
+          <w:t xml:space="preserve">1</w:t>
+        </w:r>
+      </w:hyperlink>
+      <w:r>
+        <w:rPr>
+          <w:rtl w:val="0"/>
+        </w:rPr>
+      </w:r>
+    </w:p>
+    <w:p>
+      <w:pPr>
+        <w:numPr>
+          <w:ilvl w:val="1"/>
+          <w:numId w:val="8"/>
+        </w:numPr>
+        <w:spacing w:after="0" w:afterAutospacing="0" w:before="0" w:beforeAutospacing="0" w:lineRule="auto"/>
+        <w:ind w:left="1440" w:hanging="360"/>
+      </w:pPr>
+      <w:r>
+        <w:rPr>
+          <w:rFonts w:ascii="Roboto" w:cs="Roboto" w:eastAsia="Roboto" w:hAnsi="Roboto"/>
+          <w:b w:val="1"/>
+          <w:bCs w:val="1"/>
+          <w:color w:val="1f1f1f"/>
+          <w:sz w:val="21"/>
+          <w:szCs w:val="21"/>
+          <w:rtl w:val="0"/>
+        </w:rPr>
+        <w:t xml:space="preserve">Requerimientos asociados:</w:t>
+      </w:r>
+      <w:r>
+        <w:rPr>
+          <w:rFonts w:ascii="Roboto" w:cs="Roboto" w:eastAsia="Roboto" w:hAnsi="Roboto"/>
+          <w:color w:val="1f1f1f"/>
+          <w:sz w:val="21"/>
+          <w:szCs w:val="21"/>
+          <w:rtl w:val="0"/>
+        </w:rPr>
+        <w:t xml:space="preserve"> RF-18 al RF-29.</w:t>
+      </w:r>
+      <w:hyperlink r:id="rId29">
+        <w:r>
+          <w:rPr>
+            <w:rFonts w:ascii="Roboto" w:cs="Roboto" w:eastAsia="Roboto" w:hAnsi="Roboto"/>
+            <w:color w:val="1f1f1f"/>
+            <w:sz w:val="14"/>
+            <w:szCs w:val="14"/>
+            <w:shd w:fill="f0f4f9" w:val="clear"/>
+            <w:rtl w:val="0"/>
+          </w:rPr>
+          <w:t xml:space="preserve">1</w:t>
+        </w:r>
+      </w:hyperlink>
+      <w:r>
+        <w:rPr>
+          <w:rtl w:val="0"/>
+        </w:rPr>
+      </w:r>
+    </w:p>
+    <w:p>
+      <w:pPr>
+        <w:numPr>
+          <w:ilvl w:val="0"/>
+          <w:numId w:val="8"/>
+        </w:numPr>
+        <w:shd w:fill="ffffff" w:val="clear"/>
+        <w:spacing w:after="0" w:afterAutospacing="0" w:before="0" w:beforeAutospacing="0" w:lineRule="auto"/>
+        <w:ind w:left="720" w:hanging="360"/>
+      </w:pPr>
+      <w:r>
+        <w:rPr>
+          <w:rFonts w:ascii="Roboto" w:cs="Roboto" w:eastAsia="Roboto" w:hAnsi="Roboto"/>
+          <w:b w:val="1"/>
+          <w:bCs w:val="1"/>
+          <w:color w:val="1f1f1f"/>
+          <w:sz w:val="21"/>
+          <w:szCs w:val="21"/>
+          <w:rtl w:val="0"/>
+        </w:rPr>
+        <w:t xml:space="preserve">Publicación / Creación de Subasta</w:t>
+      </w:r>
+    </w:p>
+    <w:p>
+      <w:pPr>
+        <w:numPr>
+          <w:ilvl w:val="1"/>
+          <w:numId w:val="8"/>
+        </w:numPr>
+        <w:spacing w:after="0" w:afterAutospacing="0" w:before="0" w:beforeAutospacing="0" w:lineRule="auto"/>
+        <w:ind w:left="1440" w:hanging="360"/>
+      </w:pPr>
+      <w:r>
+        <w:rPr>
+          <w:rFonts w:ascii="Roboto" w:cs="Roboto" w:eastAsia="Roboto" w:hAnsi="Roboto"/>
+          <w:b w:val="1"/>
+          <w:bCs w:val="1"/>
+          <w:color w:val="1f1f1f"/>
+          <w:sz w:val="21"/>
+          <w:szCs w:val="21"/>
+          <w:rtl w:val="0"/>
+        </w:rPr>
+        <w:t xml:space="preserve">Propósito:</w:t>
+      </w:r>
+      <w:r>
+        <w:rPr>
+          <w:rFonts w:ascii="Roboto" w:cs="Roboto" w:eastAsia="Roboto" w:hAnsi="Roboto"/>
+          <w:color w:val="1f1f1f"/>
+          <w:sz w:val="21"/>
+          <w:szCs w:val="21"/>
+          <w:rtl w:val="0"/>
+        </w:rPr>
+        <w:t xml:space="preserve"> Formulario para que el vendedor publique un nuevo producto, configurando precio base, fechas de inicio y fin e incremento mínimo.</w:t>
+      </w:r>
+      <w:hyperlink r:id="rId30">
+        <w:r>
+          <w:rPr>
+            <w:rFonts w:ascii="Roboto" w:cs="Roboto" w:eastAsia="Roboto" w:hAnsi="Roboto"/>
+            <w:color w:val="1f1f1f"/>
+            <w:sz w:val="14"/>
+            <w:szCs w:val="14"/>
+            <w:shd w:fill="f0f4f9" w:val="clear"/>
+            <w:rtl w:val="0"/>
+          </w:rPr>
+          <w:t xml:space="preserve">1</w:t>
+        </w:r>
+      </w:hyperlink>
+      <w:r>
+        <w:rPr>
+          <w:rtl w:val="0"/>
+        </w:rPr>
+      </w:r>
+    </w:p>
+    <w:p>
+      <w:pPr>
+        <w:numPr>
+          <w:ilvl w:val="1"/>
+          <w:numId w:val="8"/>
+        </w:numPr>
+        <w:spacing w:after="0" w:afterAutospacing="0" w:before="0" w:beforeAutospacing="0" w:lineRule="auto"/>
+        <w:ind w:left="1440" w:hanging="360"/>
+      </w:pPr>
+      <w:r>
+        <w:rPr>
+          <w:rFonts w:ascii="Roboto" w:cs="Roboto" w:eastAsia="Roboto" w:hAnsi="Roboto"/>
+          <w:b w:val="1"/>
+          <w:bCs w:val="1"/>
+          <w:color w:val="1f1f1f"/>
+          <w:sz w:val="21"/>
+          <w:szCs w:val="21"/>
+          <w:rtl w:val="0"/>
+        </w:rPr>
+        <w:t xml:space="preserve">Requerimientos asociados:</w:t>
+      </w:r>
+      <w:r>
+        <w:rPr>
+          <w:rFonts w:ascii="Roboto" w:cs="Roboto" w:eastAsia="Roboto" w:hAnsi="Roboto"/>
+          <w:color w:val="1f1f1f"/>
+          <w:sz w:val="21"/>
+          <w:szCs w:val="21"/>
+          <w:rtl w:val="0"/>
+        </w:rPr>
+        <w:t xml:space="preserve"> RF-11 al RF-17.</w:t>
+      </w:r>
+      <w:hyperlink r:id="rId31">
+        <w:r>
+          <w:rPr>
+            <w:rFonts w:ascii="Roboto" w:cs="Roboto" w:eastAsia="Roboto" w:hAnsi="Roboto"/>
+            <w:color w:val="1f1f1f"/>
+            <w:sz w:val="14"/>
+            <w:szCs w:val="14"/>
+            <w:shd w:fill="f0f4f9" w:val="clear"/>
+            <w:rtl w:val="0"/>
+          </w:rPr>
+          <w:t xml:space="preserve">1</w:t>
+        </w:r>
+      </w:hyperlink>
+      <w:r>
+        <w:rPr>
+          <w:rtl w:val="0"/>
+        </w:rPr>
+      </w:r>
+    </w:p>
+    <w:p>
+      <w:pPr>
+        <w:numPr>
+          <w:ilvl w:val="0"/>
+          <w:numId w:val="8"/>
+        </w:numPr>
+        <w:shd w:fill="ffffff" w:val="clear"/>
+        <w:spacing w:after="0" w:afterAutospacing="0" w:before="0" w:beforeAutospacing="0" w:lineRule="auto"/>
+        <w:ind w:left="720" w:hanging="360"/>
+      </w:pPr>
+      <w:r>
+        <w:rPr>
+          <w:rFonts w:ascii="Roboto" w:cs="Roboto" w:eastAsia="Roboto" w:hAnsi="Roboto"/>
+          <w:b w:val="1"/>
+          <w:bCs w:val="1"/>
+          <w:color w:val="1f1f1f"/>
+          <w:sz w:val="21"/>
+          <w:szCs w:val="21"/>
+          <w:rtl w:val="0"/>
+        </w:rPr>
+        <w:t xml:space="preserve">Billetera Virtual (Wallet)</w:t>
+      </w:r>
+    </w:p>
+    <w:p>
+      <w:pPr>
+        <w:numPr>
+          <w:ilvl w:val="1"/>
+          <w:numId w:val="8"/>
+        </w:numPr>
+        <w:spacing w:after="0" w:afterAutospacing="0" w:before="0" w:beforeAutospacing="0" w:lineRule="auto"/>
+        <w:ind w:left="1440" w:hanging="360"/>
+      </w:pPr>
+      <w:r>
+        <w:rPr>
+          <w:rFonts w:ascii="Roboto" w:cs="Roboto" w:eastAsia="Roboto" w:hAnsi="Roboto"/>
+          <w:b w:val="1"/>
+          <w:bCs w:val="1"/>
+          <w:color w:val="1f1f1f"/>
+          <w:sz w:val="21"/>
+          <w:szCs w:val="21"/>
+          <w:rtl w:val="0"/>
+        </w:rPr>
+        <w:t xml:space="preserve">Propósito:</w:t>
+      </w:r>
+      <w:r>
+        <w:rPr>
+          <w:rFonts w:ascii="Roboto" w:cs="Roboto" w:eastAsia="Roboto" w:hAnsi="Roboto"/>
+          <w:color w:val="1f1f1f"/>
+          <w:sz w:val="21"/>
+          <w:szCs w:val="21"/>
+          <w:rtl w:val="0"/>
+        </w:rPr>
+        <w:t xml:space="preserve"> Gestionar y recargar saldo, consultar saldo total, retenido (</w:t>
+      </w:r>
+      <w:r>
+        <w:rPr>
+          <w:rFonts w:ascii="Roboto" w:cs="Roboto" w:eastAsia="Roboto" w:hAnsi="Roboto"/>
+          <w:i w:val="1"/>
+          <w:iCs w:val="1"/>
+          <w:color w:val="1f1f1f"/>
+          <w:sz w:val="21"/>
+          <w:szCs w:val="21"/>
+          <w:rtl w:val="0"/>
+        </w:rPr>
+        <w:t xml:space="preserve">Escrow</w:t>
+      </w:r>
+      <w:r>
+        <w:rPr>
+          <w:rFonts w:ascii="Roboto" w:cs="Roboto" w:eastAsia="Roboto" w:hAnsi="Roboto"/>
+          <w:color w:val="1f1f1f"/>
+          <w:sz w:val="21"/>
+          <w:szCs w:val="21"/>
+          <w:rtl w:val="0"/>
+        </w:rPr>
+        <w:t xml:space="preserve">) y disponible, además del historial de transacciones.</w:t>
+      </w:r>
+      <w:hyperlink r:id="rId32">
+        <w:r>
+          <w:rPr>
+            <w:rFonts w:ascii="Roboto" w:cs="Roboto" w:eastAsia="Roboto" w:hAnsi="Roboto"/>
+            <w:color w:val="1f1f1f"/>
+            <w:sz w:val="14"/>
+            <w:szCs w:val="14"/>
+            <w:shd w:fill="f0f4f9" w:val="clear"/>
+            <w:rtl w:val="0"/>
+          </w:rPr>
+          <w:t xml:space="preserve">1</w:t>
+        </w:r>
+      </w:hyperlink>
+      <w:r>
+        <w:rPr>
+          <w:rtl w:val="0"/>
+        </w:rPr>
+      </w:r>
+    </w:p>
+    <w:p>
+      <w:pPr>
+        <w:numPr>
+          <w:ilvl w:val="1"/>
+          <w:numId w:val="8"/>
+        </w:numPr>
+        <w:spacing w:after="0" w:afterAutospacing="0" w:before="0" w:beforeAutospacing="0" w:lineRule="auto"/>
+        <w:ind w:left="1440" w:hanging="360"/>
+      </w:pPr>
+      <w:r>
+        <w:rPr>
+          <w:rFonts w:ascii="Roboto" w:cs="Roboto" w:eastAsia="Roboto" w:hAnsi="Roboto"/>
+          <w:b w:val="1"/>
+          <w:bCs w:val="1"/>
+          <w:color w:val="1f1f1f"/>
+          <w:sz w:val="21"/>
+          <w:szCs w:val="21"/>
+          <w:rtl w:val="0"/>
+        </w:rPr>
+        <w:t xml:space="preserve">Requerimientos asociados:</w:t>
+      </w:r>
+      <w:r>
+        <w:rPr>
+          <w:rFonts w:ascii="Roboto" w:cs="Roboto" w:eastAsia="Roboto" w:hAnsi="Roboto"/>
+          <w:color w:val="1f1f1f"/>
+          <w:sz w:val="21"/>
+          <w:szCs w:val="21"/>
+          <w:rtl w:val="0"/>
+        </w:rPr>
+        <w:t xml:space="preserve"> RF-30 al RF-36.</w:t>
+      </w:r>
+      <w:hyperlink r:id="rId33">
+        <w:r>
+          <w:rPr>
+            <w:rFonts w:ascii="Roboto" w:cs="Roboto" w:eastAsia="Roboto" w:hAnsi="Roboto"/>
+            <w:color w:val="1f1f1f"/>
+            <w:sz w:val="14"/>
+            <w:szCs w:val="14"/>
+            <w:shd w:fill="f0f4f9" w:val="clear"/>
+            <w:rtl w:val="0"/>
+          </w:rPr>
+          <w:t xml:space="preserve">1</w:t>
+        </w:r>
+      </w:hyperlink>
+      <w:r>
+        <w:rPr>
+          <w:rtl w:val="0"/>
+        </w:rPr>
+      </w:r>
+    </w:p>
+    <w:p>
+      <w:pPr>
+        <w:numPr>
+          <w:ilvl w:val="0"/>
+          <w:numId w:val="8"/>
+        </w:numPr>
+        <w:shd w:fill="ffffff" w:val="clear"/>
+        <w:spacing w:after="0" w:afterAutospacing="0" w:before="0" w:beforeAutospacing="0" w:lineRule="auto"/>
+        <w:ind w:left="720" w:hanging="360"/>
+      </w:pPr>
+      <w:r>
+        <w:rPr>
+          <w:rFonts w:ascii="Roboto" w:cs="Roboto" w:eastAsia="Roboto" w:hAnsi="Roboto"/>
+          <w:b w:val="1"/>
+          <w:bCs w:val="1"/>
+          <w:color w:val="1f1f1f"/>
+          <w:sz w:val="21"/>
+          <w:szCs w:val="21"/>
+          <w:rtl w:val="0"/>
+        </w:rPr>
+        <w:t xml:space="preserve">Panel de Usuario ("Mis Actividades")</w:t>
+      </w:r>
+    </w:p>
+    <w:p>
+      <w:pPr>
+        <w:numPr>
+          <w:ilvl w:val="1"/>
+          <w:numId w:val="8"/>
+        </w:numPr>
+        <w:spacing w:after="0" w:afterAutospacing="0" w:before="0" w:beforeAutospacing="0" w:lineRule="auto"/>
+        <w:ind w:left="1440" w:hanging="360"/>
+      </w:pPr>
+      <w:r>
+        <w:rPr>
+          <w:rFonts w:ascii="Roboto" w:cs="Roboto" w:eastAsia="Roboto" w:hAnsi="Roboto"/>
+          <w:b w:val="1"/>
+          <w:bCs w:val="1"/>
+          <w:color w:val="1f1f1f"/>
+          <w:sz w:val="21"/>
+          <w:szCs w:val="21"/>
+          <w:rtl w:val="0"/>
+        </w:rPr>
+        <w:t xml:space="preserve">Propósito:</w:t>
+      </w:r>
+      <w:r>
+        <w:rPr>
+          <w:rFonts w:ascii="Roboto" w:cs="Roboto" w:eastAsia="Roboto" w:hAnsi="Roboto"/>
+          <w:color w:val="1f1f1f"/>
+          <w:sz w:val="21"/>
+          <w:szCs w:val="21"/>
+          <w:rtl w:val="0"/>
+        </w:rPr>
+        <w:t xml:space="preserve"> Visualizar el historial de subastas participadas (ganadas, perdidas o activas) y publicaciones creadas con su recaudación.</w:t>
+      </w:r>
+      <w:hyperlink r:id="rId34">
+        <w:r>
+          <w:rPr>
+            <w:rFonts w:ascii="Roboto" w:cs="Roboto" w:eastAsia="Roboto" w:hAnsi="Roboto"/>
+            <w:color w:val="1f1f1f"/>
+            <w:sz w:val="14"/>
+            <w:szCs w:val="14"/>
+            <w:shd w:fill="f0f4f9" w:val="clear"/>
+            <w:rtl w:val="0"/>
+          </w:rPr>
+          <w:t xml:space="preserve">1</w:t>
+        </w:r>
+      </w:hyperlink>
+      <w:r>
+        <w:rPr>
+          <w:rtl w:val="0"/>
+        </w:rPr>
+      </w:r>
+    </w:p>
+    <w:p>
+      <w:pPr>
+        <w:numPr>
+          <w:ilvl w:val="1"/>
+          <w:numId w:val="8"/>
+        </w:numPr>
+        <w:spacing w:after="0" w:afterAutospacing="0" w:before="0" w:beforeAutospacing="0" w:lineRule="auto"/>
+        <w:ind w:left="1440" w:hanging="360"/>
+      </w:pPr>
+      <w:r>
+        <w:rPr>
+          <w:rFonts w:ascii="Roboto" w:cs="Roboto" w:eastAsia="Roboto" w:hAnsi="Roboto"/>
+          <w:b w:val="1"/>
+          <w:bCs w:val="1"/>
+          <w:color w:val="1f1f1f"/>
+          <w:sz w:val="21"/>
+          <w:szCs w:val="21"/>
+          <w:rtl w:val="0"/>
+        </w:rPr>
+        <w:t xml:space="preserve">Requerimientos asociados:</w:t>
+      </w:r>
+      <w:r>
+        <w:rPr>
+          <w:rFonts w:ascii="Roboto" w:cs="Roboto" w:eastAsia="Roboto" w:hAnsi="Roboto"/>
+          <w:color w:val="1f1f1f"/>
+          <w:sz w:val="21"/>
+          <w:szCs w:val="21"/>
+          <w:rtl w:val="0"/>
+        </w:rPr>
+        <w:t xml:space="preserve"> RF-37 al RF-40.</w:t>
+      </w:r>
+      <w:hyperlink r:id="rId35">
+        <w:r>
+          <w:rPr>
+            <w:rFonts w:ascii="Roboto" w:cs="Roboto" w:eastAsia="Roboto" w:hAnsi="Roboto"/>
+            <w:color w:val="1f1f1f"/>
+            <w:sz w:val="14"/>
+            <w:szCs w:val="14"/>
+            <w:shd w:fill="f0f4f9" w:val="clear"/>
+            <w:rtl w:val="0"/>
+          </w:rPr>
+          <w:t xml:space="preserve">1</w:t>
+        </w:r>
+      </w:hyperlink>
+      <w:r>
+        <w:rPr>
+          <w:rtl w:val="0"/>
+        </w:rPr>
+      </w:r>
+    </w:p>
+    <w:p>
+      <w:pPr>
+        <w:numPr>
+          <w:ilvl w:val="0"/>
+          <w:numId w:val="8"/>
+        </w:numPr>
+        <w:shd w:fill="ffffff" w:val="clear"/>
+        <w:spacing w:after="0" w:afterAutospacing="0" w:before="0" w:beforeAutospacing="0" w:lineRule="auto"/>
+        <w:ind w:left="720" w:hanging="360"/>
+      </w:pPr>
+      <w:r>
+        <w:rPr>
+          <w:rFonts w:ascii="Roboto" w:cs="Roboto" w:eastAsia="Roboto" w:hAnsi="Roboto"/>
+          <w:b w:val="1"/>
+          <w:bCs w:val="1"/>
+          <w:color w:val="1f1f1f"/>
+          <w:sz w:val="21"/>
+          <w:szCs w:val="21"/>
+          <w:rtl w:val="0"/>
+        </w:rPr>
+        <w:t xml:space="preserve">Panel Administrativo (Admin Dashboard)</w:t>
+      </w:r>
+    </w:p>
+    <w:p>
+      <w:pPr>
+        <w:numPr>
+          <w:ilvl w:val="1"/>
+          <w:numId w:val="8"/>
+        </w:numPr>
+        <w:spacing w:after="0" w:afterAutospacing="0" w:before="0" w:beforeAutospacing="0" w:lineRule="auto"/>
+        <w:ind w:left="1440" w:hanging="360"/>
+      </w:pPr>
+      <w:r>
+        <w:rPr>
+          <w:rFonts w:ascii="Roboto" w:cs="Roboto" w:eastAsia="Roboto" w:hAnsi="Roboto"/>
+          <w:b w:val="1"/>
+          <w:bCs w:val="1"/>
+          <w:color w:val="1f1f1f"/>
+          <w:sz w:val="21"/>
+          <w:szCs w:val="21"/>
+          <w:rtl w:val="0"/>
+        </w:rPr>
+        <w:t xml:space="preserve">Propósito:</w:t>
+      </w:r>
+      <w:r>
+        <w:rPr>
+          <w:rFonts w:ascii="Roboto" w:cs="Roboto" w:eastAsia="Roboto" w:hAnsi="Roboto"/>
+          <w:color w:val="1f1f1f"/>
+          <w:sz w:val="21"/>
+          <w:szCs w:val="21"/>
+          <w:rtl w:val="0"/>
+        </w:rPr>
+        <w:t xml:space="preserve"> Moderación de publicaciones, gestión de categorías y administración de usuarios habilitados/suspendidos.</w:t>
+      </w:r>
+      <w:hyperlink r:id="rId36">
+        <w:r>
+          <w:rPr>
+            <w:rFonts w:ascii="Roboto" w:cs="Roboto" w:eastAsia="Roboto" w:hAnsi="Roboto"/>
+            <w:color w:val="1f1f1f"/>
+            <w:sz w:val="14"/>
+            <w:szCs w:val="14"/>
+            <w:shd w:fill="f0f4f9" w:val="clear"/>
+            <w:rtl w:val="0"/>
+          </w:rPr>
+          <w:t xml:space="preserve">1</w:t>
+        </w:r>
+      </w:hyperlink>
+      <w:r>
+        <w:rPr>
+          <w:rtl w:val="0"/>
+        </w:rPr>
+      </w:r>
+    </w:p>
+    <w:p>
+      <w:pPr>
+        <w:numPr>
+          <w:ilvl w:val="1"/>
+          <w:numId w:val="8"/>
+        </w:numPr>
+        <w:spacing w:after="360" w:before="0" w:beforeAutospacing="0" w:lineRule="auto"/>
+        <w:ind w:left="1440" w:hanging="360"/>
+      </w:pPr>
+      <w:r>
+        <w:rPr>
+          <w:rFonts w:ascii="Roboto" w:cs="Roboto" w:eastAsia="Roboto" w:hAnsi="Roboto"/>
+          <w:b w:val="1"/>
+          <w:bCs w:val="1"/>
+          <w:color w:val="1f1f1f"/>
+          <w:sz w:val="21"/>
+          <w:szCs w:val="21"/>
+          <w:rtl w:val="0"/>
+        </w:rPr>
+        <w:t xml:space="preserve">Requerimientos asociados:</w:t>
+      </w:r>
+      <w:r>
+        <w:rPr>
+          <w:rFonts w:ascii="Roboto" w:cs="Roboto" w:eastAsia="Roboto" w:hAnsi="Roboto"/>
+          <w:color w:val="1f1f1f"/>
+          <w:sz w:val="21"/>
+          <w:szCs w:val="21"/>
+          <w:rtl w:val="0"/>
+        </w:rPr>
+        <w:t xml:space="preserve"> RF-41 al RF-44.</w:t>
+      </w:r>
+      <w:hyperlink r:id="rId37">
+        <w:r>
+          <w:rPr>
+            <w:rFonts w:ascii="Roboto" w:cs="Roboto" w:eastAsia="Roboto" w:hAnsi="Roboto"/>
+            <w:color w:val="1f1f1f"/>
+            <w:sz w:val="14"/>
+            <w:szCs w:val="14"/>
+            <w:shd w:fill="f0f4f9" w:val="clear"/>
+            <w:rtl w:val="0"/>
+          </w:rPr>
+          <w:t xml:space="preserve">1</w:t>
+        </w:r>
+      </w:hyperlink>
+      <w:r>
+        <w:rPr>
+          <w:rtl w:val="0"/>
+        </w:rPr>
+      </w:r>
+    </w:p>
+    <w:p>
+      <w:pPr>
+        <w:rPr>
+          <w:rFonts w:ascii="Arial" w:cs="Arial" w:eastAsia="Arial" w:hAnsi="Arial"/>
+          <w:sz w:val="24"/>
+          <w:szCs w:val="24"/>
+        </w:rPr>
+      </w:pPr>
+      <w:r>
+        <w:pict>
+          <v:rect style="width:0.0pt;height:1.5pt" o:hr="t" o:hrstd="t" o:hralign="center" fillcolor="#A0A0A0" stroked="f"/>
+        </w:pict>
+      </w:r>
+      <w:r>
+        <w:rPr>
+          <w:rtl w:val="0"/>
+        </w:rPr>
+      </w:r>
+    </w:p>
+    <w:p>
+      <w:pPr>
+        <w:pStyle w:val="Heading3"/>
+        <w:keepNext w:val="0"/>
+        <w:keepLines w:val="0"/>
+        <w:shd w:fill="ffffff" w:val="clear"/>
+        <w:rPr>
+          <w:rFonts w:ascii="Roboto" w:cs="Roboto" w:eastAsia="Roboto" w:hAnsi="Roboto"/>
+          <w:color w:val="1f1f1f"/>
+          <w:sz w:val="26"/>
+          <w:szCs w:val="26"/>
+        </w:rPr>
+      </w:pPr>
+      <w:bookmarkStart w:colFirst="0" w:colLast="0" w:name="_heading=h.f2syaycc091c" w:id="80"/>
+      <w:bookmarkEnd w:id="80"/>
+      <w:r>
+        <w:rPr>
+          <w:rFonts w:ascii="Roboto" w:cs="Roboto" w:eastAsia="Roboto" w:hAnsi="Roboto"/>
+          <w:color w:val="1f1f1f"/>
+          <w:sz w:val="26"/>
+          <w:szCs w:val="26"/>
+          <w:rtl w:val="0"/>
+        </w:rPr>
+        <w:t xml:space="preserve">2. Endpoints a utilizar por la API REST GestorSub</w:t>
+      </w:r>
+    </w:p>
+    <w:p>
+      <w:pPr>
+        <w:rPr>
+          <w:rFonts w:ascii="Roboto" w:cs="Roboto" w:eastAsia="Roboto" w:hAnsi="Roboto"/>
+          <w:color w:val="1f1f1f"/>
+          <w:sz w:val="14"/>
+          <w:szCs w:val="14"/>
+          <w:shd w:fill="f0f4f9" w:val="clear"/>
+        </w:rPr>
+      </w:pPr>
+      <w:r>
+        <w:rPr>
+          <w:rFonts w:ascii="Roboto" w:cs="Roboto" w:eastAsia="Roboto" w:hAnsi="Roboto"/>
+          <w:color w:val="1f1f1f"/>
+          <w:sz w:val="21"/>
+          <w:szCs w:val="21"/>
+          <w:rtl w:val="0"/>
+        </w:rPr>
+        <w:t xml:space="preserve">A partir de los servicios definidos en la arquitectura (</w:t>
+      </w:r>
+      <w:r>
+        <w:rPr>
+          <w:rFonts w:ascii="Roboto" w:cs="Roboto" w:eastAsia="Roboto" w:hAnsi="Roboto"/>
+          <w:i w:val="1"/>
+          <w:iCs w:val="1"/>
+          <w:color w:val="1f1f1f"/>
+          <w:sz w:val="21"/>
+          <w:szCs w:val="21"/>
+          <w:rtl w:val="0"/>
+        </w:rPr>
+        <w:t xml:space="preserve">UserService</w:t>
+      </w:r>
+      <w:r>
+        <w:rPr>
+          <w:rFonts w:ascii="Roboto" w:cs="Roboto" w:eastAsia="Roboto" w:hAnsi="Roboto"/>
+          <w:color w:val="1f1f1f"/>
+          <w:sz w:val="21"/>
+          <w:szCs w:val="21"/>
+          <w:rtl w:val="0"/>
+        </w:rPr>
+        <w:t xml:space="preserve">, </w:t>
+      </w:r>
+      <w:r>
+        <w:rPr>
+          <w:rFonts w:ascii="Roboto" w:cs="Roboto" w:eastAsia="Roboto" w:hAnsi="Roboto"/>
+          <w:i w:val="1"/>
+          <w:iCs w:val="1"/>
+          <w:color w:val="1f1f1f"/>
+          <w:sz w:val="21"/>
+          <w:szCs w:val="21"/>
+          <w:rtl w:val="0"/>
+        </w:rPr>
+        <w:t xml:space="preserve">AuctionService</w:t>
+      </w:r>
+      <w:r>
+        <w:rPr>
+          <w:rFonts w:ascii="Roboto" w:cs="Roboto" w:eastAsia="Roboto" w:hAnsi="Roboto"/>
+          <w:color w:val="1f1f1f"/>
+          <w:sz w:val="21"/>
+          <w:szCs w:val="21"/>
+          <w:rtl w:val="0"/>
+        </w:rPr>
+        <w:t xml:space="preserve">, </w:t>
+      </w:r>
+      <w:r>
+        <w:rPr>
+          <w:rFonts w:ascii="Roboto" w:cs="Roboto" w:eastAsia="Roboto" w:hAnsi="Roboto"/>
+          <w:i w:val="1"/>
+          <w:iCs w:val="1"/>
+          <w:color w:val="1f1f1f"/>
+          <w:sz w:val="21"/>
+          <w:szCs w:val="21"/>
+          <w:rtl w:val="0"/>
+        </w:rPr>
+        <w:t xml:space="preserve">WalletService</w:t>
+      </w:r>
+      <w:r>
+        <w:rPr>
+          <w:rFonts w:ascii="Roboto" w:cs="Roboto" w:eastAsia="Roboto" w:hAnsi="Roboto"/>
+          <w:color w:val="1f1f1f"/>
+          <w:sz w:val="21"/>
+          <w:szCs w:val="21"/>
+          <w:rtl w:val="0"/>
+        </w:rPr>
+        <w:t xml:space="preserve">, </w:t>
+      </w:r>
+      <w:r>
+        <w:rPr>
+          <w:rFonts w:ascii="Roboto" w:cs="Roboto" w:eastAsia="Roboto" w:hAnsi="Roboto"/>
+          <w:i w:val="1"/>
+          <w:iCs w:val="1"/>
+          <w:color w:val="1f1f1f"/>
+          <w:sz w:val="21"/>
+          <w:szCs w:val="21"/>
+          <w:rtl w:val="0"/>
+        </w:rPr>
+        <w:t xml:space="preserve">AdminService</w:t>
+      </w:r>
+      <w:r>
+        <w:rPr>
+          <w:rFonts w:ascii="Roboto" w:cs="Roboto" w:eastAsia="Roboto" w:hAnsi="Roboto"/>
+          <w:color w:val="1f1f1f"/>
+          <w:sz w:val="21"/>
+          <w:szCs w:val="21"/>
+          <w:rtl w:val="0"/>
+        </w:rPr>
+        <w:t xml:space="preserve">, </w:t>
+      </w:r>
+      <w:r>
+        <w:rPr>
+          <w:rFonts w:ascii="Roboto" w:cs="Roboto" w:eastAsia="Roboto" w:hAnsi="Roboto"/>
+          <w:i w:val="1"/>
+          <w:iCs w:val="1"/>
+          <w:color w:val="1f1f1f"/>
+          <w:sz w:val="21"/>
+          <w:szCs w:val="21"/>
+          <w:rtl w:val="0"/>
+        </w:rPr>
+        <w:t xml:space="preserve">AuditService</w:t>
+      </w:r>
+      <w:r>
+        <w:rPr>
+          <w:rFonts w:ascii="Roboto" w:cs="Roboto" w:eastAsia="Roboto" w:hAnsi="Roboto"/>
+          <w:color w:val="1f1f1f"/>
+          <w:sz w:val="21"/>
+          <w:szCs w:val="21"/>
+          <w:rtl w:val="0"/>
+        </w:rPr>
+        <w:t xml:space="preserve">), se deducen los siguientes endpoints necesarios:</w:t>
+      </w:r>
+      <w:hyperlink r:id="rId38">
+        <w:r>
+          <w:rPr>
+            <w:rFonts w:ascii="Roboto" w:cs="Roboto" w:eastAsia="Roboto" w:hAnsi="Roboto"/>
+            <w:color w:val="1f1f1f"/>
+            <w:sz w:val="14"/>
+            <w:szCs w:val="14"/>
+            <w:shd w:fill="f0f4f9" w:val="clear"/>
+            <w:rtl w:val="0"/>
+          </w:rPr>
+          <w:t xml:space="preserve">2</w:t>
+        </w:r>
+      </w:hyperlink>
+      <w:r>
+        <w:rPr>
+          <w:rtl w:val="0"/>
+        </w:rPr>
+      </w:r>
+    </w:p>
+    <w:p>
+      <w:pPr>
+        <w:pStyle w:val="Heading4"/>
+        <w:keepNext w:val="0"/>
+        <w:keepLines w:val="0"/>
+        <w:shd w:fill="ffffff" w:val="clear"/>
+        <w:rPr>
+          <w:rFonts w:ascii="Roboto" w:cs="Roboto" w:eastAsia="Roboto" w:hAnsi="Roboto"/>
+          <w:color w:val="1f1f1f"/>
+          <w:sz w:val="21"/>
+          <w:szCs w:val="21"/>
+        </w:rPr>
+      </w:pPr>
+      <w:bookmarkStart w:colFirst="0" w:colLast="0" w:name="_heading=h.hwy232y9jhu1" w:id="81"/>
+      <w:bookmarkEnd w:id="81"/>
+      <w:r>
+        <w:rPr>
+          <w:rFonts w:ascii="Roboto" w:cs="Roboto" w:eastAsia="Roboto" w:hAnsi="Roboto"/>
+          <w:color w:val="1f1f1f"/>
+          <w:sz w:val="21"/>
+          <w:szCs w:val="21"/>
+          <w:rtl w:val="0"/>
+        </w:rPr>
+        <w:t xml:space="preserve">Gestión de Autenticación y Usuarios (</w:t>
+      </w:r>
+      <w:r>
+        <w:rPr>
+          <w:rFonts w:ascii="Courier New" w:cs="Courier New" w:eastAsia="Courier New" w:hAnsi="Courier New"/>
+          <w:b w:val="0"/>
+          <w:bCs w:val="0"/>
+          <w:color w:val="444746"/>
+          <w:sz w:val="21"/>
+          <w:szCs w:val="21"/>
+          <w:shd w:fill="dde3ea" w:val="clear"/>
+          <w:rtl w:val="0"/>
+        </w:rPr>
+        <w:t xml:space="preserve">/api/auth</w:t>
+      </w:r>
+      <w:r>
+        <w:rPr>
+          <w:rFonts w:ascii="Roboto" w:cs="Roboto" w:eastAsia="Roboto" w:hAnsi="Roboto"/>
+          <w:color w:val="1f1f1f"/>
+          <w:sz w:val="21"/>
+          <w:szCs w:val="21"/>
+          <w:rtl w:val="0"/>
+        </w:rPr>
+        <w:t xml:space="preserve">, </w:t>
+      </w:r>
+      <w:r>
+        <w:rPr>
+          <w:rFonts w:ascii="Courier New" w:cs="Courier New" w:eastAsia="Courier New" w:hAnsi="Courier New"/>
+          <w:b w:val="0"/>
+          <w:bCs w:val="0"/>
+          <w:color w:val="444746"/>
+          <w:sz w:val="21"/>
+          <w:szCs w:val="21"/>
+          <w:shd w:fill="dde3ea" w:val="clear"/>
+          <w:rtl w:val="0"/>
+        </w:rPr>
+        <w:t xml:space="preserve">/api/users</w:t>
+      </w:r>
+      <w:r>
+        <w:rPr>
+          <w:rFonts w:ascii="Roboto" w:cs="Roboto" w:eastAsia="Roboto" w:hAnsi="Roboto"/>
+          <w:color w:val="1f1f1f"/>
+          <w:sz w:val="21"/>
+          <w:szCs w:val="21"/>
+          <w:rtl w:val="0"/>
+        </w:rPr>
+        <w:t xml:space="preserve">)</w:t>
+      </w:r>
+    </w:p>
+    <w:p>
+      <w:pPr>
+        <w:numPr>
+          <w:ilvl w:val="0"/>
+          <w:numId w:val="15"/>
+        </w:numPr>
+        <w:shd w:fill="ffffff" w:val="clear"/>
+        <w:spacing w:after="0" w:afterAutospacing="0" w:before="240" w:lineRule="auto"/>
+        <w:ind w:left="720" w:hanging="360"/>
+      </w:pPr>
+      <w:r>
+        <w:rPr>
+          <w:rFonts w:ascii="Courier New" w:cs="Courier New" w:eastAsia="Courier New" w:hAnsi="Courier New"/>
+          <w:color w:val="444746"/>
+          <w:sz w:val="21"/>
+          <w:szCs w:val="21"/>
+          <w:shd w:fill="dde3ea" w:val="clear"/>
+          <w:rtl w:val="0"/>
+        </w:rPr>
+        <w:t xml:space="preserve">POST /api/auth/register</w:t>
+      </w:r>
+      <w:r>
+        <w:rPr>
+          <w:rFonts w:ascii="Roboto" w:cs="Roboto" w:eastAsia="Roboto" w:hAnsi="Roboto"/>
+          <w:color w:val="1f1f1f"/>
+          <w:sz w:val="21"/>
+          <w:szCs w:val="21"/>
+          <w:rtl w:val="0"/>
+        </w:rPr>
+        <w:t xml:space="preserve">: Registro de nuevos usuarios.</w:t>
+      </w:r>
+      <w:hyperlink r:id="rId39">
+        <w:r>
+          <w:rPr>
+            <w:rFonts w:ascii="Roboto" w:cs="Roboto" w:eastAsia="Roboto" w:hAnsi="Roboto"/>
+            <w:color w:val="1f1f1f"/>
+            <w:sz w:val="14"/>
+            <w:szCs w:val="14"/>
+            <w:shd w:fill="f0f4f9" w:val="clear"/>
+            <w:rtl w:val="0"/>
+          </w:rPr>
+          <w:t xml:space="preserve">1</w:t>
+        </w:r>
+      </w:hyperlink>
+      <w:r>
+        <w:rPr>
+          <w:rtl w:val="0"/>
+        </w:rPr>
+      </w:r>
+    </w:p>
+    <w:p>
+      <w:pPr>
+        <w:numPr>
+          <w:ilvl w:val="0"/>
+          <w:numId w:val="15"/>
+        </w:numPr>
+        <w:shd w:fill="ffffff" w:val="clear"/>
+        <w:spacing w:after="0" w:afterAutospacing="0" w:before="0" w:beforeAutospacing="0" w:lineRule="auto"/>
+        <w:ind w:left="720" w:hanging="360"/>
+      </w:pPr>
+      <w:r>
+        <w:rPr>
+          <w:rFonts w:ascii="Courier New" w:cs="Courier New" w:eastAsia="Courier New" w:hAnsi="Courier New"/>
+          <w:color w:val="444746"/>
+          <w:sz w:val="21"/>
+          <w:szCs w:val="21"/>
+          <w:shd w:fill="dde3ea" w:val="clear"/>
+          <w:rtl w:val="0"/>
+        </w:rPr>
+        <w:t xml:space="preserve">POST /api/auth/login</w:t>
+      </w:r>
+      <w:r>
+        <w:rPr>
+          <w:rFonts w:ascii="Roboto" w:cs="Roboto" w:eastAsia="Roboto" w:hAnsi="Roboto"/>
+          <w:color w:val="1f1f1f"/>
+          <w:sz w:val="21"/>
+          <w:szCs w:val="21"/>
+          <w:rtl w:val="0"/>
+        </w:rPr>
+        <w:t xml:space="preserve">: Autenticación y obtención del token JWT.</w:t>
+      </w:r>
+      <w:hyperlink r:id="rId40">
+        <w:r>
+          <w:rPr>
+            <w:rFonts w:ascii="Roboto" w:cs="Roboto" w:eastAsia="Roboto" w:hAnsi="Roboto"/>
+            <w:color w:val="1f1f1f"/>
+            <w:sz w:val="14"/>
+            <w:szCs w:val="14"/>
+            <w:shd w:fill="f0f4f9" w:val="clear"/>
+            <w:rtl w:val="0"/>
+          </w:rPr>
+          <w:t xml:space="preserve">1</w:t>
+        </w:r>
+      </w:hyperlink>
+      <w:r>
+        <w:rPr>
+          <w:rtl w:val="0"/>
+        </w:rPr>
+      </w:r>
+    </w:p>
+    <w:p>
+      <w:pPr>
+        <w:numPr>
+          <w:ilvl w:val="0"/>
+          <w:numId w:val="15"/>
+        </w:numPr>
+        <w:shd w:fill="ffffff" w:val="clear"/>
+        <w:spacing w:after="0" w:afterAutospacing="0" w:before="0" w:beforeAutospacing="0" w:lineRule="auto"/>
+        <w:ind w:left="720" w:hanging="360"/>
+      </w:pPr>
+      <w:r>
+        <w:rPr>
+          <w:rFonts w:ascii="Courier New" w:cs="Courier New" w:eastAsia="Courier New" w:hAnsi="Courier New"/>
+          <w:color w:val="444746"/>
+          <w:sz w:val="21"/>
+          <w:szCs w:val="21"/>
+          <w:shd w:fill="dde3ea" w:val="clear"/>
+          <w:rtl w:val="0"/>
+        </w:rPr>
+        <w:t xml:space="preserve">GET /api/users/me</w:t>
+      </w:r>
+      <w:r>
+        <w:rPr>
+          <w:rFonts w:ascii="Roboto" w:cs="Roboto" w:eastAsia="Roboto" w:hAnsi="Roboto"/>
+          <w:color w:val="1f1f1f"/>
+          <w:sz w:val="21"/>
+          <w:szCs w:val="21"/>
+          <w:rtl w:val="0"/>
+        </w:rPr>
+        <w:t xml:space="preserve">: Consulta de la información del perfil del usuario autenticado.</w:t>
+      </w:r>
+      <w:hyperlink r:id="rId41">
+        <w:r>
+          <w:rPr>
+            <w:rFonts w:ascii="Roboto" w:cs="Roboto" w:eastAsia="Roboto" w:hAnsi="Roboto"/>
+            <w:color w:val="1f1f1f"/>
+            <w:sz w:val="14"/>
+            <w:szCs w:val="14"/>
+            <w:shd w:fill="f0f4f9" w:val="clear"/>
+            <w:rtl w:val="0"/>
+          </w:rPr>
+          <w:t xml:space="preserve">1</w:t>
+        </w:r>
+      </w:hyperlink>
+      <w:r>
+        <w:rPr>
+          <w:rtl w:val="0"/>
+        </w:rPr>
+      </w:r>
+    </w:p>
+    <w:p>
+      <w:pPr>
+        <w:numPr>
+          <w:ilvl w:val="0"/>
+          <w:numId w:val="15"/>
+        </w:numPr>
+        <w:shd w:fill="ffffff" w:val="clear"/>
+        <w:spacing w:after="240" w:before="0" w:beforeAutospacing="0" w:lineRule="auto"/>
+        <w:ind w:left="720" w:hanging="360"/>
+      </w:pPr>
+      <w:r>
+        <w:rPr>
+          <w:rFonts w:ascii="Courier New" w:cs="Courier New" w:eastAsia="Courier New" w:hAnsi="Courier New"/>
+          <w:color w:val="444746"/>
+          <w:sz w:val="21"/>
+          <w:szCs w:val="21"/>
+          <w:shd w:fill="dde3ea" w:val="clear"/>
+          <w:rtl w:val="0"/>
+        </w:rPr>
+        <w:t xml:space="preserve">PUT /api/users/me</w:t>
+      </w:r>
+      <w:r>
+        <w:rPr>
+          <w:rFonts w:ascii="Roboto" w:cs="Roboto" w:eastAsia="Roboto" w:hAnsi="Roboto"/>
+          <w:color w:val="1f1f1f"/>
+          <w:sz w:val="21"/>
+          <w:szCs w:val="21"/>
+          <w:rtl w:val="0"/>
+        </w:rPr>
+        <w:t xml:space="preserve">: Actualización de la información personal.</w:t>
+      </w:r>
+      <w:hyperlink r:id="rId42">
+        <w:r>
+          <w:rPr>
+            <w:rFonts w:ascii="Roboto" w:cs="Roboto" w:eastAsia="Roboto" w:hAnsi="Roboto"/>
+            <w:color w:val="1f1f1f"/>
+            <w:sz w:val="14"/>
+            <w:szCs w:val="14"/>
+            <w:shd w:fill="f0f4f9" w:val="clear"/>
+            <w:rtl w:val="0"/>
+          </w:rPr>
+          <w:t xml:space="preserve">1</w:t>
+        </w:r>
+      </w:hyperlink>
+      <w:r>
+        <w:rPr>
+          <w:rtl w:val="0"/>
+        </w:rPr>
+      </w:r>
+    </w:p>
+    <w:p>
+      <w:pPr>
+        <w:pStyle w:val="Heading4"/>
+        <w:keepNext w:val="0"/>
+        <w:keepLines w:val="0"/>
+        <w:shd w:fill="ffffff" w:val="clear"/>
+        <w:rPr>
+          <w:rFonts w:ascii="Roboto" w:cs="Roboto" w:eastAsia="Roboto" w:hAnsi="Roboto"/>
+          <w:color w:val="1f1f1f"/>
+          <w:sz w:val="21"/>
+          <w:szCs w:val="21"/>
+        </w:rPr>
+      </w:pPr>
+      <w:bookmarkStart w:colFirst="0" w:colLast="0" w:name="_heading=h.vt8yir1fnu3" w:id="82"/>
+      <w:bookmarkEnd w:id="82"/>
+      <w:r>
+        <w:rPr>
+          <w:rFonts w:ascii="Roboto" w:cs="Roboto" w:eastAsia="Roboto" w:hAnsi="Roboto"/>
+          <w:color w:val="1f1f1f"/>
+          <w:sz w:val="21"/>
+          <w:szCs w:val="21"/>
+          <w:rtl w:val="0"/>
+        </w:rPr>
+        <w:t xml:space="preserve">Gestión de Subastas (</w:t>
+      </w:r>
+      <w:r>
+        <w:rPr>
+          <w:rFonts w:ascii="Courier New" w:cs="Courier New" w:eastAsia="Courier New" w:hAnsi="Courier New"/>
+          <w:b w:val="0"/>
+          <w:bCs w:val="0"/>
+          <w:color w:val="444746"/>
+          <w:sz w:val="21"/>
+          <w:szCs w:val="21"/>
+          <w:shd w:fill="dde3ea" w:val="clear"/>
+          <w:rtl w:val="0"/>
+        </w:rPr>
+        <w:t xml:space="preserve">/api/auctions</w:t>
+      </w:r>
+      <w:r>
+        <w:rPr>
+          <w:rFonts w:ascii="Roboto" w:cs="Roboto" w:eastAsia="Roboto" w:hAnsi="Roboto"/>
+          <w:color w:val="1f1f1f"/>
+          <w:sz w:val="21"/>
+          <w:szCs w:val="21"/>
+          <w:rtl w:val="0"/>
+        </w:rPr>
+        <w:t xml:space="preserve">)</w:t>
+      </w:r>
+    </w:p>
+    <w:p>
+      <w:pPr>
+        <w:numPr>
+          <w:ilvl w:val="0"/>
+          <w:numId w:val="14"/>
+        </w:numPr>
+        <w:shd w:fill="ffffff" w:val="clear"/>
+        <w:spacing w:after="0" w:afterAutospacing="0" w:before="240" w:lineRule="auto"/>
+        <w:ind w:left="720" w:hanging="360"/>
+      </w:pPr>
+      <w:r>
+        <w:rPr>
+          <w:rFonts w:ascii="Courier New" w:cs="Courier New" w:eastAsia="Courier New" w:hAnsi="Courier New"/>
+          <w:color w:val="444746"/>
+          <w:sz w:val="21"/>
+          <w:szCs w:val="21"/>
+          <w:shd w:fill="dde3ea" w:val="clear"/>
+          <w:rtl w:val="0"/>
+        </w:rPr>
+        <w:t xml:space="preserve">GET /api/auctions</w:t>
+      </w:r>
+      <w:r>
+        <w:rPr>
+          <w:rFonts w:ascii="Roboto" w:cs="Roboto" w:eastAsia="Roboto" w:hAnsi="Roboto"/>
+          <w:color w:val="1f1f1f"/>
+          <w:sz w:val="21"/>
+          <w:szCs w:val="21"/>
+          <w:rtl w:val="0"/>
+        </w:rPr>
+        <w:t xml:space="preserve">: Listar/filtrar subastas por estado, categoría, rango de precio u orden.</w:t>
+      </w:r>
+      <w:hyperlink r:id="rId43">
+        <w:r>
+          <w:rPr>
+            <w:rFonts w:ascii="Roboto" w:cs="Roboto" w:eastAsia="Roboto" w:hAnsi="Roboto"/>
+            <w:color w:val="1f1f1f"/>
+            <w:sz w:val="14"/>
+            <w:szCs w:val="14"/>
+            <w:shd w:fill="f0f4f9" w:val="clear"/>
+            <w:rtl w:val="0"/>
+          </w:rPr>
+          <w:t xml:space="preserve">1</w:t>
+        </w:r>
+      </w:hyperlink>
+      <w:r>
+        <w:rPr>
+          <w:rtl w:val="0"/>
+        </w:rPr>
+      </w:r>
+    </w:p>
+    <w:p>
+      <w:pPr>
+        <w:numPr>
+          <w:ilvl w:val="0"/>
+          <w:numId w:val="14"/>
+        </w:numPr>
+        <w:shd w:fill="ffffff" w:val="clear"/>
+        <w:spacing w:after="0" w:afterAutospacing="0" w:before="0" w:beforeAutospacing="0" w:lineRule="auto"/>
+        <w:ind w:left="720" w:hanging="360"/>
+      </w:pPr>
+      <w:r>
+        <w:rPr>
+          <w:rFonts w:ascii="Courier New" w:cs="Courier New" w:eastAsia="Courier New" w:hAnsi="Courier New"/>
+          <w:color w:val="444746"/>
+          <w:sz w:val="21"/>
+          <w:szCs w:val="21"/>
+          <w:shd w:fill="dde3ea" w:val="clear"/>
+          <w:rtl w:val="0"/>
+        </w:rPr>
+        <w:t xml:space="preserve">GET /api/auctions/{id}</w:t>
+      </w:r>
+      <w:r>
+        <w:rPr>
+          <w:rFonts w:ascii="Roboto" w:cs="Roboto" w:eastAsia="Roboto" w:hAnsi="Roboto"/>
+          <w:color w:val="1f1f1f"/>
+          <w:sz w:val="21"/>
+          <w:szCs w:val="21"/>
+          <w:rtl w:val="0"/>
+        </w:rPr>
+        <w:t xml:space="preserve">: Obtener el detalle de una subasta.</w:t>
+      </w:r>
+      <w:hyperlink r:id="rId44">
+        <w:r>
+          <w:rPr>
+            <w:rFonts w:ascii="Roboto" w:cs="Roboto" w:eastAsia="Roboto" w:hAnsi="Roboto"/>
+            <w:color w:val="1f1f1f"/>
+            <w:sz w:val="14"/>
+            <w:szCs w:val="14"/>
+            <w:shd w:fill="f0f4f9" w:val="clear"/>
+            <w:rtl w:val="0"/>
+          </w:rPr>
+          <w:t xml:space="preserve">1</w:t>
+        </w:r>
+      </w:hyperlink>
+      <w:r>
+        <w:rPr>
+          <w:rtl w:val="0"/>
+        </w:rPr>
+      </w:r>
+    </w:p>
+    <w:p>
+      <w:pPr>
+        <w:numPr>
+          <w:ilvl w:val="0"/>
+          <w:numId w:val="14"/>
+        </w:numPr>
+        <w:shd w:fill="ffffff" w:val="clear"/>
+        <w:spacing w:after="0" w:afterAutospacing="0" w:before="0" w:beforeAutospacing="0" w:lineRule="auto"/>
+        <w:ind w:left="720" w:hanging="360"/>
+      </w:pPr>
+      <w:r>
+        <w:rPr>
+          <w:rFonts w:ascii="Courier New" w:cs="Courier New" w:eastAsia="Courier New" w:hAnsi="Courier New"/>
+          <w:color w:val="444746"/>
+          <w:sz w:val="21"/>
+          <w:szCs w:val="21"/>
+          <w:shd w:fill="dde3ea" w:val="clear"/>
+          <w:rtl w:val="0"/>
+        </w:rPr>
+        <w:t xml:space="preserve">POST /api/auctions</w:t>
+      </w:r>
+      <w:r>
+        <w:rPr>
+          <w:rFonts w:ascii="Roboto" w:cs="Roboto" w:eastAsia="Roboto" w:hAnsi="Roboto"/>
+          <w:color w:val="1f1f1f"/>
+          <w:sz w:val="21"/>
+          <w:szCs w:val="21"/>
+          <w:rtl w:val="0"/>
+        </w:rPr>
+        <w:t xml:space="preserve">: Crear y publicar una nueva subasta.</w:t>
+      </w:r>
+      <w:hyperlink r:id="rId45">
+        <w:r>
+          <w:rPr>
+            <w:rFonts w:ascii="Roboto" w:cs="Roboto" w:eastAsia="Roboto" w:hAnsi="Roboto"/>
+            <w:color w:val="1f1f1f"/>
+            <w:sz w:val="14"/>
+            <w:szCs w:val="14"/>
+            <w:shd w:fill="f0f4f9" w:val="clear"/>
+            <w:rtl w:val="0"/>
+          </w:rPr>
+          <w:t xml:space="preserve">1</w:t>
+        </w:r>
+      </w:hyperlink>
+      <w:r>
+        <w:rPr>
+          <w:rtl w:val="0"/>
+        </w:rPr>
+      </w:r>
+    </w:p>
+    <w:p>
+      <w:pPr>
+        <w:numPr>
+          <w:ilvl w:val="0"/>
+          <w:numId w:val="14"/>
+        </w:numPr>
+        <w:shd w:fill="ffffff" w:val="clear"/>
+        <w:spacing w:after="0" w:afterAutospacing="0" w:before="0" w:beforeAutospacing="0" w:lineRule="auto"/>
+        <w:ind w:left="720" w:hanging="360"/>
+      </w:pPr>
+      <w:r>
+        <w:rPr>
+          <w:rFonts w:ascii="Courier New" w:cs="Courier New" w:eastAsia="Courier New" w:hAnsi="Courier New"/>
+          <w:color w:val="444746"/>
+          <w:sz w:val="21"/>
+          <w:szCs w:val="21"/>
+          <w:shd w:fill="dde3ea" w:val="clear"/>
+          <w:rtl w:val="0"/>
+        </w:rPr>
+        <w:t xml:space="preserve">DELETE /api/auctions/{id}</w:t>
+      </w:r>
+      <w:r>
+        <w:rPr>
+          <w:rFonts w:ascii="Roboto" w:cs="Roboto" w:eastAsia="Roboto" w:hAnsi="Roboto"/>
+          <w:color w:val="1f1f1f"/>
+          <w:sz w:val="21"/>
+          <w:szCs w:val="21"/>
+          <w:rtl w:val="0"/>
+        </w:rPr>
+        <w:t xml:space="preserve"> / </w:t>
+      </w:r>
+      <w:r>
+        <w:rPr>
+          <w:rFonts w:ascii="Courier New" w:cs="Courier New" w:eastAsia="Courier New" w:hAnsi="Courier New"/>
+          <w:color w:val="444746"/>
+          <w:sz w:val="21"/>
+          <w:szCs w:val="21"/>
+          <w:shd w:fill="dde3ea" w:val="clear"/>
+          <w:rtl w:val="0"/>
+        </w:rPr>
+        <w:t xml:space="preserve">POST /api/auctions/{id}/cancel</w:t>
+      </w:r>
+      <w:r>
+        <w:rPr>
+          <w:rFonts w:ascii="Roboto" w:cs="Roboto" w:eastAsia="Roboto" w:hAnsi="Roboto"/>
+          <w:color w:val="1f1f1f"/>
+          <w:sz w:val="21"/>
+          <w:szCs w:val="21"/>
+          <w:rtl w:val="0"/>
+        </w:rPr>
+        <w:t xml:space="preserve">: Cancelar una publicación sin ofertas.</w:t>
+      </w:r>
+      <w:hyperlink r:id="rId46">
+        <w:r>
+          <w:rPr>
+            <w:rFonts w:ascii="Roboto" w:cs="Roboto" w:eastAsia="Roboto" w:hAnsi="Roboto"/>
+            <w:color w:val="1f1f1f"/>
+            <w:sz w:val="14"/>
+            <w:szCs w:val="14"/>
+            <w:shd w:fill="f0f4f9" w:val="clear"/>
+            <w:rtl w:val="0"/>
+          </w:rPr>
+          <w:t xml:space="preserve">1</w:t>
+        </w:r>
+      </w:hyperlink>
+      <w:r>
+        <w:rPr>
+          <w:rtl w:val="0"/>
+        </w:rPr>
+      </w:r>
+    </w:p>
+    <w:p>
+      <w:pPr>
+        <w:numPr>
+          <w:ilvl w:val="0"/>
+          <w:numId w:val="14"/>
+        </w:numPr>
+        <w:shd w:fill="ffffff" w:val="clear"/>
+        <w:spacing w:after="0" w:afterAutospacing="0" w:before="0" w:beforeAutospacing="0" w:lineRule="auto"/>
+        <w:ind w:left="720" w:hanging="360"/>
+      </w:pPr>
+      <w:r>
+        <w:rPr>
+          <w:rFonts w:ascii="Courier New" w:cs="Courier New" w:eastAsia="Courier New" w:hAnsi="Courier New"/>
+          <w:color w:val="444746"/>
+          <w:sz w:val="21"/>
+          <w:szCs w:val="21"/>
+          <w:shd w:fill="dde3ea" w:val="clear"/>
+          <w:rtl w:val="0"/>
+        </w:rPr>
+        <w:t xml:space="preserve">GET /api/auctions/my-auctions</w:t>
+      </w:r>
+      <w:r>
+        <w:rPr>
+          <w:rFonts w:ascii="Roboto" w:cs="Roboto" w:eastAsia="Roboto" w:hAnsi="Roboto"/>
+          <w:color w:val="1f1f1f"/>
+          <w:sz w:val="21"/>
+          <w:szCs w:val="21"/>
+          <w:rtl w:val="0"/>
+        </w:rPr>
+        <w:t xml:space="preserve">: Obtener las subastas creadas por el usuario autenticado.</w:t>
+      </w:r>
+      <w:hyperlink r:id="rId47">
+        <w:r>
+          <w:rPr>
+            <w:rFonts w:ascii="Roboto" w:cs="Roboto" w:eastAsia="Roboto" w:hAnsi="Roboto"/>
+            <w:color w:val="1f1f1f"/>
+            <w:sz w:val="14"/>
+            <w:szCs w:val="14"/>
+            <w:shd w:fill="f0f4f9" w:val="clear"/>
+            <w:rtl w:val="0"/>
+          </w:rPr>
+          <w:t xml:space="preserve">1</w:t>
+        </w:r>
+      </w:hyperlink>
+      <w:r>
+        <w:rPr>
+          <w:rtl w:val="0"/>
+        </w:rPr>
+      </w:r>
+    </w:p>
+    <w:p>
+      <w:pPr>
+        <w:numPr>
+          <w:ilvl w:val="0"/>
+          <w:numId w:val="14"/>
+        </w:numPr>
+        <w:shd w:fill="ffffff" w:val="clear"/>
+        <w:spacing w:after="240" w:before="0" w:beforeAutospacing="0" w:lineRule="auto"/>
+        <w:ind w:left="720" w:hanging="360"/>
+      </w:pPr>
+      <w:r>
+        <w:rPr>
+          <w:rFonts w:ascii="Courier New" w:cs="Courier New" w:eastAsia="Courier New" w:hAnsi="Courier New"/>
+          <w:color w:val="444746"/>
+          <w:sz w:val="21"/>
+          <w:szCs w:val="21"/>
+          <w:shd w:fill="dde3ea" w:val="clear"/>
+          <w:rtl w:val="0"/>
+        </w:rPr>
+        <w:t xml:space="preserve">GET /api/auctions/my-bids</w:t>
+      </w:r>
+      <w:r>
+        <w:rPr>
+          <w:rFonts w:ascii="Roboto" w:cs="Roboto" w:eastAsia="Roboto" w:hAnsi="Roboto"/>
+          <w:color w:val="1f1f1f"/>
+          <w:sz w:val="21"/>
+          <w:szCs w:val="21"/>
+          <w:rtl w:val="0"/>
+        </w:rPr>
+        <w:t xml:space="preserve">: Obtener las subastas en las que el usuario participa o ha participado.</w:t>
+      </w:r>
+      <w:hyperlink r:id="rId48">
+        <w:r>
+          <w:rPr>
+            <w:rFonts w:ascii="Roboto" w:cs="Roboto" w:eastAsia="Roboto" w:hAnsi="Roboto"/>
+            <w:color w:val="1f1f1f"/>
+            <w:sz w:val="14"/>
+            <w:szCs w:val="14"/>
+            <w:shd w:fill="f0f4f9" w:val="clear"/>
+            <w:rtl w:val="0"/>
+          </w:rPr>
+          <w:t xml:space="preserve">1</w:t>
+        </w:r>
+      </w:hyperlink>
+      <w:r>
+        <w:rPr>
+          <w:rtl w:val="0"/>
+        </w:rPr>
+      </w:r>
+    </w:p>
+    <w:p>
+      <w:pPr>
+        <w:pStyle w:val="Heading4"/>
+        <w:keepNext w:val="0"/>
+        <w:keepLines w:val="0"/>
+        <w:shd w:fill="ffffff" w:val="clear"/>
+        <w:rPr>
+          <w:rFonts w:ascii="Roboto" w:cs="Roboto" w:eastAsia="Roboto" w:hAnsi="Roboto"/>
+          <w:color w:val="1f1f1f"/>
+          <w:sz w:val="21"/>
+          <w:szCs w:val="21"/>
+        </w:rPr>
+      </w:pPr>
+      <w:bookmarkStart w:colFirst="0" w:colLast="0" w:name="_heading=h.2khzfvqr018c" w:id="83"/>
+      <w:bookmarkEnd w:id="83"/>
+      <w:r>
+        <w:rPr>
+          <w:rFonts w:ascii="Roboto" w:cs="Roboto" w:eastAsia="Roboto" w:hAnsi="Roboto"/>
+          <w:color w:val="1f1f1f"/>
+          <w:sz w:val="21"/>
+          <w:szCs w:val="21"/>
+          <w:rtl w:val="0"/>
+        </w:rPr>
+        <w:t xml:space="preserve">Gestión de Pujas y Sala en Vivo (</w:t>
+      </w:r>
+      <w:r>
+        <w:rPr>
+          <w:rFonts w:ascii="Courier New" w:cs="Courier New" w:eastAsia="Courier New" w:hAnsi="Courier New"/>
+          <w:b w:val="0"/>
+          <w:bCs w:val="0"/>
+          <w:color w:val="444746"/>
+          <w:sz w:val="21"/>
+          <w:szCs w:val="21"/>
+          <w:shd w:fill="dde3ea" w:val="clear"/>
+          <w:rtl w:val="0"/>
+        </w:rPr>
+        <w:t xml:space="preserve">/api/auctions/{id}/bids</w:t>
+      </w:r>
+      <w:r>
+        <w:rPr>
+          <w:rFonts w:ascii="Roboto" w:cs="Roboto" w:eastAsia="Roboto" w:hAnsi="Roboto"/>
+          <w:color w:val="1f1f1f"/>
+          <w:sz w:val="21"/>
+          <w:szCs w:val="21"/>
+          <w:rtl w:val="0"/>
+        </w:rPr>
+        <w:t xml:space="preserve">)</w:t>
+      </w:r>
+    </w:p>
+    <w:p>
+      <w:pPr>
+        <w:numPr>
+          <w:ilvl w:val="0"/>
+          <w:numId w:val="10"/>
+        </w:numPr>
+        <w:shd w:fill="ffffff" w:val="clear"/>
+        <w:spacing w:after="0" w:afterAutospacing="0" w:before="240" w:lineRule="auto"/>
+        <w:ind w:left="720" w:hanging="360"/>
+      </w:pPr>
+      <w:r>
+        <w:rPr>
+          <w:rFonts w:ascii="Courier New" w:cs="Courier New" w:eastAsia="Courier New" w:hAnsi="Courier New"/>
+          <w:color w:val="444746"/>
+          <w:sz w:val="21"/>
+          <w:szCs w:val="21"/>
+          <w:shd w:fill="dde3ea" w:val="clear"/>
+          <w:rtl w:val="0"/>
+        </w:rPr>
+        <w:t xml:space="preserve">GET /api/auctions/{id}/bids</w:t>
+      </w:r>
+      <w:r>
+        <w:rPr>
+          <w:rFonts w:ascii="Roboto" w:cs="Roboto" w:eastAsia="Roboto" w:hAnsi="Roboto"/>
+          <w:color w:val="1f1f1f"/>
+          <w:sz w:val="21"/>
+          <w:szCs w:val="21"/>
+          <w:rtl w:val="0"/>
+        </w:rPr>
+        <w:t xml:space="preserve">: Consultar el historial cronológico de pujas.</w:t>
+      </w:r>
+      <w:hyperlink r:id="rId49">
+        <w:r>
+          <w:rPr>
+            <w:rFonts w:ascii="Roboto" w:cs="Roboto" w:eastAsia="Roboto" w:hAnsi="Roboto"/>
+            <w:color w:val="1f1f1f"/>
+            <w:sz w:val="14"/>
+            <w:szCs w:val="14"/>
+            <w:shd w:fill="f0f4f9" w:val="clear"/>
+            <w:rtl w:val="0"/>
+          </w:rPr>
+          <w:t xml:space="preserve">1</w:t>
+        </w:r>
+      </w:hyperlink>
+      <w:r>
+        <w:rPr>
+          <w:rtl w:val="0"/>
+        </w:rPr>
+      </w:r>
+    </w:p>
+    <w:p>
+      <w:pPr>
+        <w:numPr>
+          <w:ilvl w:val="0"/>
+          <w:numId w:val="10"/>
+        </w:numPr>
+        <w:shd w:fill="ffffff" w:val="clear"/>
+        <w:spacing w:after="0" w:afterAutospacing="0" w:before="0" w:beforeAutospacing="0" w:lineRule="auto"/>
+        <w:ind w:left="720" w:hanging="360"/>
+      </w:pPr>
+      <w:r>
+        <w:rPr>
+          <w:rFonts w:ascii="Courier New" w:cs="Courier New" w:eastAsia="Courier New" w:hAnsi="Courier New"/>
+          <w:color w:val="444746"/>
+          <w:sz w:val="21"/>
+          <w:szCs w:val="21"/>
+          <w:shd w:fill="dde3ea" w:val="clear"/>
+          <w:rtl w:val="0"/>
+        </w:rPr>
+        <w:t xml:space="preserve">POST /api/auctions/{id}/bids</w:t>
+      </w:r>
+      <w:r>
+        <w:rPr>
+          <w:rFonts w:ascii="Roboto" w:cs="Roboto" w:eastAsia="Roboto" w:hAnsi="Roboto"/>
+          <w:color w:val="1f1f1f"/>
+          <w:sz w:val="21"/>
+          <w:szCs w:val="21"/>
+          <w:rtl w:val="0"/>
+        </w:rPr>
+        <w:t xml:space="preserve">: Registrar una nueva oferta/puja.</w:t>
+      </w:r>
+      <w:hyperlink r:id="rId50">
+        <w:r>
+          <w:rPr>
+            <w:rFonts w:ascii="Roboto" w:cs="Roboto" w:eastAsia="Roboto" w:hAnsi="Roboto"/>
+            <w:color w:val="1f1f1f"/>
+            <w:sz w:val="14"/>
+            <w:szCs w:val="14"/>
+            <w:shd w:fill="f0f4f9" w:val="clear"/>
+            <w:rtl w:val="0"/>
+          </w:rPr>
+          <w:t xml:space="preserve">1</w:t>
+        </w:r>
+      </w:hyperlink>
+      <w:r>
+        <w:rPr>
+          <w:rtl w:val="0"/>
+        </w:rPr>
+      </w:r>
+    </w:p>
+    <w:p>
+      <w:pPr>
+        <w:numPr>
+          <w:ilvl w:val="0"/>
+          <w:numId w:val="10"/>
+        </w:numPr>
+        <w:shd w:fill="ffffff" w:val="clear"/>
+        <w:spacing w:after="240" w:before="0" w:beforeAutospacing="0" w:lineRule="auto"/>
+        <w:ind w:left="720" w:hanging="360"/>
+      </w:pPr>
+      <w:r>
+        <w:rPr>
+          <w:rFonts w:ascii="Roboto" w:cs="Roboto" w:eastAsia="Roboto" w:hAnsi="Roboto"/>
+          <w:i w:val="1"/>
+          <w:iCs w:val="1"/>
+          <w:color w:val="1f1f1f"/>
+          <w:sz w:val="21"/>
+          <w:szCs w:val="21"/>
+          <w:rtl w:val="0"/>
+        </w:rPr>
+        <w:t xml:space="preserve">Conexión WebSocket / SignalR:</w:t>
+      </w:r>
+      <w:r>
+        <w:rPr>
+          <w:rFonts w:ascii="Roboto" w:cs="Roboto" w:eastAsia="Roboto" w:hAnsi="Roboto"/>
+          <w:color w:val="1f1f1f"/>
+          <w:sz w:val="21"/>
+          <w:szCs w:val="21"/>
+          <w:rtl w:val="0"/>
+        </w:rPr>
+        <w:t xml:space="preserve"> Hub </w:t>
+      </w:r>
+      <w:r>
+        <w:rPr>
+          <w:rFonts w:ascii="Courier New" w:cs="Courier New" w:eastAsia="Courier New" w:hAnsi="Courier New"/>
+          <w:color w:val="444746"/>
+          <w:sz w:val="21"/>
+          <w:szCs w:val="21"/>
+          <w:shd w:fill="dde3ea" w:val="clear"/>
+          <w:rtl w:val="0"/>
+        </w:rPr>
+        <w:t xml:space="preserve">/hubs/auction</w:t>
+      </w:r>
+      <w:r>
+        <w:rPr>
+          <w:rFonts w:ascii="Roboto" w:cs="Roboto" w:eastAsia="Roboto" w:hAnsi="Roboto"/>
+          <w:color w:val="1f1f1f"/>
+          <w:sz w:val="21"/>
+          <w:szCs w:val="21"/>
+          <w:rtl w:val="0"/>
+        </w:rPr>
+        <w:t xml:space="preserve"> para la actualización de precios, contadores y extensiones por </w:t>
+      </w:r>
+      <w:r>
+        <w:rPr>
+          <w:rFonts w:ascii="Roboto" w:cs="Roboto" w:eastAsia="Roboto" w:hAnsi="Roboto"/>
+          <w:i w:val="1"/>
+          <w:iCs w:val="1"/>
+          <w:color w:val="1f1f1f"/>
+          <w:sz w:val="21"/>
+          <w:szCs w:val="21"/>
+          <w:rtl w:val="0"/>
+        </w:rPr>
+        <w:t xml:space="preserve">anti-sniping</w:t>
+      </w:r>
+      <w:r>
+        <w:rPr>
+          <w:rFonts w:ascii="Roboto" w:cs="Roboto" w:eastAsia="Roboto" w:hAnsi="Roboto"/>
+          <w:color w:val="1f1f1f"/>
+          <w:sz w:val="21"/>
+          <w:szCs w:val="21"/>
+          <w:rtl w:val="0"/>
+        </w:rPr>
+        <w:t xml:space="preserve"> en tiempo real.</w:t>
+      </w:r>
+      <w:hyperlink r:id="rId51">
+        <w:r>
+          <w:rPr>
+            <w:rFonts w:ascii="Roboto" w:cs="Roboto" w:eastAsia="Roboto" w:hAnsi="Roboto"/>
+            <w:color w:val="1f1f1f"/>
+            <w:sz w:val="14"/>
+            <w:szCs w:val="14"/>
+            <w:shd w:fill="f0f4f9" w:val="clear"/>
+            <w:rtl w:val="0"/>
+          </w:rPr>
+          <w:t xml:space="preserve">1</w:t>
+        </w:r>
+      </w:hyperlink>
+      <w:hyperlink r:id="rId52">
+        <w:r>
+          <w:rPr>
+            <w:rFonts w:ascii="Roboto" w:cs="Roboto" w:eastAsia="Roboto" w:hAnsi="Roboto"/>
+            <w:color w:val="1f1f1f"/>
+            <w:sz w:val="14"/>
+            <w:szCs w:val="14"/>
+            <w:shd w:fill="f0f4f9" w:val="clear"/>
+            <w:rtl w:val="0"/>
+          </w:rPr>
+          <w:t xml:space="preserve">2</w:t>
+        </w:r>
+      </w:hyperlink>
+      <w:r>
+        <w:rPr>
+          <w:rtl w:val="0"/>
+        </w:rPr>
+      </w:r>
+    </w:p>
+    <w:p>
+      <w:pPr>
+        <w:pStyle w:val="Heading4"/>
+        <w:keepNext w:val="0"/>
+        <w:keepLines w:val="0"/>
+        <w:shd w:fill="ffffff" w:val="clear"/>
+        <w:rPr>
+          <w:rFonts w:ascii="Roboto" w:cs="Roboto" w:eastAsia="Roboto" w:hAnsi="Roboto"/>
+          <w:color w:val="1f1f1f"/>
+          <w:sz w:val="21"/>
+          <w:szCs w:val="21"/>
+        </w:rPr>
+      </w:pPr>
+      <w:bookmarkStart w:colFirst="0" w:colLast="0" w:name="_heading=h.mqsiijefa2x6" w:id="84"/>
+      <w:bookmarkEnd w:id="84"/>
+      <w:r>
+        <w:rPr>
+          <w:rFonts w:ascii="Roboto" w:cs="Roboto" w:eastAsia="Roboto" w:hAnsi="Roboto"/>
+          <w:color w:val="1f1f1f"/>
+          <w:sz w:val="21"/>
+          <w:szCs w:val="21"/>
+          <w:rtl w:val="0"/>
+        </w:rPr>
+        <w:t xml:space="preserve">Billetera Virtual (</w:t>
+      </w:r>
+      <w:r>
+        <w:rPr>
+          <w:rFonts w:ascii="Courier New" w:cs="Courier New" w:eastAsia="Courier New" w:hAnsi="Courier New"/>
+          <w:b w:val="0"/>
+          <w:bCs w:val="0"/>
+          <w:color w:val="444746"/>
+          <w:sz w:val="21"/>
+          <w:szCs w:val="21"/>
+          <w:shd w:fill="dde3ea" w:val="clear"/>
+          <w:rtl w:val="0"/>
+        </w:rPr>
+        <w:t xml:space="preserve">/api/wallet</w:t>
+      </w:r>
+      <w:r>
+        <w:rPr>
+          <w:rFonts w:ascii="Roboto" w:cs="Roboto" w:eastAsia="Roboto" w:hAnsi="Roboto"/>
+          <w:color w:val="1f1f1f"/>
+          <w:sz w:val="21"/>
+          <w:szCs w:val="21"/>
+          <w:rtl w:val="0"/>
+        </w:rPr>
+        <w:t xml:space="preserve">)</w:t>
+      </w:r>
+    </w:p>
+    <w:p>
+      <w:pPr>
+        <w:numPr>
+          <w:ilvl w:val="0"/>
+          <w:numId w:val="11"/>
+        </w:numPr>
+        <w:shd w:fill="ffffff" w:val="clear"/>
+        <w:spacing w:after="0" w:afterAutospacing="0" w:before="240" w:lineRule="auto"/>
+        <w:ind w:left="720" w:hanging="360"/>
+      </w:pPr>
+      <w:r>
+        <w:rPr>
+          <w:rFonts w:ascii="Courier New" w:cs="Courier New" w:eastAsia="Courier New" w:hAnsi="Courier New"/>
+          <w:color w:val="444746"/>
+          <w:sz w:val="21"/>
+          <w:szCs w:val="21"/>
+          <w:shd w:fill="dde3ea" w:val="clear"/>
+          <w:rtl w:val="0"/>
+        </w:rPr>
+        <w:t xml:space="preserve">GET /api/wallet</w:t>
+      </w:r>
+      <w:r>
+        <w:rPr>
+          <w:rFonts w:ascii="Roboto" w:cs="Roboto" w:eastAsia="Roboto" w:hAnsi="Roboto"/>
+          <w:color w:val="1f1f1f"/>
+          <w:sz w:val="21"/>
+          <w:szCs w:val="21"/>
+          <w:rtl w:val="0"/>
+        </w:rPr>
+        <w:t xml:space="preserve">: Consultar saldo total, disponible y retenido (</w:t>
+      </w:r>
+      <w:r>
+        <w:rPr>
+          <w:rFonts w:ascii="Roboto" w:cs="Roboto" w:eastAsia="Roboto" w:hAnsi="Roboto"/>
+          <w:i w:val="1"/>
+          <w:iCs w:val="1"/>
+          <w:color w:val="1f1f1f"/>
+          <w:sz w:val="21"/>
+          <w:szCs w:val="21"/>
+          <w:rtl w:val="0"/>
+        </w:rPr>
+        <w:t xml:space="preserve">Escrow</w:t>
+      </w:r>
+      <w:r>
+        <w:rPr>
+          <w:rFonts w:ascii="Roboto" w:cs="Roboto" w:eastAsia="Roboto" w:hAnsi="Roboto"/>
+          <w:color w:val="1f1f1f"/>
+          <w:sz w:val="21"/>
+          <w:szCs w:val="21"/>
+          <w:rtl w:val="0"/>
+        </w:rPr>
+        <w:t xml:space="preserve">).</w:t>
+      </w:r>
+      <w:hyperlink r:id="rId53">
+        <w:r>
+          <w:rPr>
+            <w:rFonts w:ascii="Roboto" w:cs="Roboto" w:eastAsia="Roboto" w:hAnsi="Roboto"/>
+            <w:color w:val="1f1f1f"/>
+            <w:sz w:val="14"/>
+            <w:szCs w:val="14"/>
+            <w:shd w:fill="f0f4f9" w:val="clear"/>
+            <w:rtl w:val="0"/>
+          </w:rPr>
+          <w:t xml:space="preserve">1</w:t>
+        </w:r>
+      </w:hyperlink>
+      <w:r>
+        <w:rPr>
+          <w:rtl w:val="0"/>
+        </w:rPr>
+      </w:r>
+    </w:p>
+    <w:p>
+      <w:pPr>
+        <w:numPr>
+          <w:ilvl w:val="0"/>
+          <w:numId w:val="11"/>
+        </w:numPr>
+        <w:shd w:fill="ffffff" w:val="clear"/>
+        <w:spacing w:after="0" w:afterAutospacing="0" w:before="0" w:beforeAutospacing="0" w:lineRule="auto"/>
+        <w:ind w:left="720" w:hanging="360"/>
+      </w:pPr>
+      <w:r>
+        <w:rPr>
+          <w:rFonts w:ascii="Courier New" w:cs="Courier New" w:eastAsia="Courier New" w:hAnsi="Courier New"/>
+          <w:color w:val="444746"/>
+          <w:sz w:val="21"/>
+          <w:szCs w:val="21"/>
+          <w:shd w:fill="dde3ea" w:val="clear"/>
+          <w:rtl w:val="0"/>
+        </w:rPr>
+        <w:t xml:space="preserve">POST /api/wallet/deposit</w:t>
+      </w:r>
+      <w:r>
+        <w:rPr>
+          <w:rFonts w:ascii="Roboto" w:cs="Roboto" w:eastAsia="Roboto" w:hAnsi="Roboto"/>
+          <w:color w:val="1f1f1f"/>
+          <w:sz w:val="21"/>
+          <w:szCs w:val="21"/>
+          <w:rtl w:val="0"/>
+        </w:rPr>
+        <w:t xml:space="preserve"> o </w:t>
+      </w:r>
+      <w:r>
+        <w:rPr>
+          <w:rFonts w:ascii="Courier New" w:cs="Courier New" w:eastAsia="Courier New" w:hAnsi="Courier New"/>
+          <w:color w:val="444746"/>
+          <w:sz w:val="21"/>
+          <w:szCs w:val="21"/>
+          <w:shd w:fill="dde3ea" w:val="clear"/>
+          <w:rtl w:val="0"/>
+        </w:rPr>
+        <w:t xml:space="preserve">/recharge</w:t>
+      </w:r>
+      <w:r>
+        <w:rPr>
+          <w:rFonts w:ascii="Roboto" w:cs="Roboto" w:eastAsia="Roboto" w:hAnsi="Roboto"/>
+          <w:color w:val="1f1f1f"/>
+          <w:sz w:val="21"/>
+          <w:szCs w:val="21"/>
+          <w:rtl w:val="0"/>
+        </w:rPr>
+        <w:t xml:space="preserve">: Acreditar saldo en la billetera virtual.</w:t>
+      </w:r>
+      <w:hyperlink r:id="rId54">
+        <w:r>
+          <w:rPr>
+            <w:rFonts w:ascii="Roboto" w:cs="Roboto" w:eastAsia="Roboto" w:hAnsi="Roboto"/>
+            <w:color w:val="1f1f1f"/>
+            <w:sz w:val="14"/>
+            <w:szCs w:val="14"/>
+            <w:shd w:fill="f0f4f9" w:val="clear"/>
+            <w:rtl w:val="0"/>
+          </w:rPr>
+          <w:t xml:space="preserve">1</w:t>
+        </w:r>
+      </w:hyperlink>
+      <w:r>
+        <w:rPr>
+          <w:rtl w:val="0"/>
+        </w:rPr>
+      </w:r>
+    </w:p>
+    <w:p>
+      <w:pPr>
+        <w:numPr>
+          <w:ilvl w:val="0"/>
+          <w:numId w:val="11"/>
+        </w:numPr>
+        <w:shd w:fill="ffffff" w:val="clear"/>
+        <w:spacing w:after="240" w:before="0" w:beforeAutospacing="0" w:lineRule="auto"/>
+        <w:ind w:left="720" w:hanging="360"/>
+      </w:pPr>
+      <w:r>
+        <w:rPr>
+          <w:rFonts w:ascii="Courier New" w:cs="Courier New" w:eastAsia="Courier New" w:hAnsi="Courier New"/>
+          <w:color w:val="444746"/>
+          <w:sz w:val="21"/>
+          <w:szCs w:val="21"/>
+          <w:shd w:fill="dde3ea" w:val="clear"/>
+          <w:rtl w:val="0"/>
+        </w:rPr>
+        <w:t xml:space="preserve">GET /api/wallet/transactions</w:t>
+      </w:r>
+      <w:r>
+        <w:rPr>
+          <w:rFonts w:ascii="Roboto" w:cs="Roboto" w:eastAsia="Roboto" w:hAnsi="Roboto"/>
+          <w:color w:val="1f1f1f"/>
+          <w:sz w:val="21"/>
+          <w:szCs w:val="21"/>
+          <w:rtl w:val="0"/>
+        </w:rPr>
+        <w:t xml:space="preserve">: Obtener el historial de movimientos económicos.</w:t>
+      </w:r>
+      <w:hyperlink r:id="rId55">
+        <w:r>
+          <w:rPr>
+            <w:rFonts w:ascii="Roboto" w:cs="Roboto" w:eastAsia="Roboto" w:hAnsi="Roboto"/>
+            <w:color w:val="1f1f1f"/>
+            <w:sz w:val="14"/>
+            <w:szCs w:val="14"/>
+            <w:shd w:fill="f0f4f9" w:val="clear"/>
+            <w:rtl w:val="0"/>
+          </w:rPr>
+          <w:t xml:space="preserve">1</w:t>
+        </w:r>
+      </w:hyperlink>
+      <w:r>
+        <w:rPr>
+          <w:rtl w:val="0"/>
+        </w:rPr>
+      </w:r>
+    </w:p>
+    <w:p>
+      <w:pPr>
+        <w:pStyle w:val="Heading4"/>
+        <w:keepNext w:val="0"/>
+        <w:keepLines w:val="0"/>
+        <w:shd w:fill="ffffff" w:val="clear"/>
+        <w:rPr>
+          <w:rFonts w:ascii="Roboto" w:cs="Roboto" w:eastAsia="Roboto" w:hAnsi="Roboto"/>
+          <w:color w:val="1f1f1f"/>
+          <w:sz w:val="21"/>
+          <w:szCs w:val="21"/>
+        </w:rPr>
+      </w:pPr>
+      <w:bookmarkStart w:colFirst="0" w:colLast="0" w:name="_heading=h.shwqyo4j1s78" w:id="85"/>
+      <w:bookmarkEnd w:id="85"/>
+      <w:r>
+        <w:rPr>
+          <w:rFonts w:ascii="Roboto" w:cs="Roboto" w:eastAsia="Roboto" w:hAnsi="Roboto"/>
+          <w:color w:val="1f1f1f"/>
+          <w:sz w:val="21"/>
+          <w:szCs w:val="21"/>
+          <w:rtl w:val="0"/>
+        </w:rPr>
+        <w:t xml:space="preserve">Administración (</w:t>
+      </w:r>
+      <w:r>
+        <w:rPr>
+          <w:rFonts w:ascii="Courier New" w:cs="Courier New" w:eastAsia="Courier New" w:hAnsi="Courier New"/>
+          <w:b w:val="0"/>
+          <w:bCs w:val="0"/>
+          <w:color w:val="444746"/>
+          <w:sz w:val="21"/>
+          <w:szCs w:val="21"/>
+          <w:shd w:fill="dde3ea" w:val="clear"/>
+          <w:rtl w:val="0"/>
+        </w:rPr>
+        <w:t xml:space="preserve">/api/admin</w:t>
+      </w:r>
+      <w:r>
+        <w:rPr>
+          <w:rFonts w:ascii="Roboto" w:cs="Roboto" w:eastAsia="Roboto" w:hAnsi="Roboto"/>
+          <w:color w:val="1f1f1f"/>
+          <w:sz w:val="21"/>
+          <w:szCs w:val="21"/>
+          <w:rtl w:val="0"/>
+        </w:rPr>
+        <w:t xml:space="preserve">)</w:t>
+      </w:r>
+    </w:p>
+    <w:p>
+      <w:pPr>
+        <w:numPr>
+          <w:ilvl w:val="0"/>
+          <w:numId w:val="1"/>
+        </w:numPr>
+        <w:shd w:fill="ffffff" w:val="clear"/>
+        <w:spacing w:after="0" w:afterAutospacing="0" w:before="240" w:lineRule="auto"/>
+        <w:ind w:left="720" w:hanging="360"/>
+      </w:pPr>
+      <w:r>
+        <w:rPr>
+          <w:rFonts w:ascii="Courier New" w:cs="Courier New" w:eastAsia="Courier New" w:hAnsi="Courier New"/>
+          <w:color w:val="444746"/>
+          <w:sz w:val="21"/>
+          <w:szCs w:val="21"/>
+          <w:shd w:fill="dde3ea" w:val="clear"/>
+          <w:rtl w:val="0"/>
+        </w:rPr>
+        <w:t xml:space="preserve">GET /api/admin/categories</w:t>
+      </w:r>
+      <w:r>
+        <w:rPr>
+          <w:rFonts w:ascii="Roboto" w:cs="Roboto" w:eastAsia="Roboto" w:hAnsi="Roboto"/>
+          <w:color w:val="1f1f1f"/>
+          <w:sz w:val="21"/>
+          <w:szCs w:val="21"/>
+          <w:rtl w:val="0"/>
+        </w:rPr>
+        <w:t xml:space="preserve"> / </w:t>
+      </w:r>
+      <w:r>
+        <w:rPr>
+          <w:rFonts w:ascii="Courier New" w:cs="Courier New" w:eastAsia="Courier New" w:hAnsi="Courier New"/>
+          <w:color w:val="444746"/>
+          <w:sz w:val="21"/>
+          <w:szCs w:val="21"/>
+          <w:shd w:fill="dde3ea" w:val="clear"/>
+          <w:rtl w:val="0"/>
+        </w:rPr>
+        <w:t xml:space="preserve">POST /api/admin/categories</w:t>
+      </w:r>
+      <w:r>
+        <w:rPr>
+          <w:rFonts w:ascii="Roboto" w:cs="Roboto" w:eastAsia="Roboto" w:hAnsi="Roboto"/>
+          <w:color w:val="1f1f1f"/>
+          <w:sz w:val="21"/>
+          <w:szCs w:val="21"/>
+          <w:rtl w:val="0"/>
+        </w:rPr>
+        <w:t xml:space="preserve">: Listar y gestionar categorías.</w:t>
+      </w:r>
+      <w:hyperlink r:id="rId56">
+        <w:r>
+          <w:rPr>
+            <w:rFonts w:ascii="Roboto" w:cs="Roboto" w:eastAsia="Roboto" w:hAnsi="Roboto"/>
+            <w:color w:val="1f1f1f"/>
+            <w:sz w:val="14"/>
+            <w:szCs w:val="14"/>
+            <w:shd w:fill="f0f4f9" w:val="clear"/>
+            <w:rtl w:val="0"/>
+          </w:rPr>
+          <w:t xml:space="preserve">1</w:t>
+        </w:r>
+      </w:hyperlink>
+      <w:r>
+        <w:rPr>
+          <w:rtl w:val="0"/>
+        </w:rPr>
+      </w:r>
+    </w:p>
+    <w:p>
+      <w:pPr>
+        <w:numPr>
+          <w:ilvl w:val="0"/>
+          <w:numId w:val="1"/>
+        </w:numPr>
+        <w:shd w:fill="ffffff" w:val="clear"/>
+        <w:spacing w:after="0" w:afterAutospacing="0" w:before="0" w:beforeAutospacing="0" w:lineRule="auto"/>
+        <w:ind w:left="720" w:hanging="360"/>
+      </w:pPr>
+      <w:r>
+        <w:rPr>
+          <w:rFonts w:ascii="Courier New" w:cs="Courier New" w:eastAsia="Courier New" w:hAnsi="Courier New"/>
+          <w:color w:val="444746"/>
+          <w:sz w:val="21"/>
+          <w:szCs w:val="21"/>
+          <w:shd w:fill="dde3ea" w:val="clear"/>
+          <w:rtl w:val="0"/>
+        </w:rPr>
+        <w:t xml:space="preserve">PATCH /api/admin/users/{id}/status</w:t>
+      </w:r>
+      <w:r>
+        <w:rPr>
+          <w:rFonts w:ascii="Roboto" w:cs="Roboto" w:eastAsia="Roboto" w:hAnsi="Roboto"/>
+          <w:color w:val="1f1f1f"/>
+          <w:sz w:val="21"/>
+          <w:szCs w:val="21"/>
+          <w:rtl w:val="0"/>
+        </w:rPr>
+        <w:t xml:space="preserve">: Suspender o habilitar usuarios.</w:t>
+      </w:r>
+      <w:hyperlink r:id="rId57">
+        <w:r>
+          <w:rPr>
+            <w:rFonts w:ascii="Roboto" w:cs="Roboto" w:eastAsia="Roboto" w:hAnsi="Roboto"/>
+            <w:color w:val="1f1f1f"/>
+            <w:sz w:val="14"/>
+            <w:szCs w:val="14"/>
+            <w:shd w:fill="f0f4f9" w:val="clear"/>
+            <w:rtl w:val="0"/>
+          </w:rPr>
+          <w:t xml:space="preserve">1</w:t>
+        </w:r>
+      </w:hyperlink>
+      <w:r>
+        <w:rPr>
+          <w:rtl w:val="0"/>
+        </w:rPr>
+      </w:r>
+    </w:p>
+    <w:p>
+      <w:pPr>
+        <w:numPr>
+          <w:ilvl w:val="0"/>
+          <w:numId w:val="1"/>
+        </w:numPr>
+        <w:shd w:fill="ffffff" w:val="clear"/>
+        <w:spacing w:after="0" w:afterAutospacing="0" w:before="0" w:beforeAutospacing="0" w:lineRule="auto"/>
+        <w:ind w:left="720" w:hanging="360"/>
+      </w:pPr>
+      <w:r>
+        <w:rPr>
+          <w:rFonts w:ascii="Courier New" w:cs="Courier New" w:eastAsia="Courier New" w:hAnsi="Courier New"/>
+          <w:color w:val="444746"/>
+          <w:sz w:val="21"/>
+          <w:szCs w:val="21"/>
+          <w:shd w:fill="dde3ea" w:val="clear"/>
+          <w:rtl w:val="0"/>
+        </w:rPr>
+        <w:t xml:space="preserve">POST /api/admin/auctions/{id}/moderate</w:t>
+      </w:r>
+      <w:r>
+        <w:rPr>
+          <w:rFonts w:ascii="Roboto" w:cs="Roboto" w:eastAsia="Roboto" w:hAnsi="Roboto"/>
+          <w:color w:val="1f1f1f"/>
+          <w:sz w:val="21"/>
+          <w:szCs w:val="21"/>
+          <w:rtl w:val="0"/>
+        </w:rPr>
+        <w:t xml:space="preserve">: Moderar publicaciones que incumplan las políticas.</w:t>
+      </w:r>
+      <w:hyperlink r:id="rId58">
+        <w:r>
+          <w:rPr>
+            <w:rFonts w:ascii="Roboto" w:cs="Roboto" w:eastAsia="Roboto" w:hAnsi="Roboto"/>
+            <w:color w:val="1f1f1f"/>
+            <w:sz w:val="14"/>
+            <w:szCs w:val="14"/>
+            <w:shd w:fill="f0f4f9" w:val="clear"/>
+            <w:rtl w:val="0"/>
+          </w:rPr>
+          <w:t xml:space="preserve">1</w:t>
+        </w:r>
+      </w:hyperlink>
+      <w:r>
+        <w:rPr>
+          <w:rtl w:val="0"/>
+        </w:rPr>
+      </w:r>
+    </w:p>
+    <w:p>
+      <w:pPr>
+        <w:numPr>
+          <w:ilvl w:val="0"/>
+          <w:numId w:val="1"/>
+        </w:numPr>
+        <w:shd w:fill="ffffff" w:val="clear"/>
+        <w:spacing w:after="240" w:before="0" w:beforeAutospacing="0" w:lineRule="auto"/>
+        <w:ind w:left="720" w:hanging="360"/>
+      </w:pPr>
+      <w:r>
+        <w:rPr>
+          <w:rFonts w:ascii="Courier New" w:cs="Courier New" w:eastAsia="Courier New" w:hAnsi="Courier New"/>
+          <w:color w:val="444746"/>
+          <w:sz w:val="21"/>
+          <w:szCs w:val="21"/>
+          <w:shd w:fill="dde3ea" w:val="clear"/>
+          <w:rtl w:val="0"/>
+        </w:rPr>
+        <w:t xml:space="preserve">GET /api/admin/audit-logs</w:t>
+      </w:r>
+      <w:r>
+        <w:rPr>
+          <w:rFonts w:ascii="Roboto" w:cs="Roboto" w:eastAsia="Roboto" w:hAnsi="Roboto"/>
+          <w:color w:val="1f1f1f"/>
+          <w:sz w:val="21"/>
+          <w:szCs w:val="21"/>
+          <w:rtl w:val="0"/>
+        </w:rPr>
+        <w:t xml:space="preserve">: Consultar la bitácora de auditoría de eventos y transacciones.</w:t>
+      </w:r>
+      <w:hyperlink r:id="rId59">
+        <w:r>
+          <w:rPr>
+            <w:rFonts w:ascii="Roboto" w:cs="Roboto" w:eastAsia="Roboto" w:hAnsi="Roboto"/>
+            <w:color w:val="1f1f1f"/>
+            <w:sz w:val="14"/>
+            <w:szCs w:val="14"/>
+            <w:shd w:fill="dde3ea" w:val="clear"/>
+            <w:rtl w:val="0"/>
+          </w:rPr>
+          <w:t xml:space="preserve">1</w:t>
+        </w:r>
+      </w:hyperlink>
+      <w:r>
+        <w:rPr>
+          <w:rtl w:val="0"/>
+        </w:rPr>
+      </w:r>
+    </w:p>
+    <w:p>
+      <w:pPr>
+        <w:rPr>
+          <w:rFonts w:ascii="Arial" w:cs="Arial" w:eastAsia="Arial" w:hAnsi="Arial"/>
+          <w:sz w:val="24"/>
+          <w:szCs w:val="24"/>
+        </w:rPr>
+      </w:pPr>
+      <w:r>
+        <w:rPr>
+          <w:rFonts w:ascii="Arial" w:cs="Arial" w:eastAsia="Arial" w:hAnsi="Arial"/>
+          <w:sz w:val="24"/>
+          <w:szCs w:val="24"/>
+          <w:rtl w:val="0"/>
+        </w:rPr>
+        <w:br w:type="textWrapping"/>
+        <w:t xml:space="preserve"> </w:t>
+      </w:r>
+    </w:p>
+    <w:p>
+      <w:pPr>
+        <w:ind w:left="0" w:firstLine="0"/>
+        <w:rPr>
+          <w:rFonts w:ascii="Arial" w:cs="Arial" w:eastAsia="Arial" w:hAnsi="Arial"/>
+          <w:sz w:val="24"/>
+          <w:szCs w:val="24"/>
+        </w:rPr>
+      </w:pPr>
+      <w:r>
+        <w:rPr>
+          <w:rtl w:val="0"/>
+        </w:rPr>
+      </w:r>
+    </w:p>
+    <w:p>
+      <w:pPr>
+        <w:ind w:left="0" w:firstLine="0"/>
+        <w:rPr>
+          <w:rFonts w:ascii="Arial" w:cs="Arial" w:eastAsia="Arial" w:hAnsi="Arial"/>
+          <w:sz w:val="24"/>
+          <w:szCs w:val="24"/>
+        </w:rPr>
+      </w:pPr>
+      <w:r>
+        <w:rPr>
+          <w:rFonts w:ascii="Arial" w:cs="Arial" w:eastAsia="Arial" w:hAnsi="Arial"/>
+          <w:sz w:val="24"/>
+          <w:szCs w:val="24"/>
+          <w:rtl w:val="0"/>
+        </w:rPr>
+        <w:t xml:space="preserve">El siguiente paso es definir que edpoins consumirá  el frontend del backend, tales como  registro de usuario y creación de una nueva subasta. </w:t>
+        <w:br w:type="textWrapping"/>
+        <w:br w:type="textWrapping"/>
+        <w:t xml:space="preserve">Una vez definida la arquitectura de mi SRC/ services que conecta los edpoin de backend a mi frontend  quedó de la siguiente manera: </w:t>
+        <w:br w:type="textWrapping"/>
+      </w:r>
+      <w:r>
+        <w:rPr>
+          <w:rFonts w:ascii="Arial" w:cs="Arial" w:eastAsia="Arial" w:hAnsi="Arial"/>
+          <w:sz w:val="24"/>
+          <w:szCs w:val="24"/>
+        </w:rPr>
+        <w:drawing>
+          <wp:inline distB="114300" distT="114300" distL="114300" distR="114300">
+            <wp:extent cx="1638300" cy="1724025"/>
+            <wp:effectExtent b="0" l="0" r="0" t="0"/>
+            <wp:docPr id="16" name="image12.png"/>
+            <a:graphic>
+              <a:graphicData uri="http://schemas.openxmlformats.org/drawingml/2006/picture">
+                <pic:pic>
+                  <pic:nvPicPr>
+                    <pic:cNvPr id="0" name="image12.png"/>
+                    <pic:cNvPicPr preferRelativeResize="0"/>
+                  </pic:nvPicPr>
+                  <pic:blipFill>
+                    <a:blip r:embed="rId60"/>
+                    <a:srcRect b="0" l="0" r="0" t="0"/>
+                    <a:stretch>
+                      <a:fillRect/>
+                    </a:stretch>
+                  </pic:blipFill>
+                  <pic:spPr>
+                    <a:xfrm>
+                      <a:off x="0" y="0"/>
+                      <a:ext cx="1638300" cy="1724025"/>
+                    </a:xfrm>
+                    <a:prstGeom prst="rect"/>
+                    <a:ln/>
+                  </pic:spPr>
+                </pic:pic>
+              </a:graphicData>
+            </a:graphic>
+          </wp:inline>
+        </w:drawing>
+      </w:r>
+      <w:r>
+        <w:rPr>
+          <w:rtl w:val="0"/>
+        </w:rPr>
+      </w:r>
+    </w:p>
+    <w:p>
+      <w:pPr>
+        <w:ind w:left="0" w:firstLine="0"/>
+        <w:rPr>
+          <w:rFonts w:ascii="Arial" w:cs="Arial" w:eastAsia="Arial" w:hAnsi="Arial"/>
+          <w:sz w:val="24"/>
+          <w:szCs w:val="24"/>
+        </w:rPr>
+      </w:pPr>
+      <w:r>
+        <w:rPr>
+          <w:rtl w:val="0"/>
+        </w:rPr>
+      </w:r>
+    </w:p>
+    <w:p>
+      <w:pPr>
+        <w:ind w:left="0" w:firstLine="0"/>
+        <w:rPr>
+          <w:rFonts w:ascii="Arial" w:cs="Arial" w:eastAsia="Arial" w:hAnsi="Arial"/>
+          <w:sz w:val="24"/>
+          <w:szCs w:val="24"/>
+        </w:rPr>
+      </w:pPr>
+      <w:r>
+        <w:rPr>
+          <w:rtl w:val="0"/>
+        </w:rPr>
+      </w:r>
+    </w:p>
+    <w:p>
+      <w:pPr>
+        <w:ind w:left="0" w:firstLine="0"/>
+        <w:rPr>
+          <w:rFonts w:ascii="Arial" w:cs="Arial" w:eastAsia="Arial" w:hAnsi="Arial"/>
+          <w:sz w:val="24"/>
+          <w:szCs w:val="24"/>
+        </w:rPr>
+      </w:pPr>
+      <w:r>
+        <w:rPr>
+          <w:rFonts w:ascii="Arial" w:cs="Arial" w:eastAsia="Arial" w:hAnsi="Arial"/>
+          <w:sz w:val="24"/>
+          <w:szCs w:val="24"/>
+          <w:rtl w:val="0"/>
+        </w:rPr>
+        <w:t xml:space="preserve">Seguimos con las diferentes pantallas que conforman las vistas para los usuarios, como ser  pantallas de registro y login, creación de subasta y demás, que se anuncian a continuación: </w:t>
+        <w:br w:type="textWrapping"/>
+      </w:r>
+    </w:p>
+    <w:p>
+      <w:pPr>
+        <w:rPr>
+          <w:rFonts w:ascii="Arial" w:cs="Arial" w:eastAsia="Arial" w:hAnsi="Arial"/>
+          <w:sz w:val="24"/>
+          <w:szCs w:val="24"/>
+        </w:rPr>
+      </w:pPr>
+      <w:r>
+        <w:rPr>
+          <w:rtl w:val="0"/>
+        </w:rPr>
+      </w:r>
+    </w:p>
+    <w:p>
+      <w:pPr>
+        <w:ind w:left="0" w:firstLine="0"/>
+        <w:rPr>
+          <w:rFonts w:ascii="Arial" w:cs="Arial" w:eastAsia="Arial" w:hAnsi="Arial"/>
+          <w:sz w:val="24"/>
+          <w:szCs w:val="24"/>
+          <w:highlight w:val="white"/>
+        </w:rPr>
+      </w:pPr>
+      <w:r>
+        <w:rPr>
+          <w:rFonts w:ascii="Arial" w:cs="Arial" w:eastAsia="Arial" w:hAnsi="Arial"/>
+          <w:sz w:val="24"/>
+          <w:szCs w:val="24"/>
+          <w:rtl w:val="0"/>
+        </w:rPr>
+        <w:t xml:space="preserve">Pero para implementarlo necesitamos instalar </w:t>
+      </w:r>
+      <w:r>
+        <w:rPr>
+          <w:rFonts w:ascii="Arial" w:cs="Arial" w:eastAsia="Arial" w:hAnsi="Arial"/>
+          <w:sz w:val="24"/>
+          <w:szCs w:val="24"/>
+          <w:highlight w:val="white"/>
+          <w:rtl w:val="0"/>
+        </w:rPr>
+        <w:t xml:space="preserve">react-router-dom ya que react no trae ruteo nativo,  y react-router-dom es una biblioteca estándar  de facto que implementa navegación SPA en el cliente.  Osea es lo que me permite ir de la pantalla  home a crear subasta sin tener que estar recargando la página. Y esta misma debe implementarse para comodidad del usuario. </w:t>
+        <w:br w:type="textWrapping"/>
+        <w:br w:type="textWrapping"/>
+        <w:t xml:space="preserve">Una ves que los  instalamos los archivos en pages quedaron asi: </w:t>
+        <w:br w:type="textWrapping"/>
+      </w:r>
+      <w:r>
+        <w:rPr>
+          <w:rFonts w:ascii="Arial" w:cs="Arial" w:eastAsia="Arial" w:hAnsi="Arial"/>
+          <w:sz w:val="24"/>
+          <w:szCs w:val="24"/>
+          <w:highlight w:val="white"/>
+        </w:rPr>
+        <w:drawing>
+          <wp:inline distB="114300" distT="114300" distL="114300" distR="114300">
+            <wp:extent cx="2238375" cy="2085975"/>
+            <wp:effectExtent b="0" l="0" r="0" t="0"/>
+            <wp:docPr id="8" name="image1.png"/>
+            <a:graphic>
+              <a:graphicData uri="http://schemas.openxmlformats.org/drawingml/2006/picture">
+                <pic:pic>
+                  <pic:nvPicPr>
+                    <pic:cNvPr id="0" name="image1.png"/>
+                    <pic:cNvPicPr preferRelativeResize="0"/>
+                  </pic:nvPicPr>
+                  <pic:blipFill>
+                    <a:blip r:embed="rId61"/>
+                    <a:srcRect b="0" l="0" r="0" t="0"/>
+                    <a:stretch>
+                      <a:fillRect/>
+                    </a:stretch>
+                  </pic:blipFill>
+                  <pic:spPr>
+                    <a:xfrm>
+                      <a:off x="0" y="0"/>
+                      <a:ext cx="2238375" cy="2085975"/>
+                    </a:xfrm>
+                    <a:prstGeom prst="rect"/>
+                    <a:ln/>
+                  </pic:spPr>
+                </pic:pic>
+              </a:graphicData>
+            </a:graphic>
+          </wp:inline>
+        </w:drawing>
+      </w:r>
+      <w:r>
+        <w:rPr>
+          <w:rFonts w:ascii="Arial" w:cs="Arial" w:eastAsia="Arial" w:hAnsi="Arial"/>
+          <w:sz w:val="24"/>
+          <w:szCs w:val="24"/>
+          <w:highlight w:val="white"/>
+          <w:rtl w:val="0"/>
+        </w:rPr>
+        <w:br w:type="textWrapping"/>
+        <w:t xml:space="preserve">Aqui ya se implemento las pantallas de Home y registro login. </w:t>
+        <w:br w:type="textWrapping"/>
+      </w:r>
+    </w:p>
+    <w:p>
+      <w:pPr>
+        <w:ind w:left="0" w:firstLine="0"/>
+        <w:rPr>
+          <w:rFonts w:ascii="Arial" w:cs="Arial" w:eastAsia="Arial" w:hAnsi="Arial"/>
+          <w:sz w:val="24"/>
+          <w:szCs w:val="24"/>
+          <w:highlight w:val="white"/>
+        </w:rPr>
+      </w:pPr>
+      <w:r>
+        <w:rPr>
+          <w:rtl w:val="0"/>
+        </w:rPr>
+      </w:r>
     </w:p>
     <w:sectPr>
-      <w:headerReference r:id="rId23" w:type="default"/>
-      <w:headerReference r:id="rId24" w:type="first"/>
-      <w:footerReference r:id="rId25" w:type="default"/>
+      <w:headerReference r:id="rId62" w:type="default"/>
+      <w:headerReference r:id="rId63" w:type="first"/>
+      <w:footerReference r:id="rId64" w:type="default"/>
       <w:pgSz w:h="16838" w:w="11906" w:orient="portrait"/>
       <w:pgMar w:bottom="1440" w:top="1440" w:left="1800" w:right="1800" w:header="720" w:footer="720"/>
       <w:pgNumType w:start="0"/>
@@ -18190,8 +21105,8 @@
 
 <file path=word/commentsExtended.xml><?xml version="1.0" encoding="utf-8"?>
 <w15:commentsEx xmlns:mc="http://schemas.openxmlformats.org/markup-compatibility/2006" xmlns:o="urn:schemas-microsoft-com:office:office" xmlns:r="http://schemas.openxmlformats.org/officeDocument/2006/relationships" xmlns:m="http://schemas.openxmlformats.org/officeDocument/2006/math" xmlns:v="urn:schemas-microsoft-com:vml" xmlns:wp="http://schemas.openxmlformats.org/drawingml/2006/wordprocessingDrawing" xmlns:w10="urn:schemas-microsoft-com:office:word" xmlns:w="http://schemas.openxmlformats.org/wordprocessingml/2006/main" xmlns:wne="http://schemas.microsoft.com/office/word/2006/wordml" xmlns:sl="http://schemas.openxmlformats.org/schemaLibrary/2006/main" xmlns:a="http://schemas.openxmlformats.org/drawingml/2006/main" xmlns:pic="http://schemas.openxmlformats.org/drawingml/2006/picture" xmlns:c="http://schemas.openxmlformats.org/drawingml/2006/chart" xmlns:lc="http://schemas.openxmlformats.org/drawingml/2006/lockedCanvas" xmlns:dgm="http://schemas.openxmlformats.org/drawingml/2006/diagram" xmlns:wps="http://schemas.microsoft.com/office/word/2010/wordprocessingShape" xmlns:wpg="http://schemas.microsoft.com/office/word/2010/wordprocessingGroup" xmlns:w14="http://schemas.microsoft.com/office/word/2010/wordml" xmlns:w15="http://schemas.microsoft.com/office/word/2012/wordml" xmlns:w16="http://schemas.microsoft.com/office/word/2018/wordml" xmlns:w16cex="http://schemas.microsoft.com/office/word/2018/wordml/cex" xmlns:w16cid="http://schemas.microsoft.com/office/word/2016/wordml/cid" xmlns="http://schemas.microsoft.com/office/tasks/2019/documenttasks" xmlns:cr="http://schemas.microsoft.com/office/comments/2020/reactions">
-  <w15:commentEx w15:paraId="000002E6" w15:done="0"/>
-  <w15:commentEx w15:paraId="000002E7" w15:paraIdParent="000002E6" w15:done="0"/>
+  <w15:commentEx w15:paraId="00000325" w15:done="0"/>
+  <w15:commentEx w15:paraId="00000326" w15:paraIdParent="00000325" w15:done="0"/>
 </w15:commentsEx>
 </file>
 
@@ -18268,6 +21183,15 @@
         <w:ind w:left="720" w:hanging="360"/>
       </w:pPr>
       <w:rPr>
+        <w:rFonts w:ascii="Roboto" w:cs="Roboto" w:eastAsia="Roboto" w:hAnsi="Roboto"/>
+        <w:b w:val="0"/>
+        <w:bCs w:val="0"/>
+        <w:i w:val="0"/>
+        <w:iCs w:val="0"/>
+        <w:smallCaps w:val="0"/>
+        <w:color w:val="1f1f1f"/>
+        <w:sz w:val="21"/>
+        <w:szCs w:val="21"/>
         <w:u w:val="none"/>
       </w:rPr>
     </w:lvl>
@@ -18811,6 +21735,116 @@
   <w:abstractNum w:abstractNumId="6">
     <w:lvl w:ilvl="0">
       <w:start w:val="1"/>
+      <w:numFmt w:val="bullet"/>
+      <w:lvlText w:val="●"/>
+      <w:lvlJc w:val="left"/>
+      <w:pPr>
+        <w:ind w:left="720" w:hanging="360"/>
+      </w:pPr>
+      <w:rPr>
+        <w:u w:val="none"/>
+      </w:rPr>
+    </w:lvl>
+    <w:lvl w:ilvl="1">
+      <w:start w:val="1"/>
+      <w:numFmt w:val="bullet"/>
+      <w:lvlText w:val="○"/>
+      <w:lvlJc w:val="left"/>
+      <w:pPr>
+        <w:ind w:left="1440" w:hanging="360"/>
+      </w:pPr>
+      <w:rPr>
+        <w:u w:val="none"/>
+      </w:rPr>
+    </w:lvl>
+    <w:lvl w:ilvl="2">
+      <w:start w:val="1"/>
+      <w:numFmt w:val="bullet"/>
+      <w:lvlText w:val="■"/>
+      <w:lvlJc w:val="left"/>
+      <w:pPr>
+        <w:ind w:left="2160" w:hanging="360"/>
+      </w:pPr>
+      <w:rPr>
+        <w:u w:val="none"/>
+      </w:rPr>
+    </w:lvl>
+    <w:lvl w:ilvl="3">
+      <w:start w:val="1"/>
+      <w:numFmt w:val="bullet"/>
+      <w:lvlText w:val="●"/>
+      <w:lvlJc w:val="left"/>
+      <w:pPr>
+        <w:ind w:left="2880" w:hanging="360"/>
+      </w:pPr>
+      <w:rPr>
+        <w:u w:val="none"/>
+      </w:rPr>
+    </w:lvl>
+    <w:lvl w:ilvl="4">
+      <w:start w:val="1"/>
+      <w:numFmt w:val="bullet"/>
+      <w:lvlText w:val="○"/>
+      <w:lvlJc w:val="left"/>
+      <w:pPr>
+        <w:ind w:left="3600" w:hanging="360"/>
+      </w:pPr>
+      <w:rPr>
+        <w:u w:val="none"/>
+      </w:rPr>
+    </w:lvl>
+    <w:lvl w:ilvl="5">
+      <w:start w:val="1"/>
+      <w:numFmt w:val="bullet"/>
+      <w:lvlText w:val="■"/>
+      <w:lvlJc w:val="left"/>
+      <w:pPr>
+        <w:ind w:left="4320" w:hanging="360"/>
+      </w:pPr>
+      <w:rPr>
+        <w:u w:val="none"/>
+      </w:rPr>
+    </w:lvl>
+    <w:lvl w:ilvl="6">
+      <w:start w:val="1"/>
+      <w:numFmt w:val="bullet"/>
+      <w:lvlText w:val="●"/>
+      <w:lvlJc w:val="left"/>
+      <w:pPr>
+        <w:ind w:left="5040" w:hanging="360"/>
+      </w:pPr>
+      <w:rPr>
+        <w:u w:val="none"/>
+      </w:rPr>
+    </w:lvl>
+    <w:lvl w:ilvl="7">
+      <w:start w:val="1"/>
+      <w:numFmt w:val="bullet"/>
+      <w:lvlText w:val="○"/>
+      <w:lvlJc w:val="left"/>
+      <w:pPr>
+        <w:ind w:left="5760" w:hanging="360"/>
+      </w:pPr>
+      <w:rPr>
+        <w:u w:val="none"/>
+      </w:rPr>
+    </w:lvl>
+    <w:lvl w:ilvl="8">
+      <w:start w:val="1"/>
+      <w:numFmt w:val="bullet"/>
+      <w:lvlText w:val="■"/>
+      <w:lvlJc w:val="left"/>
+      <w:pPr>
+        <w:ind w:left="6480" w:hanging="360"/>
+      </w:pPr>
+      <w:rPr>
+        <w:u w:val="none"/>
+      </w:rPr>
+    </w:lvl>
+  </w:abstractNum>
+  <w:abstractNum w:abstractNumId="7">
+    <w:lvl w:ilvl="0">
+      <w:start w:val="1"/>
       <w:numFmt w:val="decimal"/>
       <w:lvlText w:val="%1)"/>
       <w:lvlJc w:val="left"/>
@@ -18918,7 +21952,135 @@
       </w:rPr>
     </w:lvl>
   </w:abstractNum>
-  <w:abstractNum w:abstractNumId="7">
+  <w:abstractNum w:abstractNumId="8">
+    <w:lvl w:ilvl="0">
+      <w:start w:val="1"/>
+      <w:numFmt w:val="decimal"/>
+      <w:lvlText w:val="%1."/>
+      <w:lvlJc w:val="left"/>
+      <w:pPr>
+        <w:ind w:left="720" w:hanging="360"/>
+      </w:pPr>
+      <w:rPr>
+        <w:rFonts w:ascii="Roboto" w:cs="Roboto" w:eastAsia="Roboto" w:hAnsi="Roboto"/>
+        <w:b w:val="0"/>
+        <w:bCs w:val="0"/>
+        <w:i w:val="0"/>
+        <w:iCs w:val="0"/>
+        <w:smallCaps w:val="0"/>
+        <w:color w:val="1f1f1f"/>
+        <w:sz w:val="21"/>
+        <w:szCs w:val="21"/>
+        <w:u w:val="none"/>
+      </w:rPr>
+    </w:lvl>
+    <w:lvl w:ilvl="1">
+      <w:start w:val="1"/>
+      <w:numFmt w:val="bullet"/>
+      <w:lvlText w:val="●"/>
+      <w:lvlJc w:val="left"/>
+      <w:pPr>
+        <w:ind w:left="1440" w:hanging="360"/>
+      </w:pPr>
+      <w:rPr>
+        <w:rFonts w:ascii="Roboto" w:cs="Roboto" w:eastAsia="Roboto" w:hAnsi="Roboto"/>
+        <w:b w:val="0"/>
+        <w:bCs w:val="0"/>
+        <w:i w:val="0"/>
+        <w:iCs w:val="0"/>
+        <w:smallCaps w:val="0"/>
+        <w:color w:val="1f1f1f"/>
+        <w:sz w:val="21"/>
+        <w:szCs w:val="21"/>
+        <w:u w:val="none"/>
+      </w:rPr>
+    </w:lvl>
+    <w:lvl w:ilvl="2">
+      <w:start w:val="1"/>
+      <w:numFmt w:val="lowerRoman"/>
+      <w:lvlText w:val="%3."/>
+      <w:lvlJc w:val="left"/>
+      <w:pPr>
+        <w:ind w:left="2160" w:hanging="360"/>
+      </w:pPr>
+      <w:rPr>
+        <w:u w:val="none"/>
+      </w:rPr>
+    </w:lvl>
+    <w:lvl w:ilvl="3">
+      <w:start w:val="1"/>
+      <w:numFmt w:val="decimal"/>
+      <w:lvlText w:val="%4."/>
+      <w:lvlJc w:val="left"/>
+      <w:pPr>
+        <w:ind w:left="2880" w:hanging="360"/>
+      </w:pPr>
+      <w:rPr>
+        <w:u w:val="none"/>
+      </w:rPr>
+    </w:lvl>
+    <w:lvl w:ilvl="4">
+      <w:start w:val="1"/>
+      <w:numFmt w:val="lowerLetter"/>
+      <w:lvlText w:val="%5."/>
+      <w:lvlJc w:val="left"/>
+      <w:pPr>
+        <w:ind w:left="3600" w:hanging="360"/>
+      </w:pPr>
+      <w:rPr>
+        <w:u w:val="none"/>
+      </w:rPr>
+    </w:lvl>
+    <w:lvl w:ilvl="5">
+      <w:start w:val="1"/>
+      <w:numFmt w:val="lowerRoman"/>
+      <w:lvlText w:val="%6."/>
+      <w:lvlJc w:val="left"/>
+      <w:pPr>
+        <w:ind w:left="4320" w:hanging="360"/>
+      </w:pPr>
+      <w:rPr>
+        <w:u w:val="none"/>
+      </w:rPr>
+    </w:lvl>
+    <w:lvl w:ilvl="6">
+      <w:start w:val="1"/>
+      <w:numFmt w:val="decimal"/>
+      <w:lvlText w:val="%7."/>
+      <w:lvlJc w:val="left"/>
+      <w:pPr>
+        <w:ind w:left="5040" w:hanging="360"/>
+      </w:pPr>
+      <w:rPr>
+        <w:u w:val="none"/>
+      </w:rPr>
+    </w:lvl>
+    <w:lvl w:ilvl="7">
+      <w:start w:val="1"/>
+      <w:numFmt w:val="lowerLetter"/>
+      <w:lvlText w:val="%8."/>
+      <w:lvlJc w:val="left"/>
+      <w:pPr>
+        <w:ind w:left="5760" w:hanging="360"/>
+      </w:pPr>
+      <w:rPr>
+        <w:u w:val="none"/>
+      </w:rPr>
+    </w:lvl>
+    <w:lvl w:ilvl="8">
+      <w:start w:val="1"/>
+      <w:numFmt w:val="lowerRoman"/>
+      <w:lvlText w:val="%9."/>
+      <w:lvlJc w:val="left"/>
+      <w:pPr>
+        <w:ind w:left="6480" w:hanging="360"/>
+      </w:pPr>
+      <w:rPr>
+        <w:u w:val="none"/>
+      </w:rPr>
+    </w:lvl>
+  </w:abstractNum>
+  <w:abstractNum w:abstractNumId="9">
     <w:lvl w:ilvl="0">
       <w:start w:val="1"/>
       <w:numFmt w:val="decimal"/>
@@ -19028,7 +22190,7 @@
       </w:rPr>
     </w:lvl>
   </w:abstractNum>
-  <w:abstractNum w:abstractNumId="8">
+  <w:abstractNum w:abstractNumId="10">
     <w:lvl w:ilvl="0">
       <w:start w:val="1"/>
       <w:numFmt w:val="bullet"/>
@@ -19038,6 +22200,15 @@
         <w:ind w:left="720" w:hanging="360"/>
       </w:pPr>
       <w:rPr>
+        <w:rFonts w:ascii="Roboto" w:cs="Roboto" w:eastAsia="Roboto" w:hAnsi="Roboto"/>
+        <w:b w:val="0"/>
+        <w:bCs w:val="0"/>
+        <w:i w:val="0"/>
+        <w:iCs w:val="0"/>
+        <w:smallCaps w:val="0"/>
+        <w:color w:val="1f1f1f"/>
+        <w:sz w:val="21"/>
+        <w:szCs w:val="21"/>
         <w:u w:val="none"/>
       </w:rPr>
     </w:lvl>
@@ -19129,226 +22300,6 @@
       <w:start w:val="1"/>
       <w:numFmt w:val="bullet"/>
       <w:lvlText w:val="■"/>
-      <w:lvlJc w:val="left"/>
-      <w:pPr>
-        <w:ind w:left="6480" w:hanging="360"/>
-      </w:pPr>
-      <w:rPr>
-        <w:u w:val="none"/>
-      </w:rPr>
-    </w:lvl>
-  </w:abstractNum>
-  <w:abstractNum w:abstractNumId="9">
-    <w:lvl w:ilvl="0">
-      <w:start w:val="1"/>
-      <w:numFmt w:val="bullet"/>
-      <w:lvlText w:val="●"/>
-      <w:lvlJc w:val="left"/>
-      <w:pPr>
-        <w:ind w:left="720" w:hanging="360"/>
-      </w:pPr>
-      <w:rPr>
-        <w:u w:val="none"/>
-      </w:rPr>
-    </w:lvl>
-    <w:lvl w:ilvl="1">
-      <w:start w:val="1"/>
-      <w:numFmt w:val="bullet"/>
-      <w:lvlText w:val="○"/>
-      <w:lvlJc w:val="left"/>
-      <w:pPr>
-        <w:ind w:left="1440" w:hanging="360"/>
-      </w:pPr>
-      <w:rPr>
-        <w:u w:val="none"/>
-      </w:rPr>
-    </w:lvl>
-    <w:lvl w:ilvl="2">
-      <w:start w:val="1"/>
-      <w:numFmt w:val="bullet"/>
-      <w:lvlText w:val="■"/>
-      <w:lvlJc w:val="left"/>
-      <w:pPr>
-        <w:ind w:left="2160" w:hanging="360"/>
-      </w:pPr>
-      <w:rPr>
-        <w:u w:val="none"/>
-      </w:rPr>
-    </w:lvl>
-    <w:lvl w:ilvl="3">
-      <w:start w:val="1"/>
-      <w:numFmt w:val="bullet"/>
-      <w:lvlText w:val="●"/>
-      <w:lvlJc w:val="left"/>
-      <w:pPr>
-        <w:ind w:left="2880" w:hanging="360"/>
-      </w:pPr>
-      <w:rPr>
-        <w:u w:val="none"/>
-      </w:rPr>
-    </w:lvl>
-    <w:lvl w:ilvl="4">
-      <w:start w:val="1"/>
-      <w:numFmt w:val="bullet"/>
-      <w:lvlText w:val="○"/>
-      <w:lvlJc w:val="left"/>
-      <w:pPr>
-        <w:ind w:left="3600" w:hanging="360"/>
-      </w:pPr>
-      <w:rPr>
-        <w:u w:val="none"/>
-      </w:rPr>
-    </w:lvl>
-    <w:lvl w:ilvl="5">
-      <w:start w:val="1"/>
-      <w:numFmt w:val="bullet"/>
-      <w:lvlText w:val="■"/>
-      <w:lvlJc w:val="left"/>
-      <w:pPr>
-        <w:ind w:left="4320" w:hanging="360"/>
-      </w:pPr>
-      <w:rPr>
-        <w:u w:val="none"/>
-      </w:rPr>
-    </w:lvl>
-    <w:lvl w:ilvl="6">
-      <w:start w:val="1"/>
-      <w:numFmt w:val="bullet"/>
-      <w:lvlText w:val="●"/>
-      <w:lvlJc w:val="left"/>
-      <w:pPr>
-        <w:ind w:left="5040" w:hanging="360"/>
-      </w:pPr>
-      <w:rPr>
-        <w:u w:val="none"/>
-      </w:rPr>
-    </w:lvl>
-    <w:lvl w:ilvl="7">
-      <w:start w:val="1"/>
-      <w:numFmt w:val="bullet"/>
-      <w:lvlText w:val="○"/>
-      <w:lvlJc w:val="left"/>
-      <w:pPr>
-        <w:ind w:left="5760" w:hanging="360"/>
-      </w:pPr>
-      <w:rPr>
-        <w:u w:val="none"/>
-      </w:rPr>
-    </w:lvl>
-    <w:lvl w:ilvl="8">
-      <w:start w:val="1"/>
-      <w:numFmt w:val="bullet"/>
-      <w:lvlText w:val="■"/>
-      <w:lvlJc w:val="left"/>
-      <w:pPr>
-        <w:ind w:left="6480" w:hanging="360"/>
-      </w:pPr>
-      <w:rPr>
-        <w:u w:val="none"/>
-      </w:rPr>
-    </w:lvl>
-  </w:abstractNum>
-  <w:abstractNum w:abstractNumId="10">
-    <w:lvl w:ilvl="0">
-      <w:start w:val="1"/>
-      <w:numFmt w:val="decimal"/>
-      <w:lvlText w:val="%1."/>
-      <w:lvlJc w:val="left"/>
-      <w:pPr>
-        <w:ind w:left="720" w:hanging="360"/>
-      </w:pPr>
-      <w:rPr>
-        <w:u w:val="none"/>
-      </w:rPr>
-    </w:lvl>
-    <w:lvl w:ilvl="1">
-      <w:start w:val="1"/>
-      <w:numFmt w:val="lowerLetter"/>
-      <w:lvlText w:val="%2."/>
-      <w:lvlJc w:val="left"/>
-      <w:pPr>
-        <w:ind w:left="1440" w:hanging="360"/>
-      </w:pPr>
-      <w:rPr>
-        <w:u w:val="none"/>
-      </w:rPr>
-    </w:lvl>
-    <w:lvl w:ilvl="2">
-      <w:start w:val="1"/>
-      <w:numFmt w:val="lowerRoman"/>
-      <w:lvlText w:val="%3."/>
-      <w:lvlJc w:val="left"/>
-      <w:pPr>
-        <w:ind w:left="2160" w:hanging="360"/>
-      </w:pPr>
-      <w:rPr>
-        <w:u w:val="none"/>
-      </w:rPr>
-    </w:lvl>
-    <w:lvl w:ilvl="3">
-      <w:start w:val="1"/>
-      <w:numFmt w:val="decimal"/>
-      <w:lvlText w:val="%4."/>
-      <w:lvlJc w:val="left"/>
-      <w:pPr>
-        <w:ind w:left="2880" w:hanging="360"/>
-      </w:pPr>
-      <w:rPr>
-        <w:u w:val="none"/>
-      </w:rPr>
-    </w:lvl>
-    <w:lvl w:ilvl="4">
-      <w:start w:val="1"/>
-      <w:numFmt w:val="lowerLetter"/>
-      <w:lvlText w:val="%5."/>
-      <w:lvlJc w:val="left"/>
-      <w:pPr>
-        <w:ind w:left="3600" w:hanging="360"/>
-      </w:pPr>
-      <w:rPr>
-        <w:u w:val="none"/>
-      </w:rPr>
-    </w:lvl>
-    <w:lvl w:ilvl="5">
-      <w:start w:val="1"/>
-      <w:numFmt w:val="lowerRoman"/>
-      <w:lvlText w:val="%6."/>
-      <w:lvlJc w:val="left"/>
-      <w:pPr>
-        <w:ind w:left="4320" w:hanging="360"/>
-      </w:pPr>
-      <w:rPr>
-        <w:u w:val="none"/>
-      </w:rPr>
-    </w:lvl>
-    <w:lvl w:ilvl="6">
-      <w:start w:val="1"/>
-      <w:numFmt w:val="decimal"/>
-      <w:lvlText w:val="%7."/>
-      <w:lvlJc w:val="left"/>
-      <w:pPr>
-        <w:ind w:left="5040" w:hanging="360"/>
-      </w:pPr>
-      <w:rPr>
-        <w:u w:val="none"/>
-      </w:rPr>
-    </w:lvl>
-    <w:lvl w:ilvl="7">
-      <w:start w:val="1"/>
-      <w:numFmt w:val="lowerLetter"/>
-      <w:lvlText w:val="%8."/>
-      <w:lvlJc w:val="left"/>
-      <w:pPr>
-        <w:ind w:left="5760" w:hanging="360"/>
-      </w:pPr>
-      <w:rPr>
-        <w:u w:val="none"/>
-      </w:rPr>
-    </w:lvl>
-    <w:lvl w:ilvl="8">
-      <w:start w:val="1"/>
-      <w:numFmt w:val="lowerRoman"/>
-      <w:lvlText w:val="%9."/>
       <w:lvlJc w:val="left"/>
       <w:pPr>
         <w:ind w:left="6480" w:hanging="360"/>
@@ -19368,6 +22319,15 @@
         <w:ind w:left="720" w:hanging="360"/>
       </w:pPr>
       <w:rPr>
+        <w:rFonts w:ascii="Roboto" w:cs="Roboto" w:eastAsia="Roboto" w:hAnsi="Roboto"/>
+        <w:b w:val="0"/>
+        <w:bCs w:val="0"/>
+        <w:i w:val="0"/>
+        <w:iCs w:val="0"/>
+        <w:smallCaps w:val="0"/>
+        <w:color w:val="1f1f1f"/>
+        <w:sz w:val="21"/>
+        <w:szCs w:val="21"/>
         <w:u w:val="none"/>
       </w:rPr>
     </w:lvl>
@@ -19698,6 +22658,15 @@
         <w:ind w:left="720" w:hanging="360"/>
       </w:pPr>
       <w:rPr>
+        <w:rFonts w:ascii="Roboto" w:cs="Roboto" w:eastAsia="Roboto" w:hAnsi="Roboto"/>
+        <w:b w:val="0"/>
+        <w:bCs w:val="0"/>
+        <w:i w:val="0"/>
+        <w:iCs w:val="0"/>
+        <w:smallCaps w:val="0"/>
+        <w:color w:val="1f1f1f"/>
+        <w:sz w:val="21"/>
+        <w:szCs w:val="21"/>
         <w:u w:val="none"/>
       </w:rPr>
     </w:lvl>
@@ -19801,6 +22770,125 @@
   <w:abstractNum w:abstractNumId="15">
     <w:lvl w:ilvl="0">
       <w:start w:val="1"/>
+      <w:numFmt w:val="bullet"/>
+      <w:lvlText w:val="●"/>
+      <w:lvlJc w:val="left"/>
+      <w:pPr>
+        <w:ind w:left="720" w:hanging="360"/>
+      </w:pPr>
+      <w:rPr>
+        <w:rFonts w:ascii="Roboto" w:cs="Roboto" w:eastAsia="Roboto" w:hAnsi="Roboto"/>
+        <w:b w:val="0"/>
+        <w:bCs w:val="0"/>
+        <w:i w:val="0"/>
+        <w:iCs w:val="0"/>
+        <w:smallCaps w:val="0"/>
+        <w:color w:val="1f1f1f"/>
+        <w:sz w:val="21"/>
+        <w:szCs w:val="21"/>
+        <w:u w:val="none"/>
+      </w:rPr>
+    </w:lvl>
+    <w:lvl w:ilvl="1">
+      <w:start w:val="1"/>
+      <w:numFmt w:val="bullet"/>
+      <w:lvlText w:val="○"/>
+      <w:lvlJc w:val="left"/>
+      <w:pPr>
+        <w:ind w:left="1440" w:hanging="360"/>
+      </w:pPr>
+      <w:rPr>
+        <w:u w:val="none"/>
+      </w:rPr>
+    </w:lvl>
+    <w:lvl w:ilvl="2">
+      <w:start w:val="1"/>
+      <w:numFmt w:val="bullet"/>
+      <w:lvlText w:val="■"/>
+      <w:lvlJc w:val="left"/>
+      <w:pPr>
+        <w:ind w:left="2160" w:hanging="360"/>
+      </w:pPr>
+      <w:rPr>
+        <w:u w:val="none"/>
+      </w:rPr>
+    </w:lvl>
+    <w:lvl w:ilvl="3">
+      <w:start w:val="1"/>
+      <w:numFmt w:val="bullet"/>
+      <w:lvlText w:val="●"/>
+      <w:lvlJc w:val="left"/>
+      <w:pPr>
+        <w:ind w:left="2880" w:hanging="360"/>
+      </w:pPr>
+      <w:rPr>
+        <w:u w:val="none"/>
+      </w:rPr>
+    </w:lvl>
+    <w:lvl w:ilvl="4">
+      <w:start w:val="1"/>
+      <w:numFmt w:val="bullet"/>
+      <w:lvlText w:val="○"/>
+      <w:lvlJc w:val="left"/>
+      <w:pPr>
+        <w:ind w:left="3600" w:hanging="360"/>
+      </w:pPr>
+      <w:rPr>
+        <w:u w:val="none"/>
+      </w:rPr>
+    </w:lvl>
+    <w:lvl w:ilvl="5">
+      <w:start w:val="1"/>
+      <w:numFmt w:val="bullet"/>
+      <w:lvlText w:val="■"/>
+      <w:lvlJc w:val="left"/>
+      <w:pPr>
+        <w:ind w:left="4320" w:hanging="360"/>
+      </w:pPr>
+      <w:rPr>
+        <w:u w:val="none"/>
+      </w:rPr>
+    </w:lvl>
+    <w:lvl w:ilvl="6">
+      <w:start w:val="1"/>
+      <w:numFmt w:val="bullet"/>
+      <w:lvlText w:val="●"/>
+      <w:lvlJc w:val="left"/>
+      <w:pPr>
+        <w:ind w:left="5040" w:hanging="360"/>
+      </w:pPr>
+      <w:rPr>
+        <w:u w:val="none"/>
+      </w:rPr>
+    </w:lvl>
+    <w:lvl w:ilvl="7">
+      <w:start w:val="1"/>
+      <w:numFmt w:val="bullet"/>
+      <w:lvlText w:val="○"/>
+      <w:lvlJc w:val="left"/>
+      <w:pPr>
+        <w:ind w:left="5760" w:hanging="360"/>
+      </w:pPr>
+      <w:rPr>
+        <w:u w:val="none"/>
+      </w:rPr>
+    </w:lvl>
+    <w:lvl w:ilvl="8">
+      <w:start w:val="1"/>
+      <w:numFmt w:val="bullet"/>
+      <w:lvlText w:val="■"/>
+      <w:lvlJc w:val="left"/>
+      <w:pPr>
+        <w:ind w:left="6480" w:hanging="360"/>
+      </w:pPr>
+      <w:rPr>
+        <w:u w:val="none"/>
+      </w:rPr>
+    </w:lvl>
+  </w:abstractNum>
+  <w:abstractNum w:abstractNumId="16">
+    <w:lvl w:ilvl="0">
+      <w:start w:val="1"/>
       <w:numFmt w:val="decimal"/>
       <w:lvlText w:val="%1."/>
       <w:lvlJc w:val="left"/>
@@ -19908,7 +22996,557 @@
       </w:rPr>
     </w:lvl>
   </w:abstractNum>
-  <w:abstractNum w:abstractNumId="16">
+  <w:abstractNum w:abstractNumId="17">
+    <w:lvl w:ilvl="0">
+      <w:start w:val="1"/>
+      <w:numFmt w:val="bullet"/>
+      <w:lvlText w:val="●"/>
+      <w:lvlJc w:val="left"/>
+      <w:pPr>
+        <w:ind w:left="720" w:hanging="360"/>
+      </w:pPr>
+      <w:rPr>
+        <w:u w:val="none"/>
+      </w:rPr>
+    </w:lvl>
+    <w:lvl w:ilvl="1">
+      <w:start w:val="1"/>
+      <w:numFmt w:val="bullet"/>
+      <w:lvlText w:val="○"/>
+      <w:lvlJc w:val="left"/>
+      <w:pPr>
+        <w:ind w:left="1440" w:hanging="360"/>
+      </w:pPr>
+      <w:rPr>
+        <w:u w:val="none"/>
+      </w:rPr>
+    </w:lvl>
+    <w:lvl w:ilvl="2">
+      <w:start w:val="1"/>
+      <w:numFmt w:val="bullet"/>
+      <w:lvlText w:val="■"/>
+      <w:lvlJc w:val="left"/>
+      <w:pPr>
+        <w:ind w:left="2160" w:hanging="360"/>
+      </w:pPr>
+      <w:rPr>
+        <w:u w:val="none"/>
+      </w:rPr>
+    </w:lvl>
+    <w:lvl w:ilvl="3">
+      <w:start w:val="1"/>
+      <w:numFmt w:val="bullet"/>
+      <w:lvlText w:val="●"/>
+      <w:lvlJc w:val="left"/>
+      <w:pPr>
+        <w:ind w:left="2880" w:hanging="360"/>
+      </w:pPr>
+      <w:rPr>
+        <w:u w:val="none"/>
+      </w:rPr>
+    </w:lvl>
+    <w:lvl w:ilvl="4">
+      <w:start w:val="1"/>
+      <w:numFmt w:val="bullet"/>
+      <w:lvlText w:val="○"/>
+      <w:lvlJc w:val="left"/>
+      <w:pPr>
+        <w:ind w:left="3600" w:hanging="360"/>
+      </w:pPr>
+      <w:rPr>
+        <w:u w:val="none"/>
+      </w:rPr>
+    </w:lvl>
+    <w:lvl w:ilvl="5">
+      <w:start w:val="1"/>
+      <w:numFmt w:val="bullet"/>
+      <w:lvlText w:val="■"/>
+      <w:lvlJc w:val="left"/>
+      <w:pPr>
+        <w:ind w:left="4320" w:hanging="360"/>
+      </w:pPr>
+      <w:rPr>
+        <w:u w:val="none"/>
+      </w:rPr>
+    </w:lvl>
+    <w:lvl w:ilvl="6">
+      <w:start w:val="1"/>
+      <w:numFmt w:val="bullet"/>
+      <w:lvlText w:val="●"/>
+      <w:lvlJc w:val="left"/>
+      <w:pPr>
+        <w:ind w:left="5040" w:hanging="360"/>
+      </w:pPr>
+      <w:rPr>
+        <w:u w:val="none"/>
+      </w:rPr>
+    </w:lvl>
+    <w:lvl w:ilvl="7">
+      <w:start w:val="1"/>
+      <w:numFmt w:val="bullet"/>
+      <w:lvlText w:val="○"/>
+      <w:lvlJc w:val="left"/>
+      <w:pPr>
+        <w:ind w:left="5760" w:hanging="360"/>
+      </w:pPr>
+      <w:rPr>
+        <w:u w:val="none"/>
+      </w:rPr>
+    </w:lvl>
+    <w:lvl w:ilvl="8">
+      <w:start w:val="1"/>
+      <w:numFmt w:val="bullet"/>
+      <w:lvlText w:val="■"/>
+      <w:lvlJc w:val="left"/>
+      <w:pPr>
+        <w:ind w:left="6480" w:hanging="360"/>
+      </w:pPr>
+      <w:rPr>
+        <w:u w:val="none"/>
+      </w:rPr>
+    </w:lvl>
+  </w:abstractNum>
+  <w:abstractNum w:abstractNumId="18">
+    <w:lvl w:ilvl="0">
+      <w:start w:val="1"/>
+      <w:numFmt w:val="bullet"/>
+      <w:lvlText w:val="●"/>
+      <w:lvlJc w:val="left"/>
+      <w:pPr>
+        <w:ind w:left="720" w:hanging="360"/>
+      </w:pPr>
+      <w:rPr>
+        <w:u w:val="none"/>
+      </w:rPr>
+    </w:lvl>
+    <w:lvl w:ilvl="1">
+      <w:start w:val="1"/>
+      <w:numFmt w:val="bullet"/>
+      <w:lvlText w:val="○"/>
+      <w:lvlJc w:val="left"/>
+      <w:pPr>
+        <w:ind w:left="1440" w:hanging="360"/>
+      </w:pPr>
+      <w:rPr>
+        <w:u w:val="none"/>
+      </w:rPr>
+    </w:lvl>
+    <w:lvl w:ilvl="2">
+      <w:start w:val="1"/>
+      <w:numFmt w:val="bullet"/>
+      <w:lvlText w:val="■"/>
+      <w:lvlJc w:val="left"/>
+      <w:pPr>
+        <w:ind w:left="2160" w:hanging="360"/>
+      </w:pPr>
+      <w:rPr>
+        <w:u w:val="none"/>
+      </w:rPr>
+    </w:lvl>
+    <w:lvl w:ilvl="3">
+      <w:start w:val="1"/>
+      <w:numFmt w:val="bullet"/>
+      <w:lvlText w:val="●"/>
+      <w:lvlJc w:val="left"/>
+      <w:pPr>
+        <w:ind w:left="2880" w:hanging="360"/>
+      </w:pPr>
+      <w:rPr>
+        <w:u w:val="none"/>
+      </w:rPr>
+    </w:lvl>
+    <w:lvl w:ilvl="4">
+      <w:start w:val="1"/>
+      <w:numFmt w:val="bullet"/>
+      <w:lvlText w:val="○"/>
+      <w:lvlJc w:val="left"/>
+      <w:pPr>
+        <w:ind w:left="3600" w:hanging="360"/>
+      </w:pPr>
+      <w:rPr>
+        <w:u w:val="none"/>
+      </w:rPr>
+    </w:lvl>
+    <w:lvl w:ilvl="5">
+      <w:start w:val="1"/>
+      <w:numFmt w:val="bullet"/>
+      <w:lvlText w:val="■"/>
+      <w:lvlJc w:val="left"/>
+      <w:pPr>
+        <w:ind w:left="4320" w:hanging="360"/>
+      </w:pPr>
+      <w:rPr>
+        <w:u w:val="none"/>
+      </w:rPr>
+    </w:lvl>
+    <w:lvl w:ilvl="6">
+      <w:start w:val="1"/>
+      <w:numFmt w:val="bullet"/>
+      <w:lvlText w:val="●"/>
+      <w:lvlJc w:val="left"/>
+      <w:pPr>
+        <w:ind w:left="5040" w:hanging="360"/>
+      </w:pPr>
+      <w:rPr>
+        <w:u w:val="none"/>
+      </w:rPr>
+    </w:lvl>
+    <w:lvl w:ilvl="7">
+      <w:start w:val="1"/>
+      <w:numFmt w:val="bullet"/>
+      <w:lvlText w:val="○"/>
+      <w:lvlJc w:val="left"/>
+      <w:pPr>
+        <w:ind w:left="5760" w:hanging="360"/>
+      </w:pPr>
+      <w:rPr>
+        <w:u w:val="none"/>
+      </w:rPr>
+    </w:lvl>
+    <w:lvl w:ilvl="8">
+      <w:start w:val="1"/>
+      <w:numFmt w:val="bullet"/>
+      <w:lvlText w:val="■"/>
+      <w:lvlJc w:val="left"/>
+      <w:pPr>
+        <w:ind w:left="6480" w:hanging="360"/>
+      </w:pPr>
+      <w:rPr>
+        <w:u w:val="none"/>
+      </w:rPr>
+    </w:lvl>
+  </w:abstractNum>
+  <w:abstractNum w:abstractNumId="19">
+    <w:lvl w:ilvl="0">
+      <w:start w:val="1"/>
+      <w:numFmt w:val="bullet"/>
+      <w:lvlText w:val="●"/>
+      <w:lvlJc w:val="left"/>
+      <w:pPr>
+        <w:ind w:left="720" w:hanging="360"/>
+      </w:pPr>
+      <w:rPr>
+        <w:u w:val="none"/>
+      </w:rPr>
+    </w:lvl>
+    <w:lvl w:ilvl="1">
+      <w:start w:val="1"/>
+      <w:numFmt w:val="bullet"/>
+      <w:lvlText w:val="○"/>
+      <w:lvlJc w:val="left"/>
+      <w:pPr>
+        <w:ind w:left="1440" w:hanging="360"/>
+      </w:pPr>
+      <w:rPr>
+        <w:u w:val="none"/>
+      </w:rPr>
+    </w:lvl>
+    <w:lvl w:ilvl="2">
+      <w:start w:val="1"/>
+      <w:numFmt w:val="bullet"/>
+      <w:lvlText w:val="■"/>
+      <w:lvlJc w:val="left"/>
+      <w:pPr>
+        <w:ind w:left="2160" w:hanging="360"/>
+      </w:pPr>
+      <w:rPr>
+        <w:u w:val="none"/>
+      </w:rPr>
+    </w:lvl>
+    <w:lvl w:ilvl="3">
+      <w:start w:val="1"/>
+      <w:numFmt w:val="bullet"/>
+      <w:lvlText w:val="●"/>
+      <w:lvlJc w:val="left"/>
+      <w:pPr>
+        <w:ind w:left="2880" w:hanging="360"/>
+      </w:pPr>
+      <w:rPr>
+        <w:u w:val="none"/>
+      </w:rPr>
+    </w:lvl>
+    <w:lvl w:ilvl="4">
+      <w:start w:val="1"/>
+      <w:numFmt w:val="bullet"/>
+      <w:lvlText w:val="○"/>
+      <w:lvlJc w:val="left"/>
+      <w:pPr>
+        <w:ind w:left="3600" w:hanging="360"/>
+      </w:pPr>
+      <w:rPr>
+        <w:u w:val="none"/>
+      </w:rPr>
+    </w:lvl>
+    <w:lvl w:ilvl="5">
+      <w:start w:val="1"/>
+      <w:numFmt w:val="bullet"/>
+      <w:lvlText w:val="■"/>
+      <w:lvlJc w:val="left"/>
+      <w:pPr>
+        <w:ind w:left="4320" w:hanging="360"/>
+      </w:pPr>
+      <w:rPr>
+        <w:u w:val="none"/>
+      </w:rPr>
+    </w:lvl>
+    <w:lvl w:ilvl="6">
+      <w:start w:val="1"/>
+      <w:numFmt w:val="bullet"/>
+      <w:lvlText w:val="●"/>
+      <w:lvlJc w:val="left"/>
+      <w:pPr>
+        <w:ind w:left="5040" w:hanging="360"/>
+      </w:pPr>
+      <w:rPr>
+        <w:u w:val="none"/>
+      </w:rPr>
+    </w:lvl>
+    <w:lvl w:ilvl="7">
+      <w:start w:val="1"/>
+      <w:numFmt w:val="bullet"/>
+      <w:lvlText w:val="○"/>
+      <w:lvlJc w:val="left"/>
+      <w:pPr>
+        <w:ind w:left="5760" w:hanging="360"/>
+      </w:pPr>
+      <w:rPr>
+        <w:u w:val="none"/>
+      </w:rPr>
+    </w:lvl>
+    <w:lvl w:ilvl="8">
+      <w:start w:val="1"/>
+      <w:numFmt w:val="bullet"/>
+      <w:lvlText w:val="■"/>
+      <w:lvlJc w:val="left"/>
+      <w:pPr>
+        <w:ind w:left="6480" w:hanging="360"/>
+      </w:pPr>
+      <w:rPr>
+        <w:u w:val="none"/>
+      </w:rPr>
+    </w:lvl>
+  </w:abstractNum>
+  <w:abstractNum w:abstractNumId="20">
+    <w:lvl w:ilvl="0">
+      <w:start w:val="1"/>
+      <w:numFmt w:val="bullet"/>
+      <w:lvlText w:val="●"/>
+      <w:lvlJc w:val="left"/>
+      <w:pPr>
+        <w:ind w:left="720" w:hanging="360"/>
+      </w:pPr>
+      <w:rPr>
+        <w:u w:val="none"/>
+      </w:rPr>
+    </w:lvl>
+    <w:lvl w:ilvl="1">
+      <w:start w:val="1"/>
+      <w:numFmt w:val="bullet"/>
+      <w:lvlText w:val="○"/>
+      <w:lvlJc w:val="left"/>
+      <w:pPr>
+        <w:ind w:left="1440" w:hanging="360"/>
+      </w:pPr>
+      <w:rPr>
+        <w:u w:val="none"/>
+      </w:rPr>
+    </w:lvl>
+    <w:lvl w:ilvl="2">
+      <w:start w:val="1"/>
+      <w:numFmt w:val="bullet"/>
+      <w:lvlText w:val="■"/>
+      <w:lvlJc w:val="left"/>
+      <w:pPr>
+        <w:ind w:left="2160" w:hanging="360"/>
+      </w:pPr>
+      <w:rPr>
+        <w:u w:val="none"/>
+      </w:rPr>
+    </w:lvl>
+    <w:lvl w:ilvl="3">
+      <w:start w:val="1"/>
+      <w:numFmt w:val="bullet"/>
+      <w:lvlText w:val="●"/>
+      <w:lvlJc w:val="left"/>
+      <w:pPr>
+        <w:ind w:left="2880" w:hanging="360"/>
+      </w:pPr>
+      <w:rPr>
+        <w:u w:val="none"/>
+      </w:rPr>
+    </w:lvl>
+    <w:lvl w:ilvl="4">
+      <w:start w:val="1"/>
+      <w:numFmt w:val="bullet"/>
+      <w:lvlText w:val="○"/>
+      <w:lvlJc w:val="left"/>
+      <w:pPr>
+        <w:ind w:left="3600" w:hanging="360"/>
+      </w:pPr>
+      <w:rPr>
+        <w:u w:val="none"/>
+      </w:rPr>
+    </w:lvl>
+    <w:lvl w:ilvl="5">
+      <w:start w:val="1"/>
+      <w:numFmt w:val="bullet"/>
+      <w:lvlText w:val="■"/>
+      <w:lvlJc w:val="left"/>
+      <w:pPr>
+        <w:ind w:left="4320" w:hanging="360"/>
+      </w:pPr>
+      <w:rPr>
+        <w:u w:val="none"/>
+      </w:rPr>
+    </w:lvl>
+    <w:lvl w:ilvl="6">
+      <w:start w:val="1"/>
+      <w:numFmt w:val="bullet"/>
+      <w:lvlText w:val="●"/>
+      <w:lvlJc w:val="left"/>
+      <w:pPr>
+        <w:ind w:left="5040" w:hanging="360"/>
+      </w:pPr>
+      <w:rPr>
+        <w:u w:val="none"/>
+      </w:rPr>
+    </w:lvl>
+    <w:lvl w:ilvl="7">
+      <w:start w:val="1"/>
+      <w:numFmt w:val="bullet"/>
+      <w:lvlText w:val="○"/>
+      <w:lvlJc w:val="left"/>
+      <w:pPr>
+        <w:ind w:left="5760" w:hanging="360"/>
+      </w:pPr>
+      <w:rPr>
+        <w:u w:val="none"/>
+      </w:rPr>
+    </w:lvl>
+    <w:lvl w:ilvl="8">
+      <w:start w:val="1"/>
+      <w:numFmt w:val="bullet"/>
+      <w:lvlText w:val="■"/>
+      <w:lvlJc w:val="left"/>
+      <w:pPr>
+        <w:ind w:left="6480" w:hanging="360"/>
+      </w:pPr>
+      <w:rPr>
+        <w:u w:val="none"/>
+      </w:rPr>
+    </w:lvl>
+  </w:abstractNum>
+  <w:abstractNum w:abstractNumId="21">
+    <w:lvl w:ilvl="0">
+      <w:start w:val="1"/>
+      <w:numFmt w:val="decimal"/>
+      <w:lvlText w:val="%1."/>
+      <w:lvlJc w:val="left"/>
+      <w:pPr>
+        <w:ind w:left="720" w:hanging="360"/>
+      </w:pPr>
+      <w:rPr>
+        <w:u w:val="none"/>
+      </w:rPr>
+    </w:lvl>
+    <w:lvl w:ilvl="1">
+      <w:start w:val="1"/>
+      <w:numFmt w:val="lowerLetter"/>
+      <w:lvlText w:val="%2."/>
+      <w:lvlJc w:val="left"/>
+      <w:pPr>
+        <w:ind w:left="1440" w:hanging="360"/>
+      </w:pPr>
+      <w:rPr>
+        <w:u w:val="none"/>
+      </w:rPr>
+    </w:lvl>
+    <w:lvl w:ilvl="2">
+      <w:start w:val="1"/>
+      <w:numFmt w:val="lowerRoman"/>
+      <w:lvlText w:val="%3."/>
+      <w:lvlJc w:val="left"/>
+      <w:pPr>
+        <w:ind w:left="2160" w:hanging="360"/>
+      </w:pPr>
+      <w:rPr>
+        <w:u w:val="none"/>
+      </w:rPr>
+    </w:lvl>
+    <w:lvl w:ilvl="3">
+      <w:start w:val="1"/>
+      <w:numFmt w:val="decimal"/>
+      <w:lvlText w:val="%4."/>
+      <w:lvlJc w:val="left"/>
+      <w:pPr>
+        <w:ind w:left="2880" w:hanging="360"/>
+      </w:pPr>
+      <w:rPr>
+        <w:u w:val="none"/>
+      </w:rPr>
+    </w:lvl>
+    <w:lvl w:ilvl="4">
+      <w:start w:val="1"/>
+      <w:numFmt w:val="lowerLetter"/>
+      <w:lvlText w:val="%5."/>
+      <w:lvlJc w:val="left"/>
+      <w:pPr>
+        <w:ind w:left="3600" w:hanging="360"/>
+      </w:pPr>
+      <w:rPr>
+        <w:u w:val="none"/>
+      </w:rPr>
+    </w:lvl>
+    <w:lvl w:ilvl="5">
+      <w:start w:val="1"/>
+      <w:numFmt w:val="lowerRoman"/>
+      <w:lvlText w:val="%6."/>
+      <w:lvlJc w:val="left"/>
+      <w:pPr>
+        <w:ind w:left="4320" w:hanging="360"/>
+      </w:pPr>
+      <w:rPr>
+        <w:u w:val="none"/>
+      </w:rPr>
+    </w:lvl>
+    <w:lvl w:ilvl="6">
+      <w:start w:val="1"/>
+      <w:numFmt w:val="decimal"/>
+      <w:lvlText w:val="%7."/>
+      <w:lvlJc w:val="left"/>
+      <w:pPr>
+        <w:ind w:left="5040" w:hanging="360"/>
+      </w:pPr>
+      <w:rPr>
+        <w:u w:val="none"/>
+      </w:rPr>
+    </w:lvl>
+    <w:lvl w:ilvl="7">
+      <w:start w:val="1"/>
+      <w:numFmt w:val="lowerLetter"/>
+      <w:lvlText w:val="%8."/>
+      <w:lvlJc w:val="left"/>
+      <w:pPr>
+        <w:ind w:left="5760" w:hanging="360"/>
+      </w:pPr>
+      <w:rPr>
+        <w:u w:val="none"/>
+      </w:rPr>
+    </w:lvl>
+    <w:lvl w:ilvl="8">
+      <w:start w:val="1"/>
+      <w:numFmt w:val="lowerRoman"/>
+      <w:lvlText w:val="%9."/>
+      <w:lvlJc w:val="left"/>
+      <w:pPr>
+        <w:ind w:left="6480" w:hanging="360"/>
+      </w:pPr>
+      <w:rPr>
+        <w:u w:val="none"/>
+      </w:rPr>
+    </w:lvl>
+  </w:abstractNum>
+  <w:abstractNum w:abstractNumId="22">
     <w:lvl w:ilvl="0">
       <w:start w:val="1"/>
       <w:numFmt w:val="bullet"/>
@@ -20065,6 +23703,24 @@
   </w:num>
   <w:num w:numId="16">
     <w:abstractNumId w:val="16"/>
+  </w:num>
+  <w:num w:numId="17">
+    <w:abstractNumId w:val="17"/>
+  </w:num>
+  <w:num w:numId="18">
+    <w:abstractNumId w:val="18"/>
+  </w:num>
+  <w:num w:numId="19">
+    <w:abstractNumId w:val="19"/>
+  </w:num>
+  <w:num w:numId="20">
+    <w:abstractNumId w:val="20"/>
+  </w:num>
+  <w:num w:numId="21">
+    <w:abstractNumId w:val="21"/>
+  </w:num>
+  <w:num w:numId="22">
+    <w:abstractNumId w:val="22"/>
   </w:num>
 </w:numbering>
 </file>
@@ -20563,7 +24219,7 @@
 
 <file path=customXML/item1.xml><?xml version="1.0" encoding="utf-8"?>
 <go:gDocsCustomXmlDataStorage xmlns:go="http://customooxmlschemas.google.com/" xmlns:r="http://schemas.openxmlformats.org/officeDocument/2006/relationships" uri="GoogleDocsCustomDataVersion2">
-  <go:docsCustomData xmlns:go="http://customooxmlschemas.google.com/" roundtripDataSignature="AMtx7mgi40P76Xb9o/qk9dG0ycj2YBjx6w==">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</go:docsCustomData>
+  <go:docsCustomData xmlns:go="http://customooxmlschemas.google.com/" roundtripDataSignature="AMtx7mjTTr1kuQAuIxVgYs1/XAs/bZrx0g==">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</go:docsCustomData>
 </go:gDocsCustomXmlDataStorage>
 </file>
 

--- a/documentos/informe de pryecto de software.docx
+++ b/documentos/informe de pryecto de software.docx
@@ -29,12 +29,12 @@
           <wp:inline distB="114300" distT="114300" distL="114300" distR="114300">
             <wp:extent cx="1427861" cy="1509713"/>
             <wp:effectExtent b="0" l="0" r="0" t="0"/>
-            <wp:docPr id="15" name="image9.png"/>
+            <wp:docPr id="16" name="image1.png"/>
             <a:graphic>
               <a:graphicData uri="http://schemas.openxmlformats.org/drawingml/2006/picture">
                 <pic:pic>
                   <pic:nvPicPr>
-                    <pic:cNvPr id="0" name="image9.png"/>
+                    <pic:cNvPr id="0" name="image1.png"/>
                     <pic:cNvPicPr preferRelativeResize="0"/>
                   </pic:nvPicPr>
                   <pic:blipFill>
@@ -378,7 +378,7 @@
     </w:p>
     <w:sdt>
       <w:sdtPr>
-        <w:id w:val="-331503442"/>
+        <w:id w:val="1707105952"/>
         <w:docPartObj>
           <w:docPartGallery w:val="Table of Contents"/>
           <w:docPartUnique w:val="1"/>
@@ -2541,7 +2541,7 @@
       </w:r>
       <w:sdt>
         <w:sdtPr>
-          <w:id w:val="1188360347"/>
+          <w:id w:val="462830635"/>
           <w:tag w:val="goog_rdk_0"/>
         </w:sdtPr>
         <w:sdtContent>
@@ -2550,7 +2550,7 @@
       </w:sdt>
       <w:sdt>
         <w:sdtPr>
-          <w:id w:val="-600943841"/>
+          <w:id w:val="2072915465"/>
           <w:tag w:val="goog_rdk_1"/>
         </w:sdtPr>
         <w:sdtContent>
@@ -4251,12 +4251,12 @@
           <wp:inline distB="114300" distT="114300" distL="114300" distR="114300">
             <wp:extent cx="6038850" cy="5743724"/>
             <wp:effectExtent b="0" l="0" r="0" t="0"/>
-            <wp:docPr id="4" name="image15.png"/>
+            <wp:docPr id="4" name="image16.png"/>
             <a:graphic>
               <a:graphicData uri="http://schemas.openxmlformats.org/drawingml/2006/picture">
                 <pic:pic>
                   <pic:nvPicPr>
-                    <pic:cNvPr id="0" name="image15.png"/>
+                    <pic:cNvPr id="0" name="image16.png"/>
                     <pic:cNvPicPr preferRelativeResize="0"/>
                   </pic:nvPicPr>
                   <pic:blipFill>
@@ -6954,12 +6954,12 @@
           <wp:inline distB="114300" distT="114300" distL="114300" distR="114300">
             <wp:extent cx="6100763" cy="5638800"/>
             <wp:effectExtent b="0" l="0" r="0" t="0"/>
-            <wp:docPr id="6" name="image2.png"/>
+            <wp:docPr id="6" name="image11.png"/>
             <a:graphic>
               <a:graphicData uri="http://schemas.openxmlformats.org/drawingml/2006/picture">
                 <pic:pic>
                   <pic:nvPicPr>
-                    <pic:cNvPr id="0" name="image2.png"/>
+                    <pic:cNvPr id="0" name="image11.png"/>
                     <pic:cNvPicPr preferRelativeResize="0"/>
                   </pic:nvPicPr>
                   <pic:blipFill>
@@ -7480,12 +7480,12 @@
           <wp:inline distB="114300" distT="114300" distL="114300" distR="114300">
             <wp:extent cx="6029325" cy="4279057"/>
             <wp:effectExtent b="0" l="0" r="0" t="0"/>
-            <wp:docPr id="17" name="image8.png"/>
+            <wp:docPr id="18" name="image7.png"/>
             <a:graphic>
               <a:graphicData uri="http://schemas.openxmlformats.org/drawingml/2006/picture">
                 <pic:pic>
                   <pic:nvPicPr>
-                    <pic:cNvPr id="0" name="image8.png"/>
+                    <pic:cNvPr id="0" name="image7.png"/>
                     <pic:cNvPicPr preferRelativeResize="0"/>
                   </pic:nvPicPr>
                   <pic:blipFill>
@@ -8631,12 +8631,12 @@
           <wp:inline distB="114300" distT="114300" distL="114300" distR="114300">
             <wp:extent cx="3976688" cy="2886075"/>
             <wp:effectExtent b="0" l="0" r="0" t="0"/>
-            <wp:docPr id="11" name="image14.png"/>
+            <wp:docPr id="11" name="image12.png"/>
             <a:graphic>
               <a:graphicData uri="http://schemas.openxmlformats.org/drawingml/2006/picture">
                 <pic:pic>
                   <pic:nvPicPr>
-                    <pic:cNvPr id="0" name="image14.png"/>
+                    <pic:cNvPr id="0" name="image12.png"/>
                     <pic:cNvPicPr preferRelativeResize="0"/>
                   </pic:nvPicPr>
                   <pic:blipFill>
@@ -8936,12 +8936,12 @@
           <wp:inline distB="114300" distT="114300" distL="114300" distR="114300">
             <wp:extent cx="3257550" cy="695325"/>
             <wp:effectExtent b="0" l="0" r="0" t="0"/>
-            <wp:docPr id="12" name="image3.png"/>
+            <wp:docPr id="12" name="image4.png"/>
             <a:graphic>
               <a:graphicData uri="http://schemas.openxmlformats.org/drawingml/2006/picture">
                 <pic:pic>
                   <pic:nvPicPr>
-                    <pic:cNvPr id="0" name="image3.png"/>
+                    <pic:cNvPr id="0" name="image4.png"/>
                     <pic:cNvPicPr preferRelativeResize="0"/>
                   </pic:nvPicPr>
                   <pic:blipFill>
@@ -9418,12 +9418,12 @@
           <wp:inline distB="114300" distT="114300" distL="114300" distR="114300">
             <wp:extent cx="2286000" cy="1095375"/>
             <wp:effectExtent b="0" l="0" r="0" t="0"/>
-            <wp:docPr id="3" name="image7.png"/>
+            <wp:docPr id="3" name="image15.png"/>
             <a:graphic>
               <a:graphicData uri="http://schemas.openxmlformats.org/drawingml/2006/picture">
                 <pic:pic>
                   <pic:nvPicPr>
-                    <pic:cNvPr id="0" name="image7.png"/>
+                    <pic:cNvPr id="0" name="image15.png"/>
                     <pic:cNvPicPr preferRelativeResize="0"/>
                   </pic:nvPicPr>
                   <pic:blipFill>
@@ -10143,7 +10143,7 @@
       </w:pPr>
       <w:sdt>
         <w:sdtPr>
-          <w:id w:val="2108609886"/>
+          <w:id w:val="-1040134153"/>
           <w:tag w:val="goog_rdk_2"/>
         </w:sdtPr>
         <w:sdtContent>
@@ -10348,12 +10348,12 @@
           <wp:inline distB="114300" distT="114300" distL="114300" distR="114300">
             <wp:extent cx="2500313" cy="2057400"/>
             <wp:effectExtent b="0" l="0" r="0" t="0"/>
-            <wp:docPr id="9" name="image11.png"/>
+            <wp:docPr id="9" name="image5.png"/>
             <a:graphic>
               <a:graphicData uri="http://schemas.openxmlformats.org/drawingml/2006/picture">
                 <pic:pic>
                   <pic:nvPicPr>
-                    <pic:cNvPr id="0" name="image11.png"/>
+                    <pic:cNvPr id="0" name="image5.png"/>
                     <pic:cNvPicPr preferRelativeResize="0"/>
                   </pic:nvPicPr>
                   <pic:blipFill>
@@ -14871,12 +14871,12 @@
           <wp:inline distB="114300" distT="114300" distL="114300" distR="114300">
             <wp:extent cx="5274000" cy="5029200"/>
             <wp:effectExtent b="0" l="0" r="0" t="0"/>
-            <wp:docPr id="10" name="image6.png"/>
+            <wp:docPr id="10" name="image3.png"/>
             <a:graphic>
               <a:graphicData uri="http://schemas.openxmlformats.org/drawingml/2006/picture">
                 <pic:pic>
                   <pic:nvPicPr>
-                    <pic:cNvPr id="0" name="image6.png"/>
+                    <pic:cNvPr id="0" name="image3.png"/>
                     <pic:cNvPicPr preferRelativeResize="0"/>
                   </pic:nvPicPr>
                   <pic:blipFill>
@@ -15020,12 +15020,12 @@
           <wp:inline distB="114300" distT="114300" distL="114300" distR="114300">
             <wp:extent cx="4724400" cy="4724400"/>
             <wp:effectExtent b="0" l="0" r="0" t="0"/>
-            <wp:docPr id="5" name="image5.png"/>
+            <wp:docPr id="5" name="image13.png"/>
             <a:graphic>
               <a:graphicData uri="http://schemas.openxmlformats.org/drawingml/2006/picture">
                 <pic:pic>
                   <pic:nvPicPr>
-                    <pic:cNvPr id="0" name="image5.png"/>
+                    <pic:cNvPr id="0" name="image13.png"/>
                     <pic:cNvPicPr preferRelativeResize="0"/>
                   </pic:nvPicPr>
                   <pic:blipFill>
@@ -17328,12 +17328,12 @@
           <wp:inline distB="114300" distT="114300" distL="114300" distR="114300">
             <wp:extent cx="2714625" cy="2029792"/>
             <wp:effectExtent b="0" l="0" r="0" t="0"/>
-            <wp:docPr id="13" name="image10.png"/>
+            <wp:docPr id="14" name="image2.png"/>
             <a:graphic>
               <a:graphicData uri="http://schemas.openxmlformats.org/drawingml/2006/picture">
                 <pic:pic>
                   <pic:nvPicPr>
-                    <pic:cNvPr id="0" name="image10.png"/>
+                    <pic:cNvPr id="0" name="image2.png"/>
                     <pic:cNvPicPr preferRelativeResize="0"/>
                   </pic:nvPicPr>
                   <pic:blipFill>
@@ -17797,12 +17797,12 @@
           <wp:inline distB="114300" distT="114300" distL="114300" distR="114300">
             <wp:extent cx="4014788" cy="2743200"/>
             <wp:effectExtent b="0" l="0" r="0" t="0"/>
-            <wp:docPr id="14" name="image13.png"/>
+            <wp:docPr id="15" name="image8.png"/>
             <a:graphic>
               <a:graphicData uri="http://schemas.openxmlformats.org/drawingml/2006/picture">
                 <pic:pic>
                   <pic:nvPicPr>
-                    <pic:cNvPr id="0" name="image13.png"/>
+                    <pic:cNvPr id="0" name="image8.png"/>
                     <pic:cNvPicPr preferRelativeResize="0"/>
                   </pic:nvPicPr>
                   <pic:blipFill>
@@ -18096,12 +18096,12 @@
           <wp:inline distB="114300" distT="114300" distL="114300" distR="114300">
             <wp:extent cx="5274000" cy="1524000"/>
             <wp:effectExtent b="0" l="0" r="0" t="0"/>
-            <wp:docPr id="7" name="image4.png"/>
+            <wp:docPr id="7" name="image10.png"/>
             <a:graphic>
               <a:graphicData uri="http://schemas.openxmlformats.org/drawingml/2006/picture">
                 <pic:pic>
                   <pic:nvPicPr>
-                    <pic:cNvPr id="0" name="image4.png"/>
+                    <pic:cNvPr id="0" name="image10.png"/>
                     <pic:cNvPicPr preferRelativeResize="0"/>
                   </pic:nvPicPr>
                   <pic:blipFill>
@@ -20774,12 +20774,12 @@
           <wp:inline distB="114300" distT="114300" distL="114300" distR="114300">
             <wp:extent cx="1638300" cy="1724025"/>
             <wp:effectExtent b="0" l="0" r="0" t="0"/>
-            <wp:docPr id="16" name="image12.png"/>
+            <wp:docPr id="17" name="image9.png"/>
             <a:graphic>
               <a:graphicData uri="http://schemas.openxmlformats.org/drawingml/2006/picture">
                 <pic:pic>
                   <pic:nvPicPr>
-                    <pic:cNvPr id="0" name="image12.png"/>
+                    <pic:cNvPr id="0" name="image9.png"/>
                     <pic:cNvPicPr preferRelativeResize="0"/>
                   </pic:nvPicPr>
                   <pic:blipFill>
@@ -20856,73 +20856,79 @@
           <w:rtl w:val="0"/>
         </w:rPr>
         <w:t xml:space="preserve">Seguimos con las diferentes pantallas que conforman las vistas para los usuarios, como ser  pantallas de registro y login, creación de subasta y demás, que se anuncian a continuación: </w:t>
+      </w:r>
+    </w:p>
+    <w:p>
+      <w:pPr>
+        <w:pStyle w:val="Heading3"/>
+        <w:rPr>
+          <w:rFonts w:ascii="Arial" w:cs="Arial" w:eastAsia="Arial" w:hAnsi="Arial"/>
+          <w:b w:val="0"/>
+          <w:bCs w:val="0"/>
+          <w:sz w:val="24"/>
+          <w:szCs w:val="24"/>
+          <w:highlight w:val="white"/>
+        </w:rPr>
+      </w:pPr>
+      <w:bookmarkStart w:colFirst="0" w:colLast="0" w:name="_heading=h.2cxknqwzcr3u" w:id="86"/>
+      <w:bookmarkEnd w:id="86"/>
+      <w:r>
+        <w:rPr>
+          <w:rFonts w:ascii="Arial" w:cs="Arial" w:eastAsia="Arial" w:hAnsi="Arial"/>
+          <w:b w:val="0"/>
+          <w:bCs w:val="0"/>
+          <w:sz w:val="24"/>
+          <w:szCs w:val="24"/>
+          <w:rtl w:val="0"/>
+        </w:rPr>
+        <w:t xml:space="preserve">Pero para implementarlo necesitamos instalar </w:t>
+      </w:r>
+      <w:r>
+        <w:rPr>
+          <w:rFonts w:ascii="Arial" w:cs="Arial" w:eastAsia="Arial" w:hAnsi="Arial"/>
+          <w:b w:val="0"/>
+          <w:bCs w:val="0"/>
+          <w:sz w:val="24"/>
+          <w:szCs w:val="24"/>
+          <w:highlight w:val="white"/>
+          <w:rtl w:val="0"/>
+        </w:rPr>
+        <w:t xml:space="preserve">react-router-dom ya que react no trae ruteo nativo,  y react-router-dom es una biblioteca estándar  de facto que implementa navegación SPA en el cliente.  Osea es lo que me permite ir de la pantalla  home a crear subasta sin tener que estar recargando la página. Y esta misma debe implementarse para comodidad del usuario.</w:t>
+      </w:r>
+      <w:r>
+        <w:rPr>
+          <w:rFonts w:ascii="Arial" w:cs="Arial" w:eastAsia="Arial" w:hAnsi="Arial"/>
+          <w:sz w:val="24"/>
+          <w:szCs w:val="24"/>
+          <w:highlight w:val="white"/>
+          <w:rtl w:val="0"/>
+        </w:rPr>
+        <w:t xml:space="preserve"> </w:t>
         <w:br w:type="textWrapping"/>
       </w:r>
-    </w:p>
-    <w:p>
-      <w:pPr>
-        <w:rPr>
-          <w:rFonts w:ascii="Arial" w:cs="Arial" w:eastAsia="Arial" w:hAnsi="Arial"/>
-          <w:sz w:val="24"/>
-          <w:szCs w:val="24"/>
-        </w:rPr>
-      </w:pPr>
-      <w:r>
-        <w:rPr>
-          <w:rtl w:val="0"/>
-        </w:rPr>
-      </w:r>
-    </w:p>
-    <w:p>
-      <w:pPr>
-        <w:ind w:left="0" w:firstLine="0"/>
-        <w:rPr>
-          <w:rFonts w:ascii="Arial" w:cs="Arial" w:eastAsia="Arial" w:hAnsi="Arial"/>
-          <w:sz w:val="24"/>
-          <w:szCs w:val="24"/>
+      <w:r>
+        <w:rPr>
           <w:highlight w:val="white"/>
-        </w:rPr>
-      </w:pPr>
-      <w:r>
-        <w:rPr>
-          <w:rFonts w:ascii="Arial" w:cs="Arial" w:eastAsia="Arial" w:hAnsi="Arial"/>
-          <w:sz w:val="24"/>
-          <w:szCs w:val="24"/>
-          <w:rtl w:val="0"/>
-        </w:rPr>
-        <w:t xml:space="preserve">Pero para implementarlo necesitamos instalar </w:t>
-      </w:r>
-      <w:r>
-        <w:rPr>
-          <w:rFonts w:ascii="Arial" w:cs="Arial" w:eastAsia="Arial" w:hAnsi="Arial"/>
-          <w:sz w:val="24"/>
-          <w:szCs w:val="24"/>
-          <w:highlight w:val="white"/>
-          <w:rtl w:val="0"/>
-        </w:rPr>
-        <w:t xml:space="preserve">react-router-dom ya que react no trae ruteo nativo,  y react-router-dom es una biblioteca estándar  de facto que implementa navegación SPA en el cliente.  Osea es lo que me permite ir de la pantalla  home a crear subasta sin tener que estar recargando la página. Y esta misma debe implementarse para comodidad del usuario. </w:t>
-        <w:br w:type="textWrapping"/>
+          <w:rtl w:val="0"/>
+        </w:rPr>
         <w:br w:type="textWrapping"/>
         <w:t xml:space="preserve">Una ves que los  instalamos los archivos en pages quedaron asi: </w:t>
         <w:br w:type="textWrapping"/>
       </w:r>
       <w:r>
         <w:rPr>
-          <w:rFonts w:ascii="Arial" w:cs="Arial" w:eastAsia="Arial" w:hAnsi="Arial"/>
-          <w:sz w:val="24"/>
-          <w:szCs w:val="24"/>
           <w:highlight w:val="white"/>
         </w:rPr>
         <w:drawing>
           <wp:inline distB="114300" distT="114300" distL="114300" distR="114300">
             <wp:extent cx="2238375" cy="2085975"/>
             <wp:effectExtent b="0" l="0" r="0" t="0"/>
-            <wp:docPr id="8" name="image1.png"/>
+            <wp:docPr id="8" name="image6.png"/>
             <a:graphic>
               <a:graphicData uri="http://schemas.openxmlformats.org/drawingml/2006/picture">
                 <pic:pic>
                   <pic:nvPicPr>
-                    <pic:cNvPr id="0" name="image1.png"/>
+                    <pic:cNvPr id="0" name="image6.png"/>
                     <pic:cNvPicPr preferRelativeResize="0"/>
                   </pic:nvPicPr>
                   <pic:blipFill>
@@ -20948,27 +20954,522 @@
       </w:r>
       <w:r>
         <w:rPr>
-          <w:rFonts w:ascii="Arial" w:cs="Arial" w:eastAsia="Arial" w:hAnsi="Arial"/>
-          <w:sz w:val="24"/>
-          <w:szCs w:val="24"/>
           <w:highlight w:val="white"/>
           <w:rtl w:val="0"/>
         </w:rPr>
         <w:br w:type="textWrapping"/>
         <w:t xml:space="preserve">Aqui ya se implemento las pantallas de Home y registro login. </w:t>
         <w:br w:type="textWrapping"/>
-      </w:r>
-    </w:p>
-    <w:p>
-      <w:pPr>
-        <w:ind w:left="0" w:firstLine="0"/>
-        <w:rPr>
-          <w:rFonts w:ascii="Arial" w:cs="Arial" w:eastAsia="Arial" w:hAnsi="Arial"/>
-          <w:sz w:val="24"/>
-          <w:szCs w:val="24"/>
+        <w:br w:type="textWrapping"/>
+        <w:t xml:space="preserve">P</w:t>
+      </w:r>
+      <w:r>
+        <w:rPr>
+          <w:rFonts w:ascii="Arial" w:cs="Arial" w:eastAsia="Arial" w:hAnsi="Arial"/>
           <w:highlight w:val="white"/>
-        </w:rPr>
-      </w:pPr>
+          <w:rtl w:val="0"/>
+        </w:rPr>
+        <w:t xml:space="preserve">roblemas en la implementación de la pantalla de wallet. </w:t>
+      </w:r>
+      <w:r>
+        <w:rPr>
+          <w:rFonts w:ascii="Arial" w:cs="Arial" w:eastAsia="Arial" w:hAnsi="Arial"/>
+          <w:b w:val="0"/>
+          <w:bCs w:val="0"/>
+          <w:sz w:val="24"/>
+          <w:szCs w:val="24"/>
+          <w:highlight w:val="white"/>
+          <w:rtl w:val="0"/>
+        </w:rPr>
+        <w:t xml:space="preserve">Paso un problema al implementar la pantalla de billetera, en mi backend todas las operaciones como venta o ingreso de dinero están definidas en una sola. operación , entonces el frontend a la hora de hacer el historial, no sabría de dónde viene el dinero. Provocando redundancia. Esto lo pude descubrir gracias a la IA. </w:t>
+      </w:r>
+    </w:p>
+    <w:p>
+      <w:pPr>
+        <w:pStyle w:val="Heading3"/>
+        <w:rPr>
+          <w:rFonts w:ascii="Arial" w:cs="Arial" w:eastAsia="Arial" w:hAnsi="Arial"/>
+          <w:b w:val="0"/>
+          <w:bCs w:val="0"/>
+          <w:sz w:val="24"/>
+          <w:szCs w:val="24"/>
+          <w:highlight w:val="white"/>
+        </w:rPr>
+      </w:pPr>
+      <w:bookmarkStart w:colFirst="0" w:colLast="0" w:name="_heading=h.vjdav6uaa2zs" w:id="87"/>
+      <w:bookmarkEnd w:id="87"/>
+      <w:r>
+        <w:rPr>
+          <w:rFonts w:ascii="Arial" w:cs="Arial" w:eastAsia="Arial" w:hAnsi="Arial"/>
+          <w:b w:val="0"/>
+          <w:bCs w:val="0"/>
+          <w:sz w:val="24"/>
+          <w:szCs w:val="24"/>
+          <w:highlight w:val="white"/>
+        </w:rPr>
+        <w:drawing>
+          <wp:inline distB="114300" distT="114300" distL="114300" distR="114300">
+            <wp:extent cx="5274000" cy="939800"/>
+            <wp:effectExtent b="0" l="0" r="0" t="0"/>
+            <wp:docPr id="13" name="image14.png"/>
+            <a:graphic>
+              <a:graphicData uri="http://schemas.openxmlformats.org/drawingml/2006/picture">
+                <pic:pic>
+                  <pic:nvPicPr>
+                    <pic:cNvPr id="0" name="image14.png"/>
+                    <pic:cNvPicPr preferRelativeResize="0"/>
+                  </pic:nvPicPr>
+                  <pic:blipFill>
+                    <a:blip r:embed="rId62"/>
+                    <a:srcRect b="0" l="0" r="0" t="0"/>
+                    <a:stretch>
+                      <a:fillRect/>
+                    </a:stretch>
+                  </pic:blipFill>
+                  <pic:spPr>
+                    <a:xfrm>
+                      <a:off x="0" y="0"/>
+                      <a:ext cx="5274000" cy="939800"/>
+                    </a:xfrm>
+                    <a:prstGeom prst="rect"/>
+                    <a:ln/>
+                  </pic:spPr>
+                </pic:pic>
+              </a:graphicData>
+            </a:graphic>
+          </wp:inline>
+        </w:drawing>
+      </w:r>
+      <w:r>
+        <w:rPr>
+          <w:rtl w:val="0"/>
+        </w:rPr>
+      </w:r>
+    </w:p>
+    <w:p>
+      <w:pPr>
+        <w:pStyle w:val="Heading3"/>
+        <w:rPr>
+          <w:rFonts w:ascii="Arial" w:cs="Arial" w:eastAsia="Arial" w:hAnsi="Arial"/>
+          <w:b w:val="0"/>
+          <w:bCs w:val="0"/>
+          <w:sz w:val="24"/>
+          <w:szCs w:val="24"/>
+          <w:highlight w:val="white"/>
+        </w:rPr>
+      </w:pPr>
+      <w:bookmarkStart w:colFirst="0" w:colLast="0" w:name="_heading=h.czyoe4qnqj8o" w:id="88"/>
+      <w:bookmarkEnd w:id="88"/>
+      <w:r>
+        <w:rPr>
+          <w:rtl w:val="0"/>
+        </w:rPr>
+      </w:r>
+    </w:p>
+    <w:p>
+      <w:pPr>
+        <w:pStyle w:val="Heading3"/>
+        <w:rPr>
+          <w:highlight w:val="white"/>
+        </w:rPr>
+      </w:pPr>
+      <w:bookmarkStart w:colFirst="0" w:colLast="0" w:name="_heading=h.7lg4a0gbjzh9" w:id="89"/>
+      <w:bookmarkEnd w:id="89"/>
+      <w:r>
+        <w:rPr>
+          <w:rtl w:val="0"/>
+        </w:rPr>
+      </w:r>
+    </w:p>
+    <w:p>
+      <w:pPr>
+        <w:pStyle w:val="Heading3"/>
+        <w:rPr>
+          <w:highlight w:val="white"/>
+        </w:rPr>
+      </w:pPr>
+      <w:bookmarkStart w:colFirst="0" w:colLast="0" w:name="_heading=h.h5gn3iii9dfs" w:id="90"/>
+      <w:bookmarkEnd w:id="90"/>
+      <w:r>
+        <w:rPr>
+          <w:highlight w:val="white"/>
+          <w:rtl w:val="0"/>
+        </w:rPr>
+        <w:br w:type="textWrapping"/>
+      </w:r>
+    </w:p>
+    <w:p>
+      <w:pPr>
+        <w:rPr/>
+      </w:pPr>
+      <w:r>
+        <w:rPr>
+          <w:rtl w:val="0"/>
+        </w:rPr>
+      </w:r>
+    </w:p>
+    <w:p>
+      <w:pPr>
+        <w:rPr/>
+      </w:pPr>
+      <w:r>
+        <w:rPr>
+          <w:rtl w:val="0"/>
+        </w:rPr>
+      </w:r>
+    </w:p>
+    <w:p>
+      <w:pPr>
+        <w:rPr/>
+      </w:pPr>
+      <w:r>
+        <w:rPr>
+          <w:rtl w:val="0"/>
+        </w:rPr>
+      </w:r>
+    </w:p>
+    <w:p>
+      <w:pPr>
+        <w:pStyle w:val="Heading2"/>
+        <w:rPr>
+          <w:rFonts w:ascii="Arial" w:cs="Arial" w:eastAsia="Arial" w:hAnsi="Arial"/>
+          <w:b w:val="0"/>
+          <w:bCs w:val="0"/>
+          <w:sz w:val="24"/>
+          <w:szCs w:val="24"/>
+        </w:rPr>
+      </w:pPr>
+      <w:bookmarkStart w:colFirst="0" w:colLast="0" w:name="_heading=h.z5u7xyr1637c" w:id="91"/>
+      <w:bookmarkEnd w:id="91"/>
+      <w:r>
+        <w:rPr>
+          <w:rtl w:val="0"/>
+        </w:rPr>
+        <w:t xml:space="preserve">Problemas de implementación en la pantalla “Crear Subasta”</w:t>
+        <w:br w:type="textWrapping"/>
+      </w:r>
+      <w:r>
+        <w:rPr>
+          <w:rFonts w:ascii="Arial" w:cs="Arial" w:eastAsia="Arial" w:hAnsi="Arial"/>
+          <w:b w:val="0"/>
+          <w:bCs w:val="0"/>
+          <w:sz w:val="24"/>
+          <w:szCs w:val="24"/>
+          <w:rtl w:val="0"/>
+        </w:rPr>
+        <w:t xml:space="preserve">Cuando creaba una subasta por ejemplo para hoy, dentro de 5 min y lo publico en la pantalla de home me aparece como próximamente y con la fecha de inicio de mañana según la  IA:</w:t>
+        <w:br w:type="textWrapping"/>
+      </w:r>
+      <w:r>
+        <w:rPr>
+          <w:rtl w:val="0"/>
+        </w:rPr>
+      </w:r>
+    </w:p>
+    <w:p>
+      <w:pPr>
+        <w:rPr>
+          <w:rFonts w:ascii="Arial" w:cs="Arial" w:eastAsia="Arial" w:hAnsi="Arial"/>
+          <w:sz w:val="24"/>
+          <w:szCs w:val="24"/>
+        </w:rPr>
+      </w:pPr>
+      <w:r>
+        <w:rPr>
+          <w:rtl w:val="0"/>
+        </w:rPr>
+      </w:r>
+    </w:p>
+    <w:p>
+      <w:pPr>
+        <w:rPr>
+          <w:rFonts w:ascii="Arial" w:cs="Arial" w:eastAsia="Arial" w:hAnsi="Arial"/>
+          <w:b w:val="1"/>
+          <w:bCs w:val="1"/>
+          <w:sz w:val="24"/>
+          <w:szCs w:val="24"/>
+        </w:rPr>
+      </w:pPr>
+      <w:r>
+        <w:rPr>
+          <w:rFonts w:ascii="Arial" w:cs="Arial" w:eastAsia="Arial" w:hAnsi="Arial"/>
+          <w:b w:val="1"/>
+          <w:bCs w:val="1"/>
+          <w:sz w:val="24"/>
+          <w:szCs w:val="24"/>
+          <w:rtl w:val="0"/>
+        </w:rPr>
+        <w:t xml:space="preserve">Consulta mia: </w:t>
+      </w:r>
+      <w:r>
+        <w:rPr>
+          <w:rtl w:val="0"/>
+        </w:rPr>
+      </w:r>
+    </w:p>
+    <w:p>
+      <w:pPr>
+        <w:pStyle w:val="Heading2"/>
+        <w:rPr>
+          <w:rFonts w:ascii="Arial" w:cs="Arial" w:eastAsia="Arial" w:hAnsi="Arial"/>
+          <w:b w:val="0"/>
+          <w:bCs w:val="0"/>
+          <w:sz w:val="24"/>
+          <w:szCs w:val="24"/>
+        </w:rPr>
+      </w:pPr>
+      <w:bookmarkStart w:colFirst="0" w:colLast="0" w:name="_heading=h.epk30cdexwe8" w:id="92"/>
+      <w:bookmarkEnd w:id="92"/>
+      <w:r>
+        <w:rPr>
+          <w:rFonts w:ascii="Arial" w:cs="Arial" w:eastAsia="Arial" w:hAnsi="Arial"/>
+          <w:b w:val="0"/>
+          <w:bCs w:val="0"/>
+          <w:sz w:val="24"/>
+          <w:szCs w:val="24"/>
+          <w:rtl w:val="0"/>
+        </w:rPr>
+        <w:t xml:space="preserve">ahora con la pantalla de  crear subasta, es un problema puntual, así que solo céntrate en la pantalla de crear subasta, para ser preciso cuando por ejemplo pongo la fecha de hoy, y que la subasta se publique en 5 min, cuando la publico  me altera la fecha de inicio para mañana  por ejemplo yo puse la fecha como 27/09/2026 23:10   pero cuando me fije en la subasta en vivo me ponía Inicia el 28/09/2026 por que pasa eso, ya despues te pediré que lo corrijas pero primero  explicame con oraciones cortas</w:t>
+      </w:r>
+    </w:p>
+    <w:p>
+      <w:pPr>
+        <w:pStyle w:val="Heading2"/>
+        <w:rPr>
+          <w:rFonts w:ascii="Arial" w:cs="Arial" w:eastAsia="Arial" w:hAnsi="Arial"/>
+          <w:sz w:val="24"/>
+          <w:szCs w:val="24"/>
+        </w:rPr>
+      </w:pPr>
+      <w:bookmarkStart w:colFirst="0" w:colLast="0" w:name="_heading=h.sd08qrt0iwfb" w:id="93"/>
+      <w:bookmarkEnd w:id="93"/>
+      <w:r>
+        <w:rPr>
+          <w:rFonts w:ascii="Arial" w:cs="Arial" w:eastAsia="Arial" w:hAnsi="Arial"/>
+          <w:sz w:val="24"/>
+          <w:szCs w:val="24"/>
+          <w:rtl w:val="0"/>
+        </w:rPr>
+        <w:t xml:space="preserve">Respuesta de la IA:</w:t>
+      </w:r>
+    </w:p>
+    <w:p>
+      <w:pPr>
+        <w:pStyle w:val="Heading2"/>
+        <w:rPr>
+          <w:rFonts w:ascii="Arial" w:cs="Arial" w:eastAsia="Arial" w:hAnsi="Arial"/>
+          <w:b w:val="0"/>
+          <w:bCs w:val="0"/>
+          <w:sz w:val="24"/>
+          <w:szCs w:val="24"/>
+        </w:rPr>
+      </w:pPr>
+      <w:bookmarkStart w:colFirst="0" w:colLast="0" w:name="_heading=h.mhcb4qz3uf5o" w:id="94"/>
+      <w:bookmarkEnd w:id="94"/>
+      <w:r>
+        <w:rPr>
+          <w:rFonts w:ascii="Arial" w:cs="Arial" w:eastAsia="Arial" w:hAnsi="Arial"/>
+          <w:b w:val="0"/>
+          <w:bCs w:val="0"/>
+          <w:sz w:val="24"/>
+          <w:szCs w:val="24"/>
+          <w:rtl w:val="0"/>
+        </w:rPr>
+        <w:t xml:space="preserve">Es un problema de zonas horarias, no de tu backend en sí. Pasos, en corto:</w:t>
+      </w:r>
+    </w:p>
+    <w:p>
+      <w:pPr>
+        <w:pStyle w:val="Heading2"/>
+        <w:rPr>
+          <w:rFonts w:ascii="Arial" w:cs="Arial" w:eastAsia="Arial" w:hAnsi="Arial"/>
+          <w:b w:val="0"/>
+          <w:bCs w:val="0"/>
+          <w:sz w:val="24"/>
+          <w:szCs w:val="24"/>
+        </w:rPr>
+      </w:pPr>
+      <w:bookmarkStart w:colFirst="0" w:colLast="0" w:name="_heading=h.q0cupc4j5zcn" w:id="95"/>
+      <w:bookmarkEnd w:id="95"/>
+      <w:r>
+        <w:rPr>
+          <w:rtl w:val="0"/>
+        </w:rPr>
+      </w:r>
+    </w:p>
+    <w:p>
+      <w:pPr>
+        <w:pStyle w:val="Heading2"/>
+        <w:rPr>
+          <w:rFonts w:ascii="Arial" w:cs="Arial" w:eastAsia="Arial" w:hAnsi="Arial"/>
+          <w:b w:val="0"/>
+          <w:bCs w:val="0"/>
+          <w:sz w:val="24"/>
+          <w:szCs w:val="24"/>
+        </w:rPr>
+      </w:pPr>
+      <w:bookmarkStart w:colFirst="0" w:colLast="0" w:name="_heading=h.1flb1ia6hw4n" w:id="96"/>
+      <w:bookmarkEnd w:id="96"/>
+      <w:r>
+        <w:rPr>
+          <w:rFonts w:ascii="Arial" w:cs="Arial" w:eastAsia="Arial" w:hAnsi="Arial"/>
+          <w:b w:val="0"/>
+          <w:bCs w:val="0"/>
+          <w:sz w:val="24"/>
+          <w:szCs w:val="24"/>
+          <w:rtl w:val="0"/>
+        </w:rPr>
+        <w:t xml:space="preserve">Tu fecha se manda como texto en hora local, pero el navegador la convierte a UTC antes de enviarla.</w:t>
+      </w:r>
+    </w:p>
+    <w:p>
+      <w:pPr>
+        <w:pStyle w:val="Heading2"/>
+        <w:rPr>
+          <w:rFonts w:ascii="Arial" w:cs="Arial" w:eastAsia="Arial" w:hAnsi="Arial"/>
+          <w:b w:val="0"/>
+          <w:bCs w:val="0"/>
+          <w:sz w:val="24"/>
+          <w:szCs w:val="24"/>
+        </w:rPr>
+      </w:pPr>
+      <w:bookmarkStart w:colFirst="0" w:colLast="0" w:name="_heading=h.ak5ovq4yhq8n" w:id="97"/>
+      <w:bookmarkEnd w:id="97"/>
+      <w:r>
+        <w:rPr>
+          <w:rFonts w:ascii="Arial" w:cs="Arial" w:eastAsia="Arial" w:hAnsi="Arial"/>
+          <w:b w:val="0"/>
+          <w:bCs w:val="0"/>
+          <w:sz w:val="24"/>
+          <w:szCs w:val="24"/>
+          <w:rtl w:val="0"/>
+        </w:rPr>
+        <w:t xml:space="preserve">Argentina está 3 horas atrás de UTC.</w:t>
+      </w:r>
+    </w:p>
+    <w:p>
+      <w:pPr>
+        <w:pStyle w:val="Heading2"/>
+        <w:rPr>
+          <w:rFonts w:ascii="Arial" w:cs="Arial" w:eastAsia="Arial" w:hAnsi="Arial"/>
+          <w:b w:val="0"/>
+          <w:bCs w:val="0"/>
+          <w:sz w:val="24"/>
+          <w:szCs w:val="24"/>
+        </w:rPr>
+      </w:pPr>
+      <w:bookmarkStart w:colFirst="0" w:colLast="0" w:name="_heading=h.vr55gebgpowu" w:id="98"/>
+      <w:bookmarkEnd w:id="98"/>
+      <w:r>
+        <w:rPr>
+          <w:rFonts w:ascii="Arial" w:cs="Arial" w:eastAsia="Arial" w:hAnsi="Arial"/>
+          <w:b w:val="0"/>
+          <w:bCs w:val="0"/>
+          <w:sz w:val="24"/>
+          <w:szCs w:val="24"/>
+          <w:rtl w:val="0"/>
+        </w:rPr>
+        <w:t xml:space="preserve">23:10 del día 27 + 3 horas = 02:10 del día 28, en UTC.</w:t>
+      </w:r>
+    </w:p>
+    <w:p>
+      <w:pPr>
+        <w:pStyle w:val="Heading2"/>
+        <w:rPr>
+          <w:rFonts w:ascii="Arial" w:cs="Arial" w:eastAsia="Arial" w:hAnsi="Arial"/>
+          <w:b w:val="0"/>
+          <w:bCs w:val="0"/>
+          <w:sz w:val="24"/>
+          <w:szCs w:val="24"/>
+        </w:rPr>
+      </w:pPr>
+      <w:bookmarkStart w:colFirst="0" w:colLast="0" w:name="_heading=h.dchbpjyf87jn" w:id="99"/>
+      <w:bookmarkEnd w:id="99"/>
+      <w:r>
+        <w:rPr>
+          <w:rFonts w:ascii="Arial" w:cs="Arial" w:eastAsia="Arial" w:hAnsi="Arial"/>
+          <w:b w:val="0"/>
+          <w:bCs w:val="0"/>
+          <w:sz w:val="24"/>
+          <w:szCs w:val="24"/>
+          <w:rtl w:val="0"/>
+        </w:rPr>
+        <w:t xml:space="preserve">El backend guarda esa hora tal cual, como si fuera hora local, sin saber que en realidad es UTC.</w:t>
+      </w:r>
+    </w:p>
+    <w:p>
+      <w:pPr>
+        <w:pStyle w:val="Heading2"/>
+        <w:rPr>
+          <w:rFonts w:ascii="Arial" w:cs="Arial" w:eastAsia="Arial" w:hAnsi="Arial"/>
+          <w:b w:val="0"/>
+          <w:bCs w:val="0"/>
+          <w:sz w:val="24"/>
+          <w:szCs w:val="24"/>
+        </w:rPr>
+      </w:pPr>
+      <w:bookmarkStart w:colFirst="0" w:colLast="0" w:name="_heading=h.vkhymvm8u59n" w:id="100"/>
+      <w:bookmarkEnd w:id="100"/>
+      <w:r>
+        <w:rPr>
+          <w:rFonts w:ascii="Arial" w:cs="Arial" w:eastAsia="Arial" w:hAnsi="Arial"/>
+          <w:b w:val="0"/>
+          <w:bCs w:val="0"/>
+          <w:sz w:val="24"/>
+          <w:szCs w:val="24"/>
+          <w:rtl w:val="0"/>
+        </w:rPr>
+        <w:t xml:space="preserve">Al mostrarla de nuevo, nadie la vuelve a convertir a hora local.</w:t>
+      </w:r>
+    </w:p>
+    <w:p>
+      <w:pPr>
+        <w:pStyle w:val="Heading2"/>
+        <w:rPr>
+          <w:rFonts w:ascii="Arial" w:cs="Arial" w:eastAsia="Arial" w:hAnsi="Arial"/>
+          <w:b w:val="0"/>
+          <w:bCs w:val="0"/>
+          <w:sz w:val="24"/>
+          <w:szCs w:val="24"/>
+        </w:rPr>
+      </w:pPr>
+      <w:bookmarkStart w:colFirst="0" w:colLast="0" w:name="_heading=h.a16lpu85bvk6" w:id="101"/>
+      <w:bookmarkEnd w:id="101"/>
+      <w:r>
+        <w:rPr>
+          <w:rFonts w:ascii="Arial" w:cs="Arial" w:eastAsia="Arial" w:hAnsi="Arial"/>
+          <w:b w:val="0"/>
+          <w:bCs w:val="0"/>
+          <w:sz w:val="24"/>
+          <w:szCs w:val="24"/>
+          <w:rtl w:val="0"/>
+        </w:rPr>
+        <w:t xml:space="preserve">Por eso ves el 28, en vez del 27.</w:t>
+      </w:r>
+    </w:p>
+    <w:p>
+      <w:pPr>
+        <w:pStyle w:val="Heading2"/>
+        <w:rPr>
+          <w:rFonts w:ascii="Arial" w:cs="Arial" w:eastAsia="Arial" w:hAnsi="Arial"/>
+          <w:sz w:val="24"/>
+          <w:szCs w:val="24"/>
+          <w:highlight w:val="white"/>
+        </w:rPr>
+      </w:pPr>
+      <w:bookmarkStart w:colFirst="0" w:colLast="0" w:name="_heading=h.u0ct83543tam" w:id="102"/>
+      <w:bookmarkEnd w:id="102"/>
+      <w:r>
+        <w:rPr>
+          <w:rFonts w:ascii="Arial" w:cs="Arial" w:eastAsia="Arial" w:hAnsi="Arial"/>
+          <w:b w:val="0"/>
+          <w:bCs w:val="0"/>
+          <w:sz w:val="24"/>
+          <w:szCs w:val="24"/>
+          <w:rtl w:val="0"/>
+        </w:rPr>
+        <w:t xml:space="preserve">Solo se nota con horas cercanas a la medianoche, por eso no lo viste antes.</w:t>
+      </w:r>
       <w:r>
         <w:rPr>
           <w:rtl w:val="0"/>
@@ -20976,9 +21477,9 @@
       </w:r>
     </w:p>
     <w:sectPr>
-      <w:headerReference r:id="rId62" w:type="default"/>
-      <w:headerReference r:id="rId63" w:type="first"/>
-      <w:footerReference r:id="rId64" w:type="default"/>
+      <w:headerReference r:id="rId63" w:type="default"/>
+      <w:headerReference r:id="rId64" w:type="first"/>
+      <w:footerReference r:id="rId65" w:type="default"/>
       <w:pgSz w:h="16838" w:w="11906" w:orient="portrait"/>
       <w:pgMar w:bottom="1440" w:top="1440" w:left="1800" w:right="1800" w:header="720" w:footer="720"/>
       <w:pgNumType w:start="0"/>
@@ -21105,8 +21606,8 @@
 
 <file path=word/commentsExtended.xml><?xml version="1.0" encoding="utf-8"?>
 <w15:commentsEx xmlns:mc="http://schemas.openxmlformats.org/markup-compatibility/2006" xmlns:o="urn:schemas-microsoft-com:office:office" xmlns:r="http://schemas.openxmlformats.org/officeDocument/2006/relationships" xmlns:m="http://schemas.openxmlformats.org/officeDocument/2006/math" xmlns:v="urn:schemas-microsoft-com:vml" xmlns:wp="http://schemas.openxmlformats.org/drawingml/2006/wordprocessingDrawing" xmlns:w10="urn:schemas-microsoft-com:office:word" xmlns:w="http://schemas.openxmlformats.org/wordprocessingml/2006/main" xmlns:wne="http://schemas.microsoft.com/office/word/2006/wordml" xmlns:sl="http://schemas.openxmlformats.org/schemaLibrary/2006/main" xmlns:a="http://schemas.openxmlformats.org/drawingml/2006/main" xmlns:pic="http://schemas.openxmlformats.org/drawingml/2006/picture" xmlns:c="http://schemas.openxmlformats.org/drawingml/2006/chart" xmlns:lc="http://schemas.openxmlformats.org/drawingml/2006/lockedCanvas" xmlns:dgm="http://schemas.openxmlformats.org/drawingml/2006/diagram" xmlns:wps="http://schemas.microsoft.com/office/word/2010/wordprocessingShape" xmlns:wpg="http://schemas.microsoft.com/office/word/2010/wordprocessingGroup" xmlns:w14="http://schemas.microsoft.com/office/word/2010/wordml" xmlns:w15="http://schemas.microsoft.com/office/word/2012/wordml" xmlns:w16="http://schemas.microsoft.com/office/word/2018/wordml" xmlns:w16cex="http://schemas.microsoft.com/office/word/2018/wordml/cex" xmlns:w16cid="http://schemas.microsoft.com/office/word/2016/wordml/cid" xmlns="http://schemas.microsoft.com/office/tasks/2019/documenttasks" xmlns:cr="http://schemas.microsoft.com/office/comments/2020/reactions">
-  <w15:commentEx w15:paraId="00000325" w15:done="0"/>
-  <w15:commentEx w15:paraId="00000326" w15:paraIdParent="00000325" w15:done="0"/>
+  <w15:commentEx w15:paraId="00000338" w15:done="0"/>
+  <w15:commentEx w15:paraId="00000339" w15:paraIdParent="00000338" w15:done="0"/>
 </w15:commentsEx>
 </file>
 
@@ -24219,7 +24720,7 @@
 
 <file path=customXML/item1.xml><?xml version="1.0" encoding="utf-8"?>
 <go:gDocsCustomXmlDataStorage xmlns:go="http://customooxmlschemas.google.com/" xmlns:r="http://schemas.openxmlformats.org/officeDocument/2006/relationships" uri="GoogleDocsCustomDataVersion2">
-  <go:docsCustomData xmlns:go="http://customooxmlschemas.google.com/" roundtripDataSignature="AMtx7mjTTr1kuQAuIxVgYs1/XAs/bZrx0g==">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</go:docsCustomData>
+  <go:docsCustomData xmlns:go="http://customooxmlschemas.google.com/" roundtripDataSignature="AMtx7mimhVUW7WpO10Ts/wcPB8PfJP+EQA==">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</go:docsCustomData>
 </go:gDocsCustomXmlDataStorage>
 </file>
 
